--- a/MyCodeAgent_Agentic_Architecture_V3.docx
+++ b/MyCodeAgent_Agentic_Architecture_V3.docx
@@ -4,742 +4,53 @@
   <w:body>
     <w:p>
       <w:pPr>
-        <w:spacing w:before="480" w:after="80"/>
+        <w:pStyle w:val="Title"/>
+        <w:spacing w:before="840"/>
+        <w:jc w:val="center"/>
+      </w:pPr>
+      <w:r>
+        <w:t>MYCODEAGENT</w:t>
+        <w:br/>
+      </w:r>
+      <w:r>
+        <w:rPr>
+          <w:color w:val="17365D"/>
+          <w:sz w:val="48"/>
+        </w:rPr>
+        <w:t>Agentic Orchestration Architecture</w:t>
+      </w:r>
+    </w:p>
+    <w:p>
+      <w:pPr>
+        <w:pStyle w:val="Subtitle"/>
+        <w:jc w:val="center"/>
+      </w:pPr>
+      <w:r>
+        <w:t>Implementation-aligned reference for the hierarchical Supervisor and bounded sub-agents</w:t>
+      </w:r>
+    </w:p>
+    <w:p>
+      <w:pPr>
+        <w:spacing w:before="360"/>
+        <w:jc w:val="center"/>
       </w:pPr>
       <w:r>
         <w:rPr>
           <w:b/>
-          <w:color w:val="17365D"/>
-          <w:sz w:val="48"/>
+          <w:color w:val="548235"/>
+          <w:sz w:val="22"/>
         </w:rPr>
-        <w:t>MYCODEAGENT</w:t>
+        <w:t>Status: Current implementation baseline with explicit hardening gaps</w:t>
       </w:r>
     </w:p>
     <w:p>
       <w:pPr>
-        <w:spacing w:after="320"/>
+        <w:jc w:val="center"/>
       </w:pPr>
-      <w:r>
-        <w:rPr>
-          <w:color w:val="666666"/>
-          <w:sz w:val="32"/>
-        </w:rPr>
-        <w:t>Agentic Orchestration Architecture and Process Flow</w:t>
-      </w:r>
-    </w:p>
-    <w:p>
-      <w:r>
-        <w:rPr>
-          <w:b/>
-        </w:rPr>
-        <w:t xml:space="preserve">Architecture status: </w:t>
-      </w:r>
-      <w:r>
-        <w:t>Design baseline for review before coding</w:t>
-      </w:r>
-    </w:p>
-    <w:p>
-      <w:r>
-        <w:t>Meta-harness: Omnigent</w:t>
-      </w:r>
-    </w:p>
-    <w:p>
-      <w:r>
-        <w:rPr>
-          <w:b/>
-        </w:rPr>
-        <w:t xml:space="preserve">Default role configuration: </w:t>
-      </w:r>
-      <w:r>
-        <w:t>Codex initially; harness and model are configurable per sub-agent role</w:t>
-      </w:r>
-    </w:p>
-    <w:p>
-      <w:r>
-        <w:rPr>
-          <w:b/>
-        </w:rPr>
-        <w:t xml:space="preserve">Primary task sources: </w:t>
-      </w:r>
-      <w:r>
-        <w:t>TODO.md, GitHub Issues, and direct user instructions</w:t>
-      </w:r>
-    </w:p>
-    <w:tbl>
-      <w:tblPr>
-        <w:tblW w:type="auto" w:w="0"/>
-        <w:jc w:val="center"/>
-        <w:tblLook w:firstColumn="1" w:firstRow="1" w:lastColumn="0" w:lastRow="0" w:noHBand="0" w:noVBand="1" w:val="04A0"/>
-      </w:tblPr>
-      <w:tblGrid>
-        <w:gridCol w:w="9360"/>
-      </w:tblGrid>
-      <w:tr>
-        <w:tc>
-          <w:tcPr>
-            <w:tcW w:type="dxa" w:w="9360"/>
-            <w:shd w:fill="DCE6F1"/>
-            <w:tcMar>
-              <w:top w:w="140" w:type="dxa"/>
-              <w:start w:w="180" w:type="dxa"/>
-              <w:bottom w:w="140" w:type="dxa"/>
-              <w:end w:w="180" w:type="dxa"/>
-            </w:tcMar>
-          </w:tcPr>
-          <w:p>
-            <w:pPr>
-              <w:spacing w:after="40"/>
-            </w:pPr>
-            <w:r>
-              <w:t>Core architectural rule</w:t>
-              <w:br/>
-              <w:t>Omnigent owns the main agentic loop and delegates bounded work to Codex sub-agents. Deterministic services enforce workspace isolation, execute tests, validate evidence, manage state, and perform approval-gated Git/PR delivery.</w:t>
-            </w:r>
-          </w:p>
-        </w:tc>
-      </w:tr>
-    </w:tbl>
-    <w:p>
-      <w:pPr>
-        <w:spacing w:after="0"/>
-      </w:pPr>
-    </w:p>
-    <w:p>
-      <w:pPr>
-        <w:pStyle w:val="Heading1"/>
-      </w:pPr>
-      <w:r>
-        <w:t>1. Purpose and Scope</w:t>
-      </w:r>
-    </w:p>
-    <w:p>
-      <w:r>
-        <w:t>MyCodeAgent is an agentic software-delivery orchestrator. It understands a requested task, feature, bug, review, or investigation; gathers repository context; forms a structured execution plan; invokes only the required sub-agents; validates their work; records a complete trace; and terminates only when the goal is satisfied, human input is required, a safety gate blocks execution, or bounded retries are exhausted.</w:t>
-      </w:r>
-    </w:p>
-    <w:p>
-      <w:r>
-        <w:t>This document defines the pre-coding architecture. MyCodeAgent owns task interpretation, orchestration state, the five-cycle limit, validation, and delivery decisions. Omnigent is the external meta-harness that executes the orchestrator and sub-agent sessions. Codex is the initial sub-agent brain; the configured model provider can later be changed through Omnigent/LiteLLM without changing MyCodeAgent workflow code.</w:t>
-      </w:r>
-    </w:p>
-    <w:p>
-      <w:pPr>
-        <w:pStyle w:val="Heading2"/>
-      </w:pPr>
-      <w:r>
-        <w:t>1.1 Goals</w:t>
-      </w:r>
-    </w:p>
-    <w:p>
-      <w:pPr>
-        <w:pStyle w:val="ListBullet"/>
-        <w:spacing w:after="80"/>
-      </w:pPr>
-      <w:r>
-        <w:t>Intent understanding: interpret tasks from TODO.md, GitHub Issues, or direct instructions.</w:t>
-      </w:r>
-    </w:p>
-    <w:p>
-      <w:pPr>
-        <w:pStyle w:val="ListBullet"/>
-        <w:spacing w:after="80"/>
-      </w:pPr>
-      <w:r>
-        <w:t>Dynamic delegation: select sub-agents according to task intent, risk, and evidence—not a fixed sequence.</w:t>
-      </w:r>
-    </w:p>
-    <w:p>
-      <w:pPr>
-        <w:pStyle w:val="ListBullet"/>
-        <w:spacing w:after="80"/>
-      </w:pPr>
-      <w:r>
-        <w:t>Isolation: execute each task in a dedicated Git branch and worktree with enforced write boundaries.</w:t>
-      </w:r>
-    </w:p>
-    <w:p>
-      <w:pPr>
-        <w:pStyle w:val="ListBullet"/>
-        <w:spacing w:after="80"/>
-      </w:pPr>
-      <w:r>
-        <w:t>Evidence-based quality: rely on deterministic test, scope, artifact, and security results.</w:t>
-      </w:r>
-    </w:p>
-    <w:p>
-      <w:pPr>
-        <w:pStyle w:val="ListBullet"/>
-        <w:spacing w:after="80"/>
-      </w:pPr>
-      <w:r>
-        <w:t>Approval-gated delivery: no commit, push, or pull request until the reviewed change is approved.</w:t>
-      </w:r>
-    </w:p>
-    <w:p>
-      <w:pPr>
-        <w:pStyle w:val="ListBullet"/>
-        <w:spacing w:after="80"/>
-      </w:pPr>
-      <w:r>
-        <w:t>Observability: preserve correlated logs, traces, state transitions, tool calls, evidence, and delivery metadata.</w:t>
-      </w:r>
-    </w:p>
-    <w:p>
-      <w:pPr>
-        <w:pStyle w:val="ListBullet"/>
-        <w:spacing w:after="80"/>
-      </w:pPr>
-      <w:r>
-        <w:t>Recoverability: retain failed worktrees and artifacts and allow safe, idempotent resume.</w:t>
-      </w:r>
-    </w:p>
-    <w:p>
-      <w:pPr>
-        <w:pStyle w:val="Heading1"/>
-      </w:pPr>
-      <w:r>
-        <w:t>2. System Context</w:t>
-      </w:r>
-    </w:p>
-    <w:tbl>
-      <w:tblPr>
-        <w:tblStyle w:val="TableGrid"/>
-        <w:tblW w:type="auto" w:w="0"/>
-        <w:jc w:val="center"/>
-        <w:tblLayout w:type="fixed"/>
-        <w:tblLook w:firstColumn="1" w:firstRow="1" w:lastColumn="0" w:lastRow="0" w:noHBand="0" w:noVBand="1" w:val="04A0"/>
-      </w:tblPr>
-      <w:tblGrid>
-        <w:gridCol w:w="3120"/>
-        <w:gridCol w:w="3120"/>
-        <w:gridCol w:w="3120"/>
-      </w:tblGrid>
-      <w:tr>
-        <w:trPr>
-          <w:tblHeader w:val="true"/>
-        </w:trPr>
-        <w:tc>
-          <w:tcPr>
-            <w:tcW w:type="dxa" w:w="1584"/>
-            <w:shd w:fill="DCE6F1"/>
-            <w:tcMar>
-              <w:top w:w="100" w:type="dxa"/>
-              <w:start w:w="120" w:type="dxa"/>
-              <w:bottom w:w="100" w:type="dxa"/>
-              <w:end w:w="120" w:type="dxa"/>
-            </w:tcMar>
-            <w:vAlign w:val="center"/>
-          </w:tcPr>
-          <w:p>
-            <w:pPr>
-              <w:spacing w:after="0"/>
-            </w:pPr>
-            <w:r>
-              <w:t>Layer</w:t>
-            </w:r>
-          </w:p>
-        </w:tc>
-        <w:tc>
-          <w:tcPr>
-            <w:tcW w:type="dxa" w:w="4032"/>
-            <w:shd w:fill="DCE6F1"/>
-            <w:tcMar>
-              <w:top w:w="100" w:type="dxa"/>
-              <w:start w:w="120" w:type="dxa"/>
-              <w:bottom w:w="100" w:type="dxa"/>
-              <w:end w:w="120" w:type="dxa"/>
-            </w:tcMar>
-            <w:vAlign w:val="center"/>
-          </w:tcPr>
-          <w:p>
-            <w:pPr>
-              <w:spacing w:after="0"/>
-            </w:pPr>
-            <w:r>
-              <w:t>Responsibility</w:t>
-            </w:r>
-          </w:p>
-        </w:tc>
-        <w:tc>
-          <w:tcPr>
-            <w:tcW w:type="dxa" w:w="3744"/>
-            <w:shd w:fill="DCE6F1"/>
-            <w:tcMar>
-              <w:top w:w="100" w:type="dxa"/>
-              <w:start w:w="120" w:type="dxa"/>
-              <w:bottom w:w="100" w:type="dxa"/>
-              <w:end w:w="120" w:type="dxa"/>
-            </w:tcMar>
-            <w:vAlign w:val="center"/>
-          </w:tcPr>
-          <w:p>
-            <w:pPr>
-              <w:spacing w:after="0"/>
-            </w:pPr>
-            <w:r>
-              <w:t>Primary components</w:t>
-            </w:r>
-          </w:p>
-        </w:tc>
-      </w:tr>
-      <w:tr>
-        <w:tc>
-          <w:tcPr>
-            <w:tcW w:type="dxa" w:w="1584"/>
-            <w:tcMar>
-              <w:top w:w="100" w:type="dxa"/>
-              <w:start w:w="120" w:type="dxa"/>
-              <w:bottom w:w="100" w:type="dxa"/>
-              <w:end w:w="120" w:type="dxa"/>
-            </w:tcMar>
-            <w:vAlign w:val="center"/>
-          </w:tcPr>
-          <w:p>
-            <w:pPr>
-              <w:spacing w:after="0"/>
-            </w:pPr>
-            <w:r>
-              <w:t>Task sources</w:t>
-            </w:r>
-          </w:p>
-        </w:tc>
-        <w:tc>
-          <w:tcPr>
-            <w:tcW w:type="dxa" w:w="4032"/>
-            <w:tcMar>
-              <w:top w:w="100" w:type="dxa"/>
-              <w:start w:w="120" w:type="dxa"/>
-              <w:bottom w:w="100" w:type="dxa"/>
-              <w:end w:w="120" w:type="dxa"/>
-            </w:tcMar>
-            <w:vAlign w:val="center"/>
-          </w:tcPr>
-          <w:p>
-            <w:pPr>
-              <w:spacing w:after="0"/>
-            </w:pPr>
-            <w:r>
-              <w:t>Supply goals and supporting context</w:t>
-            </w:r>
-          </w:p>
-        </w:tc>
-        <w:tc>
-          <w:tcPr>
-            <w:tcW w:type="dxa" w:w="3744"/>
-            <w:tcMar>
-              <w:top w:w="100" w:type="dxa"/>
-              <w:start w:w="120" w:type="dxa"/>
-              <w:bottom w:w="100" w:type="dxa"/>
-              <w:end w:w="120" w:type="dxa"/>
-            </w:tcMar>
-            <w:vAlign w:val="center"/>
-          </w:tcPr>
-          <w:p>
-            <w:pPr>
-              <w:spacing w:after="0"/>
-            </w:pPr>
-            <w:r>
-              <w:t>TODO.md adapter, GitHub Issue adapter, direct-request adapter</w:t>
-            </w:r>
-          </w:p>
-        </w:tc>
-      </w:tr>
-      <w:tr>
-        <w:tc>
-          <w:tcPr>
-            <w:tcW w:type="dxa" w:w="1584"/>
-            <w:tcMar>
-              <w:top w:w="100" w:type="dxa"/>
-              <w:start w:w="120" w:type="dxa"/>
-              <w:bottom w:w="100" w:type="dxa"/>
-              <w:end w:w="120" w:type="dxa"/>
-            </w:tcMar>
-            <w:vAlign w:val="center"/>
-          </w:tcPr>
-          <w:p>
-            <w:pPr>
-              <w:spacing w:after="0"/>
-            </w:pPr>
-            <w:r>
-              <w:t>Meta-harness</w:t>
-            </w:r>
-          </w:p>
-        </w:tc>
-        <w:tc>
-          <w:tcPr>
-            <w:tcW w:type="dxa" w:w="4032"/>
-            <w:tcMar>
-              <w:top w:w="100" w:type="dxa"/>
-              <w:start w:w="120" w:type="dxa"/>
-              <w:bottom w:w="100" w:type="dxa"/>
-              <w:end w:w="120" w:type="dxa"/>
-            </w:tcMar>
-            <w:vAlign w:val="center"/>
-          </w:tcPr>
-          <w:p>
-            <w:pPr>
-              <w:spacing w:after="0"/>
-            </w:pPr>
-            <w:r>
-              <w:t>Run the supervisor and sub-agents with shared context, policies, sandboxing, and sessions</w:t>
-            </w:r>
-          </w:p>
-        </w:tc>
-        <w:tc>
-          <w:tcPr>
-            <w:tcW w:type="dxa" w:w="3744"/>
-            <w:tcMar>
-              <w:top w:w="100" w:type="dxa"/>
-              <w:start w:w="120" w:type="dxa"/>
-              <w:bottom w:w="100" w:type="dxa"/>
-              <w:end w:w="120" w:type="dxa"/>
-            </w:tcMar>
-            <w:vAlign w:val="center"/>
-          </w:tcPr>
-          <w:p>
-            <w:pPr>
-              <w:spacing w:after="0"/>
-            </w:pPr>
-            <w:r>
-              <w:t>Omnigent</w:t>
-            </w:r>
-          </w:p>
-        </w:tc>
-      </w:tr>
-      <w:tr>
-        <w:tc>
-          <w:tcPr>
-            <w:tcW w:type="dxa" w:w="1584"/>
-            <w:tcMar>
-              <w:top w:w="100" w:type="dxa"/>
-              <w:start w:w="120" w:type="dxa"/>
-              <w:bottom w:w="100" w:type="dxa"/>
-              <w:end w:w="120" w:type="dxa"/>
-            </w:tcMar>
-            <w:vAlign w:val="center"/>
-          </w:tcPr>
-          <w:p>
-            <w:pPr>
-              <w:spacing w:after="0"/>
-            </w:pPr>
-            <w:r>
-              <w:t>Agentic orchestration</w:t>
-            </w:r>
-          </w:p>
-        </w:tc>
-        <w:tc>
-          <w:tcPr>
-            <w:tcW w:type="dxa" w:w="4032"/>
-            <w:tcMar>
-              <w:top w:w="100" w:type="dxa"/>
-              <w:start w:w="120" w:type="dxa"/>
-              <w:bottom w:w="100" w:type="dxa"/>
-              <w:end w:w="120" w:type="dxa"/>
-            </w:tcMar>
-            <w:vAlign w:val="center"/>
-          </w:tcPr>
-          <w:p>
-            <w:pPr>
-              <w:spacing w:after="0"/>
-            </w:pPr>
-            <w:r>
-              <w:t>Observe, reason, choose an action, validate results, record evidence, and continue or stop</w:t>
-            </w:r>
-          </w:p>
-        </w:tc>
-        <w:tc>
-          <w:tcPr>
-            <w:tcW w:type="dxa" w:w="3744"/>
-            <w:tcMar>
-              <w:top w:w="100" w:type="dxa"/>
-              <w:start w:w="120" w:type="dxa"/>
-              <w:bottom w:w="100" w:type="dxa"/>
-              <w:end w:w="120" w:type="dxa"/>
-            </w:tcMar>
-            <w:vAlign w:val="center"/>
-          </w:tcPr>
-          <w:p>
-            <w:pPr>
-              <w:spacing w:after="0"/>
-            </w:pPr>
-            <w:r>
-              <w:t>Main Orchestrator Agent</w:t>
-            </w:r>
-          </w:p>
-        </w:tc>
-      </w:tr>
-      <w:tr>
-        <w:tc>
-          <w:tcPr>
-            <w:tcW w:type="dxa" w:w="1584"/>
-            <w:tcMar>
-              <w:top w:w="100" w:type="dxa"/>
-              <w:start w:w="120" w:type="dxa"/>
-              <w:bottom w:w="100" w:type="dxa"/>
-              <w:end w:w="120" w:type="dxa"/>
-            </w:tcMar>
-            <w:vAlign w:val="center"/>
-          </w:tcPr>
-          <w:p>
-            <w:pPr>
-              <w:spacing w:after="0"/>
-            </w:pPr>
-            <w:r>
-              <w:t>Sub-agents</w:t>
-            </w:r>
-          </w:p>
-        </w:tc>
-        <w:tc>
-          <w:tcPr>
-            <w:tcW w:type="dxa" w:w="4032"/>
-            <w:tcMar>
-              <w:top w:w="100" w:type="dxa"/>
-              <w:start w:w="120" w:type="dxa"/>
-              <w:bottom w:w="100" w:type="dxa"/>
-              <w:end w:w="120" w:type="dxa"/>
-            </w:tcMar>
-            <w:vAlign w:val="center"/>
-          </w:tcPr>
-          <w:p>
-            <w:pPr>
-              <w:spacing w:after="0"/>
-            </w:pPr>
-            <w:r>
-              <w:t>Perform bounded reasoning and code-oriented work</w:t>
-            </w:r>
-          </w:p>
-        </w:tc>
-        <w:tc>
-          <w:tcPr>
-            <w:tcW w:type="dxa" w:w="3744"/>
-            <w:tcMar>
-              <w:top w:w="100" w:type="dxa"/>
-              <w:start w:w="120" w:type="dxa"/>
-              <w:bottom w:w="100" w:type="dxa"/>
-              <w:end w:w="120" w:type="dxa"/>
-            </w:tcMar>
-            <w:vAlign w:val="center"/>
-          </w:tcPr>
-          <w:p>
-            <w:pPr>
-              <w:spacing w:after="0"/>
-            </w:pPr>
-            <w:r>
-              <w:t>Explorer, Implementer, Test Writer, and Reviewer agents (Codex initially)</w:t>
-            </w:r>
-          </w:p>
-        </w:tc>
-      </w:tr>
-      <w:tr>
-        <w:tc>
-          <w:tcPr>
-            <w:tcW w:type="dxa" w:w="1584"/>
-            <w:tcMar>
-              <w:top w:w="100" w:type="dxa"/>
-              <w:start w:w="120" w:type="dxa"/>
-              <w:bottom w:w="100" w:type="dxa"/>
-              <w:end w:w="120" w:type="dxa"/>
-            </w:tcMar>
-            <w:vAlign w:val="center"/>
-          </w:tcPr>
-          <w:p>
-            <w:pPr>
-              <w:spacing w:after="0"/>
-            </w:pPr>
-            <w:r>
-              <w:t>Deterministic controls</w:t>
-            </w:r>
-          </w:p>
-        </w:tc>
-        <w:tc>
-          <w:tcPr>
-            <w:tcW w:type="dxa" w:w="4032"/>
-            <w:tcMar>
-              <w:top w:w="100" w:type="dxa"/>
-              <w:start w:w="120" w:type="dxa"/>
-              <w:bottom w:w="100" w:type="dxa"/>
-              <w:end w:w="120" w:type="dxa"/>
-            </w:tcMar>
-            <w:vAlign w:val="center"/>
-          </w:tcPr>
-          <w:p>
-            <w:pPr>
-              <w:spacing w:after="0"/>
-            </w:pPr>
-            <w:r>
-              <w:t>Enforce rules and produce authoritative evidence</w:t>
-            </w:r>
-          </w:p>
-        </w:tc>
-        <w:tc>
-          <w:tcPr>
-            <w:tcW w:type="dxa" w:w="3744"/>
-            <w:tcMar>
-              <w:top w:w="100" w:type="dxa"/>
-              <w:start w:w="120" w:type="dxa"/>
-              <w:bottom w:w="100" w:type="dxa"/>
-              <w:end w:w="120" w:type="dxa"/>
-            </w:tcMar>
-            <w:vAlign w:val="center"/>
-          </w:tcPr>
-          <w:p>
-            <w:pPr>
-              <w:spacing w:after="0"/>
-            </w:pPr>
-            <w:r>
-              <w:t>Worktree, path validator, pytest runner, scanners, state machine</w:t>
-            </w:r>
-          </w:p>
-        </w:tc>
-      </w:tr>
-      <w:tr>
-        <w:tc>
-          <w:tcPr>
-            <w:tcW w:type="dxa" w:w="1584"/>
-            <w:tcMar>
-              <w:top w:w="100" w:type="dxa"/>
-              <w:start w:w="120" w:type="dxa"/>
-              <w:bottom w:w="100" w:type="dxa"/>
-              <w:end w:w="120" w:type="dxa"/>
-            </w:tcMar>
-            <w:vAlign w:val="center"/>
-          </w:tcPr>
-          <w:p>
-            <w:pPr>
-              <w:spacing w:after="0"/>
-            </w:pPr>
-            <w:r>
-              <w:t>Delivery</w:t>
-            </w:r>
-          </w:p>
-        </w:tc>
-        <w:tc>
-          <w:tcPr>
-            <w:tcW w:type="dxa" w:w="4032"/>
-            <w:tcMar>
-              <w:top w:w="100" w:type="dxa"/>
-              <w:start w:w="120" w:type="dxa"/>
-              <w:bottom w:w="100" w:type="dxa"/>
-              <w:end w:w="120" w:type="dxa"/>
-            </w:tcMar>
-            <w:vAlign w:val="center"/>
-          </w:tcPr>
-          <w:p>
-            <w:pPr>
-              <w:spacing w:after="0"/>
-            </w:pPr>
-            <w:r>
-              <w:t>Create approved SCM artifacts</w:t>
-            </w:r>
-          </w:p>
-        </w:tc>
-        <w:tc>
-          <w:tcPr>
-            <w:tcW w:type="dxa" w:w="3744"/>
-            <w:tcMar>
-              <w:top w:w="100" w:type="dxa"/>
-              <w:start w:w="120" w:type="dxa"/>
-              <w:bottom w:w="100" w:type="dxa"/>
-              <w:end w:w="120" w:type="dxa"/>
-            </w:tcMar>
-            <w:vAlign w:val="center"/>
-          </w:tcPr>
-          <w:p>
-            <w:pPr>
-              <w:spacing w:after="0"/>
-            </w:pPr>
-            <w:r>
-              <w:t>Changelog, commit, push, pull-request service</w:t>
-            </w:r>
-          </w:p>
-        </w:tc>
-      </w:tr>
-      <w:tr>
-        <w:tc>
-          <w:tcPr>
-            <w:tcW w:type="dxa" w:w="1584"/>
-            <w:tcMar>
-              <w:top w:w="100" w:type="dxa"/>
-              <w:start w:w="120" w:type="dxa"/>
-              <w:bottom w:w="100" w:type="dxa"/>
-              <w:end w:w="120" w:type="dxa"/>
-            </w:tcMar>
-            <w:vAlign w:val="center"/>
-          </w:tcPr>
-          <w:p>
-            <w:pPr>
-              <w:spacing w:after="0"/>
-            </w:pPr>
-            <w:r>
-              <w:t>Observability</w:t>
-            </w:r>
-          </w:p>
-        </w:tc>
-        <w:tc>
-          <w:tcPr>
-            <w:tcW w:type="dxa" w:w="4032"/>
-            <w:tcMar>
-              <w:top w:w="100" w:type="dxa"/>
-              <w:start w:w="120" w:type="dxa"/>
-              <w:bottom w:w="100" w:type="dxa"/>
-              <w:end w:w="120" w:type="dxa"/>
-            </w:tcMar>
-            <w:vAlign w:val="center"/>
-          </w:tcPr>
-          <w:p>
-            <w:pPr>
-              <w:spacing w:after="0"/>
-            </w:pPr>
-            <w:r>
-              <w:t>Correlate every decision and artifact</w:t>
-            </w:r>
-          </w:p>
-        </w:tc>
-        <w:tc>
-          <w:tcPr>
-            <w:tcW w:type="dxa" w:w="3744"/>
-            <w:tcMar>
-              <w:top w:w="100" w:type="dxa"/>
-              <w:start w:w="120" w:type="dxa"/>
-              <w:bottom w:w="100" w:type="dxa"/>
-              <w:end w:w="120" w:type="dxa"/>
-            </w:tcMar>
-            <w:vAlign w:val="center"/>
-          </w:tcPr>
-          <w:p>
-            <w:pPr>
-              <w:spacing w:after="0"/>
-            </w:pPr>
-            <w:r>
-              <w:t>Structured logger, tracer, artifact store, metrics</w:t>
-            </w:r>
-          </w:p>
-        </w:tc>
-      </w:tr>
-    </w:tbl>
-    <w:p>
-      <w:pPr>
-        <w:spacing w:after="0"/>
-      </w:pPr>
-    </w:p>
-    <w:p>
-      <w:pPr>
-        <w:pStyle w:val="Heading1"/>
-      </w:pPr>
-      <w:r>
-        <w:t>3. Agentic Loop</w:t>
-      </w:r>
-    </w:p>
-    <w:p>
-      <w:r>
-        <w:t>The loop belongs to the MyCodeAgent main orchestrator running on Omnigent. It is bounded by deterministic state transitions and policies. The supervisor invokes one suitable capability at a time, evaluates the result, and decides the next action from an allowlist.</w:t>
-      </w:r>
-    </w:p>
-    <w:p>
       <w:r>
         <w:drawing>
           <wp:inline xmlns:a="http://schemas.openxmlformats.org/drawingml/2006/main" xmlns:pic="http://schemas.openxmlformats.org/drawingml/2006/picture">
-            <wp:extent cx="5897880" cy="7044690"/>
+            <wp:extent cx="6400800" cy="3602364"/>
             <wp:docPr id="1" name="Picture 1"/>
             <wp:cNvGraphicFramePr>
               <a:graphicFrameLocks noChangeAspect="1"/>
@@ -760,7 +71,7 @@
                   <pic:spPr>
                     <a:xfrm>
                       <a:off x="0" y="0"/>
-                      <a:ext cx="5897880" cy="7044690"/>
+                      <a:ext cx="6400800" cy="3602364"/>
                     </a:xfrm>
                     <a:prstGeom prst="rect"/>
                   </pic:spPr>
@@ -778,778 +89,62 @@
       <w:r>
         <w:rPr>
           <w:i/>
-          <w:sz w:val="18"/>
+          <w:color w:val="666666"/>
+          <w:sz w:val="16"/>
         </w:rPr>
-        <w:t>Figure 1. Agentic intent-to-delivery loop with logging and tracing across every stage.</w:t>
+        <w:t>Figure 1. Current hierarchical ReAct workflow and delivery boundary.</w:t>
+      </w:r>
+    </w:p>
+    <w:p>
+      <w:r>
+        <w:br w:type="page"/>
       </w:r>
     </w:p>
     <w:p>
       <w:pPr>
-        <w:pStyle w:val="Heading2"/>
+        <w:pStyle w:val="Heading1"/>
       </w:pPr>
       <w:r>
-        <w:t>3.1 Loop phases</w:t>
+        <w:t>1. Executive Architecture</w:t>
       </w:r>
     </w:p>
     <w:p>
-      <w:pPr>
-        <w:pStyle w:val="ListNumber"/>
-        <w:spacing w:after="80"/>
-      </w:pPr>
       <w:r>
-        <w:t>Observe: load the normalized task, repository/worktree state, previous agent results, test evidence, review findings, policies, retry counters, and user interventions.</w:t>
-      </w:r>
-    </w:p>
-    <w:p>
-      <w:pPr>
-        <w:pStyle w:val="ListNumber"/>
-        <w:spacing w:after="80"/>
-      </w:pPr>
-      <w:r>
-        <w:t>Reason and plan: determine the current intent, missing information, risk, acceptance gaps, and the smallest appropriate next action.</w:t>
-      </w:r>
-    </w:p>
-    <w:p>
-      <w:pPr>
-        <w:pStyle w:val="ListNumber"/>
-        <w:spacing w:after="80"/>
-      </w:pPr>
-      <w:r>
-        <w:t>Act: invoke exactly one bounded Codex sub-agent or deterministic tool with explicit inputs, permissions, output schema, timeout, and idempotency key.</w:t>
-      </w:r>
-    </w:p>
-    <w:p>
-      <w:pPr>
-        <w:pStyle w:val="ListNumber"/>
-        <w:spacing w:after="80"/>
-      </w:pPr>
-      <w:r>
-        <w:t>Validate: check the returned schema, file scope, task acceptance evidence, test results, generated artifacts, security policy, and allowed state transition.</w:t>
-      </w:r>
-    </w:p>
-    <w:p>
-      <w:pPr>
-        <w:pStyle w:val="ListNumber"/>
-        <w:spacing w:after="80"/>
-      </w:pPr>
-      <w:r>
-        <w:t>Record and trace: persist the observation, decision, action, result, validation, artifacts, timing, token/tool usage where available, and new workflow state.</w:t>
-      </w:r>
-    </w:p>
-    <w:p>
-      <w:pPr>
-        <w:pStyle w:val="ListNumber"/>
-        <w:spacing w:after="80"/>
-      </w:pPr>
-      <w:r>
-        <w:t>Continue or terminate: repeat from Observe, request clarification, fail safely, or deliver after tests and final review approval are bound to the same change fingerprint.</w:t>
-      </w:r>
-    </w:p>
-    <w:p>
-      <w:pPr>
-        <w:pStyle w:val="Heading2"/>
-      </w:pPr>
-      <w:r>
-        <w:t>3.2 Allowed supervisor actions</w:t>
+        <w:t>MyCodeAgent is a deterministic control plane around LLM reasoning. A Supervisor LLM performs one strategic Observe-Reason-Select decision at a time. Omnigent executes the Supervisor and specialized agent sessions. Python owns state, evidence, validation, testing, fingerprints, Git delivery, logging, and cleanup.</w:t>
       </w:r>
     </w:p>
     <w:tbl>
       <w:tblPr>
-        <w:tblStyle w:val="TableGrid"/>
         <w:tblW w:type="auto" w:w="0"/>
         <w:jc w:val="center"/>
         <w:tblLayout w:type="fixed"/>
         <w:tblLook w:firstColumn="1" w:firstRow="1" w:lastColumn="0" w:lastRow="0" w:noHBand="0" w:noVBand="1" w:val="04A0"/>
       </w:tblPr>
       <w:tblGrid>
-        <w:gridCol w:w="3120"/>
-        <w:gridCol w:w="3120"/>
-        <w:gridCol w:w="3120"/>
+        <w:gridCol w:w="9936"/>
       </w:tblGrid>
-      <w:tr>
-        <w:trPr>
-          <w:tblHeader w:val="true"/>
-        </w:trPr>
-        <w:tc>
-          <w:tcPr>
-            <w:tcW w:type="dxa" w:w="2232"/>
-            <w:shd w:fill="DCE6F1"/>
-            <w:tcMar>
-              <w:top w:w="100" w:type="dxa"/>
-              <w:start w:w="120" w:type="dxa"/>
-              <w:bottom w:w="100" w:type="dxa"/>
-              <w:end w:w="120" w:type="dxa"/>
-            </w:tcMar>
-            <w:vAlign w:val="center"/>
-          </w:tcPr>
-          <w:p>
-            <w:pPr>
-              <w:spacing w:after="0"/>
-            </w:pPr>
-            <w:r>
-              <w:t>Action</w:t>
-            </w:r>
-          </w:p>
-        </w:tc>
-        <w:tc>
-          <w:tcPr>
-            <w:tcW w:type="dxa" w:w="4248"/>
-            <w:shd w:fill="DCE6F1"/>
-            <w:tcMar>
-              <w:top w:w="100" w:type="dxa"/>
-              <w:start w:w="120" w:type="dxa"/>
-              <w:bottom w:w="100" w:type="dxa"/>
-              <w:end w:w="120" w:type="dxa"/>
-            </w:tcMar>
-            <w:vAlign w:val="center"/>
-          </w:tcPr>
-          <w:p>
-            <w:pPr>
-              <w:spacing w:after="0"/>
-            </w:pPr>
-            <w:r>
-              <w:t>When selected</w:t>
-            </w:r>
-          </w:p>
-        </w:tc>
-        <w:tc>
-          <w:tcPr>
-            <w:tcW w:type="dxa" w:w="2880"/>
-            <w:shd w:fill="DCE6F1"/>
-            <w:tcMar>
-              <w:top w:w="100" w:type="dxa"/>
-              <w:start w:w="120" w:type="dxa"/>
-              <w:bottom w:w="100" w:type="dxa"/>
-              <w:end w:w="120" w:type="dxa"/>
-            </w:tcMar>
-            <w:vAlign w:val="center"/>
-          </w:tcPr>
-          <w:p>
-            <w:pPr>
-              <w:spacing w:after="0"/>
-            </w:pPr>
-            <w:r>
-              <w:t>Executor</w:t>
-            </w:r>
-          </w:p>
-        </w:tc>
-      </w:tr>
       <w:tr>
         <w:tc>
           <w:tcPr>
-            <w:tcW w:type="dxa" w:w="2232"/>
+            <w:tcW w:type="dxa" w:w="9936"/>
+            <w:shd w:fill="D9EAF7"/>
             <w:tcMar>
-              <w:top w:w="100" w:type="dxa"/>
-              <w:start w:w="120" w:type="dxa"/>
-              <w:bottom w:w="100" w:type="dxa"/>
-              <w:end w:w="120" w:type="dxa"/>
+              <w:top w:w="180" w:type="dxa"/>
+              <w:start w:w="180" w:type="dxa"/>
+              <w:bottom w:w="180" w:type="dxa"/>
+              <w:end w:w="180" w:type="dxa"/>
             </w:tcMar>
-            <w:vAlign w:val="center"/>
           </w:tcPr>
           <w:p>
-            <w:pPr>
-              <w:spacing w:after="0"/>
-            </w:pPr>
             <w:r>
-              <w:t>EXPLORE_REPOSITORY</w:t>
+              <w:rPr>
+                <w:b/>
+                <w:color w:val="17365D"/>
+              </w:rPr>
+              <w:t xml:space="preserve">Architectural invariant: </w:t>
             </w:r>
-          </w:p>
-        </w:tc>
-        <w:tc>
-          <w:tcPr>
-            <w:tcW w:type="dxa" w:w="4248"/>
-            <w:tcMar>
-              <w:top w:w="100" w:type="dxa"/>
-              <w:start w:w="120" w:type="dxa"/>
-              <w:bottom w:w="100" w:type="dxa"/>
-              <w:end w:w="120" w:type="dxa"/>
-            </w:tcMar>
-            <w:vAlign w:val="center"/>
-          </w:tcPr>
-          <w:p>
-            <w:pPr>
-              <w:spacing w:after="0"/>
-            </w:pPr>
             <w:r>
-              <w:t>Relevant code, conventions, dependencies, or test commands are unknown</w:t>
-            </w:r>
-          </w:p>
-        </w:tc>
-        <w:tc>
-          <w:tcPr>
-            <w:tcW w:type="dxa" w:w="2880"/>
-            <w:tcMar>
-              <w:top w:w="100" w:type="dxa"/>
-              <w:start w:w="120" w:type="dxa"/>
-              <w:bottom w:w="100" w:type="dxa"/>
-              <w:end w:w="120" w:type="dxa"/>
-            </w:tcMar>
-            <w:vAlign w:val="center"/>
-          </w:tcPr>
-          <w:p>
-            <w:pPr>
-              <w:spacing w:after="0"/>
-            </w:pPr>
-            <w:r>
-              <w:t>Read-only Codex Explorer</w:t>
-            </w:r>
-          </w:p>
-        </w:tc>
-      </w:tr>
-      <w:tr>
-        <w:tc>
-          <w:tcPr>
-            <w:tcW w:type="dxa" w:w="2232"/>
-            <w:tcMar>
-              <w:top w:w="100" w:type="dxa"/>
-              <w:start w:w="120" w:type="dxa"/>
-              <w:bottom w:w="100" w:type="dxa"/>
-              <w:end w:w="120" w:type="dxa"/>
-            </w:tcMar>
-            <w:vAlign w:val="center"/>
-          </w:tcPr>
-          <w:p>
-            <w:pPr>
-              <w:spacing w:after="0"/>
-            </w:pPr>
-            <w:r>
-              <w:t>REPRODUCE_BUG</w:t>
-            </w:r>
-          </w:p>
-        </w:tc>
-        <w:tc>
-          <w:tcPr>
-            <w:tcW w:type="dxa" w:w="4248"/>
-            <w:tcMar>
-              <w:top w:w="100" w:type="dxa"/>
-              <w:start w:w="120" w:type="dxa"/>
-              <w:bottom w:w="100" w:type="dxa"/>
-              <w:end w:w="120" w:type="dxa"/>
-            </w:tcMar>
-            <w:vAlign w:val="center"/>
-          </w:tcPr>
-          <w:p>
-            <w:pPr>
-              <w:spacing w:after="0"/>
-            </w:pPr>
-            <w:r>
-              <w:t>A bug report requires confirmation and a regression test</w:t>
-            </w:r>
-          </w:p>
-        </w:tc>
-        <w:tc>
-          <w:tcPr>
-            <w:tcW w:type="dxa" w:w="2880"/>
-            <w:tcMar>
-              <w:top w:w="100" w:type="dxa"/>
-              <w:start w:w="120" w:type="dxa"/>
-              <w:bottom w:w="100" w:type="dxa"/>
-              <w:end w:w="120" w:type="dxa"/>
-            </w:tcMar>
-            <w:vAlign w:val="center"/>
-          </w:tcPr>
-          <w:p>
-            <w:pPr>
-              <w:spacing w:after="0"/>
-            </w:pPr>
-            <w:r>
-              <w:t>Read-only/test-scoped Codex agent</w:t>
-            </w:r>
-          </w:p>
-        </w:tc>
-      </w:tr>
-      <w:tr>
-        <w:tc>
-          <w:tcPr>
-            <w:tcW w:type="dxa" w:w="2232"/>
-            <w:tcMar>
-              <w:top w:w="100" w:type="dxa"/>
-              <w:start w:w="120" w:type="dxa"/>
-              <w:bottom w:w="100" w:type="dxa"/>
-              <w:end w:w="120" w:type="dxa"/>
-            </w:tcMar>
-            <w:vAlign w:val="center"/>
-          </w:tcPr>
-          <w:p>
-            <w:pPr>
-              <w:spacing w:after="0"/>
-            </w:pPr>
-            <w:r>
-              <w:t>IMPLEMENT_TASK</w:t>
-            </w:r>
-          </w:p>
-        </w:tc>
-        <w:tc>
-          <w:tcPr>
-            <w:tcW w:type="dxa" w:w="4248"/>
-            <w:tcMar>
-              <w:top w:w="100" w:type="dxa"/>
-              <w:start w:w="120" w:type="dxa"/>
-              <w:bottom w:w="100" w:type="dxa"/>
-              <w:end w:w="120" w:type="dxa"/>
-            </w:tcMar>
-            <w:vAlign w:val="center"/>
-          </w:tcPr>
-          <w:p>
-            <w:pPr>
-              <w:spacing w:after="0"/>
-            </w:pPr>
-            <w:r>
-              <w:t>The normalized task is sufficiently specified</w:t>
-            </w:r>
-          </w:p>
-        </w:tc>
-        <w:tc>
-          <w:tcPr>
-            <w:tcW w:type="dxa" w:w="2880"/>
-            <w:tcMar>
-              <w:top w:w="100" w:type="dxa"/>
-              <w:start w:w="120" w:type="dxa"/>
-              <w:bottom w:w="100" w:type="dxa"/>
-              <w:end w:w="120" w:type="dxa"/>
-            </w:tcMar>
-            <w:vAlign w:val="center"/>
-          </w:tcPr>
-          <w:p>
-            <w:pPr>
-              <w:spacing w:after="0"/>
-            </w:pPr>
-            <w:r>
-              <w:t>Coding-scoped Codex Implementer</w:t>
-            </w:r>
-          </w:p>
-        </w:tc>
-      </w:tr>
-      <w:tr>
-        <w:tc>
-          <w:tcPr>
-            <w:tcW w:type="dxa" w:w="2232"/>
-            <w:tcMar>
-              <w:top w:w="100" w:type="dxa"/>
-              <w:start w:w="120" w:type="dxa"/>
-              <w:bottom w:w="100" w:type="dxa"/>
-              <w:end w:w="120" w:type="dxa"/>
-            </w:tcMar>
-            <w:vAlign w:val="center"/>
-          </w:tcPr>
-          <w:p>
-            <w:pPr>
-              <w:spacing w:after="0"/>
-            </w:pPr>
-            <w:r>
-              <w:t>WRITE_TESTS</w:t>
-            </w:r>
-          </w:p>
-        </w:tc>
-        <w:tc>
-          <w:tcPr>
-            <w:tcW w:type="dxa" w:w="4248"/>
-            <w:tcMar>
-              <w:top w:w="100" w:type="dxa"/>
-              <w:start w:w="120" w:type="dxa"/>
-              <w:bottom w:w="100" w:type="dxa"/>
-              <w:end w:w="120" w:type="dxa"/>
-            </w:tcMar>
-            <w:vAlign w:val="center"/>
-          </w:tcPr>
-          <w:p>
-            <w:pPr>
-              <w:spacing w:after="0"/>
-            </w:pPr>
-            <w:r>
-              <w:t>Acceptance coverage is incomplete</w:t>
-            </w:r>
-          </w:p>
-        </w:tc>
-        <w:tc>
-          <w:tcPr>
-            <w:tcW w:type="dxa" w:w="2880"/>
-            <w:tcMar>
-              <w:top w:w="100" w:type="dxa"/>
-              <w:start w:w="120" w:type="dxa"/>
-              <w:bottom w:w="100" w:type="dxa"/>
-              <w:end w:w="120" w:type="dxa"/>
-            </w:tcMar>
-            <w:vAlign w:val="center"/>
-          </w:tcPr>
-          <w:p>
-            <w:pPr>
-              <w:spacing w:after="0"/>
-            </w:pPr>
-            <w:r>
-              <w:t>Test-scoped Codex Test Writer</w:t>
-            </w:r>
-          </w:p>
-        </w:tc>
-      </w:tr>
-      <w:tr>
-        <w:tc>
-          <w:tcPr>
-            <w:tcW w:type="dxa" w:w="2232"/>
-            <w:tcMar>
-              <w:top w:w="100" w:type="dxa"/>
-              <w:start w:w="120" w:type="dxa"/>
-              <w:bottom w:w="100" w:type="dxa"/>
-              <w:end w:w="120" w:type="dxa"/>
-            </w:tcMar>
-            <w:vAlign w:val="center"/>
-          </w:tcPr>
-          <w:p>
-            <w:pPr>
-              <w:spacing w:after="0"/>
-            </w:pPr>
-            <w:r>
-              <w:t>RUN_TESTS</w:t>
-            </w:r>
-          </w:p>
-        </w:tc>
-        <w:tc>
-          <w:tcPr>
-            <w:tcW w:type="dxa" w:w="4248"/>
-            <w:tcMar>
-              <w:top w:w="100" w:type="dxa"/>
-              <w:start w:w="120" w:type="dxa"/>
-              <w:bottom w:w="100" w:type="dxa"/>
-              <w:end w:w="120" w:type="dxa"/>
-            </w:tcMar>
-            <w:vAlign w:val="center"/>
-          </w:tcPr>
-          <w:p>
-            <w:pPr>
-              <w:spacing w:after="0"/>
-            </w:pPr>
-            <w:r>
-              <w:t>Source or tests changed</w:t>
-            </w:r>
-          </w:p>
-        </w:tc>
-        <w:tc>
-          <w:tcPr>
-            <w:tcW w:type="dxa" w:w="2880"/>
-            <w:tcMar>
-              <w:top w:w="100" w:type="dxa"/>
-              <w:start w:w="120" w:type="dxa"/>
-              <w:bottom w:w="100" w:type="dxa"/>
-              <w:end w:w="120" w:type="dxa"/>
-            </w:tcMar>
-            <w:vAlign w:val="center"/>
-          </w:tcPr>
-          <w:p>
-            <w:pPr>
-              <w:spacing w:after="0"/>
-            </w:pPr>
-            <w:r>
-              <w:t>Deterministic test runner</w:t>
-            </w:r>
-          </w:p>
-        </w:tc>
-      </w:tr>
-      <w:tr>
-        <w:tc>
-          <w:tcPr>
-            <w:tcW w:type="dxa" w:w="2232"/>
-            <w:tcMar>
-              <w:top w:w="100" w:type="dxa"/>
-              <w:start w:w="120" w:type="dxa"/>
-              <w:bottom w:w="100" w:type="dxa"/>
-              <w:end w:w="120" w:type="dxa"/>
-            </w:tcMar>
-            <w:vAlign w:val="center"/>
-          </w:tcPr>
-          <w:p>
-            <w:pPr>
-              <w:spacing w:after="0"/>
-            </w:pPr>
-            <w:r>
-              <w:t>REVIEW_CHANGE</w:t>
-            </w:r>
-          </w:p>
-        </w:tc>
-        <w:tc>
-          <w:tcPr>
-            <w:tcW w:type="dxa" w:w="4248"/>
-            <w:tcMar>
-              <w:top w:w="100" w:type="dxa"/>
-              <w:start w:w="120" w:type="dxa"/>
-              <w:bottom w:w="100" w:type="dxa"/>
-              <w:end w:w="120" w:type="dxa"/>
-            </w:tcMar>
-            <w:vAlign w:val="center"/>
-          </w:tcPr>
-          <w:p>
-            <w:pPr>
-              <w:spacing w:after="0"/>
-            </w:pPr>
-            <w:r>
-              <w:t>Scope and tests passed for the current fingerprint</w:t>
-            </w:r>
-          </w:p>
-        </w:tc>
-        <w:tc>
-          <w:tcPr>
-            <w:tcW w:type="dxa" w:w="2880"/>
-            <w:tcMar>
-              <w:top w:w="100" w:type="dxa"/>
-              <w:start w:w="120" w:type="dxa"/>
-              <w:bottom w:w="100" w:type="dxa"/>
-              <w:end w:w="120" w:type="dxa"/>
-            </w:tcMar>
-            <w:vAlign w:val="center"/>
-          </w:tcPr>
-          <w:p>
-            <w:pPr>
-              <w:spacing w:after="0"/>
-            </w:pPr>
-            <w:r>
-              <w:t>Read-only Codex Reviewer</w:t>
-            </w:r>
-          </w:p>
-        </w:tc>
-      </w:tr>
-      <w:tr>
-        <w:tc>
-          <w:tcPr>
-            <w:tcW w:type="dxa" w:w="2232"/>
-            <w:tcMar>
-              <w:top w:w="100" w:type="dxa"/>
-              <w:start w:w="120" w:type="dxa"/>
-              <w:bottom w:w="100" w:type="dxa"/>
-              <w:end w:w="120" w:type="dxa"/>
-            </w:tcMar>
-            <w:vAlign w:val="center"/>
-          </w:tcPr>
-          <w:p>
-            <w:pPr>
-              <w:spacing w:after="0"/>
-            </w:pPr>
-            <w:r>
-              <w:t>REMEDIATE</w:t>
-            </w:r>
-          </w:p>
-        </w:tc>
-        <w:tc>
-          <w:tcPr>
-            <w:tcW w:type="dxa" w:w="4248"/>
-            <w:tcMar>
-              <w:top w:w="100" w:type="dxa"/>
-              <w:start w:w="120" w:type="dxa"/>
-              <w:bottom w:w="100" w:type="dxa"/>
-              <w:end w:w="120" w:type="dxa"/>
-            </w:tcMar>
-            <w:vAlign w:val="center"/>
-          </w:tcPr>
-          <w:p>
-            <w:pPr>
-              <w:spacing w:after="0"/>
-            </w:pPr>
-            <w:r>
-              <w:t>Tests fail or review returns actionable findings</w:t>
-            </w:r>
-          </w:p>
-        </w:tc>
-        <w:tc>
-          <w:tcPr>
-            <w:tcW w:type="dxa" w:w="2880"/>
-            <w:tcMar>
-              <w:top w:w="100" w:type="dxa"/>
-              <w:start w:w="120" w:type="dxa"/>
-              <w:bottom w:w="100" w:type="dxa"/>
-              <w:end w:w="120" w:type="dxa"/>
-            </w:tcMar>
-            <w:vAlign w:val="center"/>
-          </w:tcPr>
-          <w:p>
-            <w:pPr>
-              <w:spacing w:after="0"/>
-            </w:pPr>
-            <w:r>
-              <w:t>Configured Implementer receiving ReviewContext</w:t>
-            </w:r>
-          </w:p>
-        </w:tc>
-      </w:tr>
-      <w:tr>
-        <w:tc>
-          <w:tcPr>
-            <w:tcW w:type="dxa" w:w="2232"/>
-            <w:tcMar>
-              <w:top w:w="100" w:type="dxa"/>
-              <w:start w:w="120" w:type="dxa"/>
-              <w:bottom w:w="100" w:type="dxa"/>
-              <w:end w:w="120" w:type="dxa"/>
-            </w:tcMar>
-            <w:vAlign w:val="center"/>
-          </w:tcPr>
-          <w:p>
-            <w:pPr>
-              <w:spacing w:after="0"/>
-            </w:pPr>
-            <w:r>
-              <w:t>REQUEST_CLARIFICATION</w:t>
-            </w:r>
-          </w:p>
-        </w:tc>
-        <w:tc>
-          <w:tcPr>
-            <w:tcW w:type="dxa" w:w="4248"/>
-            <w:tcMar>
-              <w:top w:w="100" w:type="dxa"/>
-              <w:start w:w="120" w:type="dxa"/>
-              <w:bottom w:w="100" w:type="dxa"/>
-              <w:end w:w="120" w:type="dxa"/>
-            </w:tcMar>
-            <w:vAlign w:val="center"/>
-          </w:tcPr>
-          <w:p>
-            <w:pPr>
-              <w:spacing w:after="0"/>
-            </w:pPr>
-            <w:r>
-              <w:t>A material decision cannot be inferred safely</w:t>
-            </w:r>
-          </w:p>
-        </w:tc>
-        <w:tc>
-          <w:tcPr>
-            <w:tcW w:type="dxa" w:w="2880"/>
-            <w:tcMar>
-              <w:top w:w="100" w:type="dxa"/>
-              <w:start w:w="120" w:type="dxa"/>
-              <w:bottom w:w="100" w:type="dxa"/>
-              <w:end w:w="120" w:type="dxa"/>
-            </w:tcMar>
-            <w:vAlign w:val="center"/>
-          </w:tcPr>
-          <w:p>
-            <w:pPr>
-              <w:spacing w:after="0"/>
-            </w:pPr>
-            <w:r>
-              <w:t>Main orchestrator/user interaction</w:t>
-            </w:r>
-          </w:p>
-        </w:tc>
-      </w:tr>
-      <w:tr>
-        <w:tc>
-          <w:tcPr>
-            <w:tcW w:type="dxa" w:w="2232"/>
-            <w:tcMar>
-              <w:top w:w="100" w:type="dxa"/>
-              <w:start w:w="120" w:type="dxa"/>
-              <w:bottom w:w="100" w:type="dxa"/>
-              <w:end w:w="120" w:type="dxa"/>
-            </w:tcMar>
-            <w:vAlign w:val="center"/>
-          </w:tcPr>
-          <w:p>
-            <w:pPr>
-              <w:spacing w:after="0"/>
-            </w:pPr>
-            <w:r>
-              <w:t>DELIVER</w:t>
-            </w:r>
-          </w:p>
-        </w:tc>
-        <w:tc>
-          <w:tcPr>
-            <w:tcW w:type="dxa" w:w="4248"/>
-            <w:tcMar>
-              <w:top w:w="100" w:type="dxa"/>
-              <w:start w:w="120" w:type="dxa"/>
-              <w:bottom w:w="100" w:type="dxa"/>
-              <w:end w:w="120" w:type="dxa"/>
-            </w:tcMar>
-            <w:vAlign w:val="center"/>
-          </w:tcPr>
-          <w:p>
-            <w:pPr>
-              <w:spacing w:after="0"/>
-            </w:pPr>
-            <w:r>
-              <w:t>Final review approved and delivery was requested</w:t>
-            </w:r>
-          </w:p>
-        </w:tc>
-        <w:tc>
-          <w:tcPr>
-            <w:tcW w:type="dxa" w:w="2880"/>
-            <w:tcMar>
-              <w:top w:w="100" w:type="dxa"/>
-              <w:start w:w="120" w:type="dxa"/>
-              <w:bottom w:w="100" w:type="dxa"/>
-              <w:end w:w="120" w:type="dxa"/>
-            </w:tcMar>
-            <w:vAlign w:val="center"/>
-          </w:tcPr>
-          <w:p>
-            <w:pPr>
-              <w:spacing w:after="0"/>
-            </w:pPr>
-            <w:r>
-              <w:t>Deterministic delivery service</w:t>
-            </w:r>
-          </w:p>
-        </w:tc>
-      </w:tr>
-      <w:tr>
-        <w:tc>
-          <w:tcPr>
-            <w:tcW w:type="dxa" w:w="2232"/>
-            <w:tcMar>
-              <w:top w:w="100" w:type="dxa"/>
-              <w:start w:w="120" w:type="dxa"/>
-              <w:bottom w:w="100" w:type="dxa"/>
-              <w:end w:w="120" w:type="dxa"/>
-            </w:tcMar>
-            <w:vAlign w:val="center"/>
-          </w:tcPr>
-          <w:p>
-            <w:pPr>
-              <w:spacing w:after="0"/>
-            </w:pPr>
-            <w:r>
-              <w:t>FINISH</w:t>
-            </w:r>
-          </w:p>
-        </w:tc>
-        <w:tc>
-          <w:tcPr>
-            <w:tcW w:type="dxa" w:w="4248"/>
-            <w:tcMar>
-              <w:top w:w="100" w:type="dxa"/>
-              <w:start w:w="120" w:type="dxa"/>
-              <w:bottom w:w="100" w:type="dxa"/>
-              <w:end w:w="120" w:type="dxa"/>
-            </w:tcMar>
-            <w:vAlign w:val="center"/>
-          </w:tcPr>
-          <w:p>
-            <w:pPr>
-              <w:spacing w:after="0"/>
-            </w:pPr>
-            <w:r>
-              <w:t>The requested goal is satisfied without further action</w:t>
-            </w:r>
-          </w:p>
-        </w:tc>
-        <w:tc>
-          <w:tcPr>
-            <w:tcW w:type="dxa" w:w="2880"/>
-            <w:tcMar>
-              <w:top w:w="100" w:type="dxa"/>
-              <w:start w:w="120" w:type="dxa"/>
-              <w:bottom w:w="100" w:type="dxa"/>
-              <w:end w:w="120" w:type="dxa"/>
-            </w:tcMar>
-            <w:vAlign w:val="center"/>
-          </w:tcPr>
-          <w:p>
-            <w:pPr>
-              <w:spacing w:after="0"/>
-            </w:pPr>
-            <w:r>
-              <w:t>Main orchestrator</w:t>
+              <w:t>The Supervisor chooses only from actions allowed by the current state. Sub-agents cannot choose workflow stages, approve their own work, or deliver a pull request.</w:t>
             </w:r>
           </w:p>
         </w:tc>
@@ -1565,25 +160,20 @@
         <w:pStyle w:val="Heading1"/>
       </w:pPr>
       <w:r>
-        <w:t>4. Task Ingestion and Intent Understanding</w:t>
-      </w:r>
-    </w:p>
-    <w:p>
-      <w:r>
-        <w:t>All source adapters produce the same validated TaskSpec. Downstream agents must not depend on whether the task originated in TODO.md, GitHub, or conversation.</w:t>
+        <w:t>2. Implemented System Context</w:t>
       </w:r>
     </w:p>
     <w:tbl>
       <w:tblPr>
-        <w:tblStyle w:val="TableGrid"/>
         <w:tblW w:type="auto" w:w="0"/>
         <w:jc w:val="center"/>
         <w:tblLayout w:type="fixed"/>
         <w:tblLook w:firstColumn="1" w:firstRow="1" w:lastColumn="0" w:lastRow="0" w:noHBand="0" w:noVBand="1" w:val="04A0"/>
       </w:tblPr>
       <w:tblGrid>
-        <w:gridCol w:w="4680"/>
-        <w:gridCol w:w="4680"/>
+        <w:gridCol w:w="3312"/>
+        <w:gridCol w:w="3312"/>
+        <w:gridCol w:w="3312"/>
       </w:tblGrid>
       <w:tr>
         <w:trPr>
@@ -1591,43 +181,79 @@
         </w:trPr>
         <w:tc>
           <w:tcPr>
-            <w:tcW w:type="dxa" w:w="2088"/>
-            <w:shd w:fill="DCE6F1"/>
+            <w:tcW w:type="dxa" w:w="1800"/>
+            <w:shd w:fill="17365D"/>
             <w:tcMar>
-              <w:top w:w="100" w:type="dxa"/>
+              <w:top w:w="120" w:type="dxa"/>
               <w:start w:w="120" w:type="dxa"/>
-              <w:bottom w:w="100" w:type="dxa"/>
+              <w:bottom w:w="120" w:type="dxa"/>
               <w:end w:w="120" w:type="dxa"/>
             </w:tcMar>
             <w:vAlign w:val="center"/>
           </w:tcPr>
           <w:p>
             <w:pPr>
-              <w:spacing w:after="0"/>
+              <w:jc w:val="center"/>
             </w:pPr>
             <w:r>
-              <w:t>Source</w:t>
+              <w:rPr>
+                <w:b/>
+                <w:color w:val="FFFFFF"/>
+                <w:sz w:val="18"/>
+              </w:rPr>
+              <w:t>Layer</w:t>
             </w:r>
           </w:p>
         </w:tc>
         <w:tc>
           <w:tcPr>
-            <w:tcW w:type="dxa" w:w="7272"/>
-            <w:shd w:fill="DCE6F1"/>
+            <w:tcW w:type="dxa" w:w="2376"/>
+            <w:shd w:fill="17365D"/>
             <w:tcMar>
-              <w:top w:w="100" w:type="dxa"/>
+              <w:top w:w="120" w:type="dxa"/>
               <w:start w:w="120" w:type="dxa"/>
-              <w:bottom w:w="100" w:type="dxa"/>
+              <w:bottom w:w="120" w:type="dxa"/>
               <w:end w:w="120" w:type="dxa"/>
             </w:tcMar>
             <w:vAlign w:val="center"/>
           </w:tcPr>
           <w:p>
             <w:pPr>
-              <w:spacing w:after="0"/>
+              <w:jc w:val="center"/>
             </w:pPr>
             <w:r>
-              <w:t>Required extraction</w:t>
+              <w:rPr>
+                <w:b/>
+                <w:color w:val="FFFFFF"/>
+                <w:sz w:val="18"/>
+              </w:rPr>
+              <w:t>Current owner</w:t>
+            </w:r>
+          </w:p>
+        </w:tc>
+        <w:tc>
+          <w:tcPr>
+            <w:tcW w:type="dxa" w:w="5760"/>
+            <w:shd w:fill="17365D"/>
+            <w:tcMar>
+              <w:top w:w="120" w:type="dxa"/>
+              <w:start w:w="120" w:type="dxa"/>
+              <w:bottom w:w="120" w:type="dxa"/>
+              <w:end w:w="120" w:type="dxa"/>
+            </w:tcMar>
+            <w:vAlign w:val="center"/>
+          </w:tcPr>
+          <w:p>
+            <w:pPr>
+              <w:jc w:val="center"/>
+            </w:pPr>
+            <w:r>
+              <w:rPr>
+                <w:b/>
+                <w:color w:val="FFFFFF"/>
+                <w:sz w:val="18"/>
+              </w:rPr>
+              <w:t>Implemented responsibility</w:t>
             </w:r>
           </w:p>
         </w:tc>
@@ -1635,41 +261,61 @@
       <w:tr>
         <w:tc>
           <w:tcPr>
-            <w:tcW w:type="dxa" w:w="2088"/>
+            <w:tcW w:type="dxa" w:w="1800"/>
             <w:tcMar>
-              <w:top w:w="100" w:type="dxa"/>
+              <w:top w:w="120" w:type="dxa"/>
               <w:start w:w="120" w:type="dxa"/>
-              <w:bottom w:w="100" w:type="dxa"/>
+              <w:bottom w:w="120" w:type="dxa"/>
               <w:end w:w="120" w:type="dxa"/>
             </w:tcMar>
             <w:vAlign w:val="center"/>
           </w:tcPr>
           <w:p>
-            <w:pPr>
-              <w:spacing w:after="0"/>
-            </w:pPr>
             <w:r>
-              <w:t>TODO.md</w:t>
+              <w:rPr>
+                <w:sz w:val="17"/>
+              </w:rPr>
+              <w:t>Task intake</w:t>
             </w:r>
           </w:p>
         </w:tc>
         <w:tc>
           <w:tcPr>
-            <w:tcW w:type="dxa" w:w="7272"/>
+            <w:tcW w:type="dxa" w:w="2376"/>
             <w:tcMar>
-              <w:top w:w="100" w:type="dxa"/>
+              <w:top w:w="120" w:type="dxa"/>
               <w:start w:w="120" w:type="dxa"/>
-              <w:bottom w:w="100" w:type="dxa"/>
+              <w:bottom w:w="120" w:type="dxa"/>
               <w:end w:w="120" w:type="dxa"/>
             </w:tcMar>
             <w:vAlign w:val="center"/>
           </w:tcPr>
           <w:p>
-            <w:pPr>
-              <w:spacing w:after="0"/>
-            </w:pPr>
             <w:r>
-              <w:t>Complete task section: ID, state, priority, outcome, architecture, workspace boundary, required files, dependencies, acceptance criteria, approvals</w:t>
+              <w:rPr>
+                <w:sz w:val="17"/>
+              </w:rPr>
+              <w:t>Python</w:t>
+            </w:r>
+          </w:p>
+        </w:tc>
+        <w:tc>
+          <w:tcPr>
+            <w:tcW w:type="dxa" w:w="5760"/>
+            <w:tcMar>
+              <w:top w:w="120" w:type="dxa"/>
+              <w:start w:w="120" w:type="dxa"/>
+              <w:bottom w:w="120" w:type="dxa"/>
+              <w:end w:w="120" w:type="dxa"/>
+            </w:tcMar>
+            <w:vAlign w:val="center"/>
+          </w:tcPr>
+          <w:p>
+            <w:r>
+              <w:rPr>
+                <w:sz w:val="17"/>
+              </w:rPr>
+              <w:t>Parse TODO.md into a validated TaskSpec and select ready/received tasks.</w:t>
             </w:r>
           </w:p>
         </w:tc>
@@ -1677,41 +323,64 @@
       <w:tr>
         <w:tc>
           <w:tcPr>
-            <w:tcW w:type="dxa" w:w="2088"/>
+            <w:tcW w:type="dxa" w:w="1800"/>
             <w:tcMar>
-              <w:top w:w="100" w:type="dxa"/>
+              <w:top w:w="120" w:type="dxa"/>
               <w:start w:w="120" w:type="dxa"/>
-              <w:bottom w:w="100" w:type="dxa"/>
+              <w:bottom w:w="120" w:type="dxa"/>
               <w:end w:w="120" w:type="dxa"/>
             </w:tcMar>
             <w:vAlign w:val="center"/>
+            <w:shd w:fill="F2F2F2"/>
           </w:tcPr>
           <w:p>
-            <w:pPr>
-              <w:spacing w:after="0"/>
-            </w:pPr>
             <w:r>
-              <w:t>GitHub Issue</w:t>
+              <w:rPr>
+                <w:sz w:val="17"/>
+              </w:rPr>
+              <w:t>Strategic reasoning</w:t>
             </w:r>
           </w:p>
         </w:tc>
         <w:tc>
           <w:tcPr>
-            <w:tcW w:type="dxa" w:w="7272"/>
+            <w:tcW w:type="dxa" w:w="2376"/>
             <w:tcMar>
-              <w:top w:w="100" w:type="dxa"/>
+              <w:top w:w="120" w:type="dxa"/>
               <w:start w:w="120" w:type="dxa"/>
-              <w:bottom w:w="100" w:type="dxa"/>
+              <w:bottom w:w="120" w:type="dxa"/>
               <w:end w:w="120" w:type="dxa"/>
             </w:tcMar>
             <w:vAlign w:val="center"/>
+            <w:shd w:fill="F2F2F2"/>
           </w:tcPr>
           <w:p>
-            <w:pPr>
-              <w:spacing w:after="0"/>
-            </w:pPr>
             <w:r>
-              <w:t>Repository, issue number/URL, title, body, labels, comments, linked issues/PRs, reproduction information, decisions and acceptance criteria</w:t>
+              <w:rPr>
+                <w:sz w:val="17"/>
+              </w:rPr>
+              <w:t>Supervisor LLM via Omnigent</w:t>
+            </w:r>
+          </w:p>
+        </w:tc>
+        <w:tc>
+          <w:tcPr>
+            <w:tcW w:type="dxa" w:w="5760"/>
+            <w:tcMar>
+              <w:top w:w="120" w:type="dxa"/>
+              <w:start w:w="120" w:type="dxa"/>
+              <w:bottom w:w="120" w:type="dxa"/>
+              <w:end w:w="120" w:type="dxa"/>
+            </w:tcMar>
+            <w:vAlign w:val="center"/>
+            <w:shd w:fill="F2F2F2"/>
+          </w:tcPr>
+          <w:p>
+            <w:r>
+              <w:rPr>
+                <w:sz w:val="17"/>
+              </w:rPr>
+              <w:t>Observe execution memory and select one allowlisted action with rationale.</w:t>
             </w:r>
           </w:p>
         </w:tc>
@@ -1719,330 +388,61 @@
       <w:tr>
         <w:tc>
           <w:tcPr>
-            <w:tcW w:type="dxa" w:w="2088"/>
+            <w:tcW w:type="dxa" w:w="1800"/>
             <w:tcMar>
-              <w:top w:w="100" w:type="dxa"/>
+              <w:top w:w="120" w:type="dxa"/>
               <w:start w:w="120" w:type="dxa"/>
-              <w:bottom w:w="100" w:type="dxa"/>
+              <w:bottom w:w="120" w:type="dxa"/>
               <w:end w:w="120" w:type="dxa"/>
             </w:tcMar>
             <w:vAlign w:val="center"/>
           </w:tcPr>
           <w:p>
-            <w:pPr>
-              <w:spacing w:after="0"/>
-            </w:pPr>
             <w:r>
-              <w:t>Direct instruction</w:t>
+              <w:rPr>
+                <w:sz w:val="17"/>
+              </w:rPr>
+              <w:t>Tactical work</w:t>
             </w:r>
           </w:p>
         </w:tc>
         <w:tc>
           <w:tcPr>
-            <w:tcW w:type="dxa" w:w="7272"/>
+            <w:tcW w:type="dxa" w:w="2376"/>
             <w:tcMar>
-              <w:top w:w="100" w:type="dxa"/>
+              <w:top w:w="120" w:type="dxa"/>
               <w:start w:w="120" w:type="dxa"/>
-              <w:bottom w:w="100" w:type="dxa"/>
+              <w:bottom w:w="120" w:type="dxa"/>
               <w:end w:w="120" w:type="dxa"/>
             </w:tcMar>
             <w:vAlign w:val="center"/>
           </w:tcPr>
           <w:p>
-            <w:pPr>
-              <w:spacing w:after="0"/>
-            </w:pPr>
             <w:r>
-              <w:t>User goal, constraints, target repository/module, requested delivery level, inferred intent, assumptions and unresolved ambiguities</w:t>
+              <w:rPr>
+                <w:sz w:val="17"/>
+              </w:rPr>
+              <w:t>Explorer, Implementer, Test Writer, Reviewer</w:t>
             </w:r>
           </w:p>
         </w:tc>
-      </w:tr>
-    </w:tbl>
-    <w:p>
-      <w:pPr>
-        <w:spacing w:after="0"/>
-      </w:pPr>
-    </w:p>
-    <w:p>
-      <w:pPr>
-        <w:pStyle w:val="Heading2"/>
-      </w:pPr>
-      <w:r>
-        <w:t>4.1 Normalized TaskSpec</w:t>
-      </w:r>
-    </w:p>
-    <w:p>
-      <w:pPr>
-        <w:pStyle w:val="ListBullet"/>
-        <w:spacing w:after="80"/>
-      </w:pPr>
-      <w:r>
-        <w:t>Identity: task ID, source type, immutable source reference, title, intent, priority, and risk.</w:t>
-      </w:r>
-    </w:p>
-    <w:p>
-      <w:pPr>
-        <w:pStyle w:val="ListBullet"/>
-        <w:spacing w:after="80"/>
-      </w:pPr>
-      <w:r>
-        <w:t>Goal: requested outcome, instructions, non-goals, and delivery expectation.</w:t>
-      </w:r>
-    </w:p>
-    <w:p>
-      <w:pPr>
-        <w:pStyle w:val="ListBullet"/>
-        <w:spacing w:after="80"/>
-      </w:pPr>
-      <w:r>
-        <w:t>Repository: approved repository, base branch, starting commit, task branch, and worktree path.</w:t>
-      </w:r>
-    </w:p>
-    <w:p>
-      <w:pPr>
-        <w:pStyle w:val="ListBullet"/>
-        <w:spacing w:after="80"/>
-      </w:pPr>
-      <w:r>
-        <w:t>Workspace: allowed read paths, allowed implementation paths, allowed test paths, and prohibited paths.</w:t>
-      </w:r>
-    </w:p>
-    <w:p>
-      <w:pPr>
-        <w:pStyle w:val="ListBullet"/>
-        <w:spacing w:after="80"/>
-      </w:pPr>
-      <w:r>
-        <w:t>Implementation contract: architecture, technologies, required files, dependency constraints, and security rules.</w:t>
-      </w:r>
-    </w:p>
-    <w:p>
-      <w:pPr>
-        <w:pStyle w:val="ListBullet"/>
-        <w:spacing w:after="80"/>
-      </w:pPr>
-      <w:r>
-        <w:t>Acceptance contract: criteria, test expectations, and evidence required for completion.</w:t>
-      </w:r>
-    </w:p>
-    <w:p>
-      <w:pPr>
-        <w:pStyle w:val="ListBullet"/>
-        <w:spacing w:after="80"/>
-      </w:pPr>
-      <w:r>
-        <w:t>Control context: retry limits, timeouts, current fingerprint, clarification items, and prior findings.</w:t>
-      </w:r>
-    </w:p>
-    <w:p>
-      <w:pPr>
-        <w:pStyle w:val="Heading1"/>
-      </w:pPr>
-      <w:r>
-        <w:t>5. Component Responsibilities</w:t>
-      </w:r>
-    </w:p>
-    <w:p>
-      <w:pPr>
-        <w:pStyle w:val="Heading2"/>
-      </w:pPr>
-      <w:r>
-        <w:t>5.1 Omnigent external meta-harness</w:t>
-      </w:r>
-    </w:p>
-    <w:p>
-      <w:pPr>
-        <w:pStyle w:val="ListBullet"/>
-        <w:spacing w:after="80"/>
-      </w:pPr>
-      <w:r>
-        <w:t>Executes the MyCodeAgent main orchestrator session and exposes configured sub-agents and tools.</w:t>
-      </w:r>
-    </w:p>
-    <w:p>
-      <w:pPr>
-        <w:pStyle w:val="ListBullet"/>
-        <w:spacing w:after="80"/>
-      </w:pPr>
-      <w:r>
-        <w:t>Maintains shared session context and supports interruption and human steering.</w:t>
-      </w:r>
-    </w:p>
-    <w:p>
-      <w:pPr>
-        <w:pStyle w:val="ListBullet"/>
-        <w:spacing w:after="80"/>
-      </w:pPr>
-      <w:r>
-        <w:t>Applies sandbox, access, cost, and contextual policies.</w:t>
-      </w:r>
-    </w:p>
-    <w:p>
-      <w:pPr>
-        <w:pStyle w:val="ListBullet"/>
-        <w:spacing w:after="80"/>
-      </w:pPr>
-      <w:r>
-        <w:t>Runs Codex as the current coding harness while permitting future harness substitution.</w:t>
-      </w:r>
-    </w:p>
-    <w:p>
-      <w:pPr>
-        <w:pStyle w:val="ListBullet"/>
-        <w:spacing w:after="80"/>
-      </w:pPr>
-      <w:r>
-        <w:t>Streams events to the logging/tracing layer with task and run correlation identifiers.</w:t>
-      </w:r>
-    </w:p>
-    <w:p>
-      <w:pPr>
-        <w:pStyle w:val="Heading2"/>
-      </w:pPr>
-      <w:r>
-        <w:t>5.2 Main Orchestrator Agent</w:t>
-      </w:r>
-    </w:p>
-    <w:p>
-      <w:pPr>
-        <w:pStyle w:val="ListBullet"/>
-        <w:spacing w:after="80"/>
-      </w:pPr>
-      <w:r>
-        <w:t>Understands intent and normalizes task inputs.</w:t>
-      </w:r>
-    </w:p>
-    <w:p>
-      <w:pPr>
-        <w:pStyle w:val="ListBullet"/>
-        <w:spacing w:after="80"/>
-      </w:pPr>
-      <w:r>
-        <w:t>Creates a bounded plan and chooses the next allowed action.</w:t>
-      </w:r>
-    </w:p>
-    <w:p>
-      <w:pPr>
-        <w:pStyle w:val="ListBullet"/>
-        <w:spacing w:after="80"/>
-      </w:pPr>
-      <w:r>
-        <w:t>Delegates substantial implementation and review work instead of performing it itself.</w:t>
-      </w:r>
-    </w:p>
-    <w:p>
-      <w:pPr>
-        <w:pStyle w:val="ListBullet"/>
-        <w:spacing w:after="80"/>
-      </w:pPr>
-      <w:r>
-        <w:t>Evaluates structured results and deterministic evidence.</w:t>
-      </w:r>
-    </w:p>
-    <w:p>
-      <w:pPr>
-        <w:pStyle w:val="ListBullet"/>
-        <w:spacing w:after="80"/>
-      </w:pPr>
-      <w:r>
-        <w:t>Requests clarification only for material unresolved decisions.</w:t>
-      </w:r>
-    </w:p>
-    <w:p>
-      <w:pPr>
-        <w:pStyle w:val="ListBullet"/>
-        <w:spacing w:after="80"/>
-      </w:pPr>
-      <w:r>
-        <w:t>Stops on success, policy denial, non-retryable failure, needs-human state, or retry exhaustion.</w:t>
-      </w:r>
-    </w:p>
-    <w:p>
-      <w:pPr>
-        <w:pStyle w:val="Heading2"/>
-      </w:pPr>
-      <w:r>
-        <w:t>5.3 Codex sub-agents</w:t>
-      </w:r>
-    </w:p>
-    <w:tbl>
-      <w:tblPr>
-        <w:tblStyle w:val="TableGrid"/>
-        <w:tblW w:type="auto" w:w="0"/>
-        <w:jc w:val="center"/>
-        <w:tblLayout w:type="fixed"/>
-        <w:tblLook w:firstColumn="1" w:firstRow="1" w:lastColumn="0" w:lastRow="0" w:noHBand="0" w:noVBand="1" w:val="04A0"/>
-      </w:tblPr>
-      <w:tblGrid>
-        <w:gridCol w:w="3120"/>
-        <w:gridCol w:w="3120"/>
-        <w:gridCol w:w="3120"/>
-      </w:tblGrid>
-      <w:tr>
-        <w:trPr>
-          <w:tblHeader w:val="true"/>
-        </w:trPr>
         <w:tc>
           <w:tcPr>
-            <w:tcW w:type="dxa" w:w="2088"/>
-            <w:shd w:fill="DCE6F1"/>
+            <w:tcW w:type="dxa" w:w="5760"/>
             <w:tcMar>
-              <w:top w:w="100" w:type="dxa"/>
+              <w:top w:w="120" w:type="dxa"/>
               <w:start w:w="120" w:type="dxa"/>
-              <w:bottom w:w="100" w:type="dxa"/>
+              <w:bottom w:w="120" w:type="dxa"/>
               <w:end w:w="120" w:type="dxa"/>
             </w:tcMar>
             <w:vAlign w:val="center"/>
           </w:tcPr>
           <w:p>
-            <w:pPr>
-              <w:spacing w:after="0"/>
-            </w:pPr>
             <w:r>
-              <w:t>Sub-agent</w:t>
-            </w:r>
-          </w:p>
-        </w:tc>
-        <w:tc>
-          <w:tcPr>
-            <w:tcW w:type="dxa" w:w="1944"/>
-            <w:shd w:fill="DCE6F1"/>
-            <w:tcMar>
-              <w:top w:w="100" w:type="dxa"/>
-              <w:start w:w="120" w:type="dxa"/>
-              <w:bottom w:w="100" w:type="dxa"/>
-              <w:end w:w="120" w:type="dxa"/>
-            </w:tcMar>
-            <w:vAlign w:val="center"/>
-          </w:tcPr>
-          <w:p>
-            <w:pPr>
-              <w:spacing w:after="0"/>
-            </w:pPr>
-            <w:r>
-              <w:t>Permissions</w:t>
-            </w:r>
-          </w:p>
-        </w:tc>
-        <w:tc>
-          <w:tcPr>
-            <w:tcW w:type="dxa" w:w="5328"/>
-            <w:shd w:fill="DCE6F1"/>
-            <w:tcMar>
-              <w:top w:w="100" w:type="dxa"/>
-              <w:start w:w="120" w:type="dxa"/>
-              <w:bottom w:w="100" w:type="dxa"/>
-              <w:end w:w="120" w:type="dxa"/>
-            </w:tcMar>
-            <w:vAlign w:val="center"/>
-          </w:tcPr>
-          <w:p>
-            <w:pPr>
-              <w:spacing w:after="0"/>
-            </w:pPr>
-            <w:r>
-              <w:t>Responsibility</w:t>
+              <w:rPr>
+                <w:sz w:val="17"/>
+              </w:rPr>
+              <w:t>Perform bounded role-specific inspection, edits, test authoring, or review.</w:t>
             </w:r>
           </w:p>
         </w:tc>
@@ -2050,61 +450,64 @@
       <w:tr>
         <w:tc>
           <w:tcPr>
-            <w:tcW w:type="dxa" w:w="2088"/>
+            <w:tcW w:type="dxa" w:w="1800"/>
             <w:tcMar>
-              <w:top w:w="100" w:type="dxa"/>
+              <w:top w:w="120" w:type="dxa"/>
               <w:start w:w="120" w:type="dxa"/>
-              <w:bottom w:w="100" w:type="dxa"/>
+              <w:bottom w:w="120" w:type="dxa"/>
               <w:end w:w="120" w:type="dxa"/>
             </w:tcMar>
             <w:vAlign w:val="center"/>
+            <w:shd w:fill="F2F2F2"/>
           </w:tcPr>
           <w:p>
-            <w:pPr>
-              <w:spacing w:after="0"/>
-            </w:pPr>
             <w:r>
-              <w:t>Repository Explorer</w:t>
+              <w:rPr>
+                <w:sz w:val="17"/>
+              </w:rPr>
+              <w:t>Quality gates</w:t>
             </w:r>
           </w:p>
         </w:tc>
         <w:tc>
           <w:tcPr>
-            <w:tcW w:type="dxa" w:w="1944"/>
+            <w:tcW w:type="dxa" w:w="2376"/>
             <w:tcMar>
-              <w:top w:w="100" w:type="dxa"/>
+              <w:top w:w="120" w:type="dxa"/>
               <w:start w:w="120" w:type="dxa"/>
-              <w:bottom w:w="100" w:type="dxa"/>
+              <w:bottom w:w="120" w:type="dxa"/>
               <w:end w:w="120" w:type="dxa"/>
             </w:tcMar>
             <w:vAlign w:val="center"/>
+            <w:shd w:fill="F2F2F2"/>
           </w:tcPr>
           <w:p>
-            <w:pPr>
-              <w:spacing w:after="0"/>
-            </w:pPr>
             <w:r>
-              <w:t>Read-only</w:t>
+              <w:rPr>
+                <w:sz w:val="17"/>
+              </w:rPr>
+              <w:t>Python</w:t>
             </w:r>
           </w:p>
         </w:tc>
         <w:tc>
           <w:tcPr>
-            <w:tcW w:type="dxa" w:w="5328"/>
+            <w:tcW w:type="dxa" w:w="5760"/>
             <w:tcMar>
-              <w:top w:w="100" w:type="dxa"/>
+              <w:top w:w="120" w:type="dxa"/>
               <w:start w:w="120" w:type="dxa"/>
-              <w:bottom w:w="100" w:type="dxa"/>
+              <w:bottom w:w="120" w:type="dxa"/>
               <w:end w:w="120" w:type="dxa"/>
             </w:tcMar>
             <w:vAlign w:val="center"/>
+            <w:shd w:fill="F2F2F2"/>
           </w:tcPr>
           <w:p>
-            <w:pPr>
-              <w:spacing w:after="0"/>
-            </w:pPr>
             <w:r>
-              <w:t>Discover relevant files, conventions, dependencies, APIs, risks, and test commands</w:t>
+              <w:rPr>
+                <w:sz w:val="17"/>
+              </w:rPr>
+              <w:t>Validate paths, required files, generated artifacts, symlinks, secrets, tests, and fingerprints.</w:t>
             </w:r>
           </w:p>
         </w:tc>
@@ -2112,61 +515,61 @@
       <w:tr>
         <w:tc>
           <w:tcPr>
-            <w:tcW w:type="dxa" w:w="2088"/>
+            <w:tcW w:type="dxa" w:w="1800"/>
             <w:tcMar>
-              <w:top w:w="100" w:type="dxa"/>
+              <w:top w:w="120" w:type="dxa"/>
               <w:start w:w="120" w:type="dxa"/>
-              <w:bottom w:w="100" w:type="dxa"/>
+              <w:bottom w:w="120" w:type="dxa"/>
               <w:end w:w="120" w:type="dxa"/>
             </w:tcMar>
             <w:vAlign w:val="center"/>
           </w:tcPr>
           <w:p>
-            <w:pPr>
-              <w:spacing w:after="0"/>
-            </w:pPr>
             <w:r>
-              <w:t>Bug Reproducer</w:t>
+              <w:rPr>
+                <w:sz w:val="17"/>
+              </w:rPr>
+              <w:t>Delivery</w:t>
             </w:r>
           </w:p>
         </w:tc>
         <w:tc>
           <w:tcPr>
-            <w:tcW w:type="dxa" w:w="1944"/>
+            <w:tcW w:type="dxa" w:w="2376"/>
             <w:tcMar>
-              <w:top w:w="100" w:type="dxa"/>
+              <w:top w:w="120" w:type="dxa"/>
               <w:start w:w="120" w:type="dxa"/>
-              <w:bottom w:w="100" w:type="dxa"/>
+              <w:bottom w:w="120" w:type="dxa"/>
               <w:end w:w="120" w:type="dxa"/>
             </w:tcMar>
             <w:vAlign w:val="center"/>
           </w:tcPr>
           <w:p>
-            <w:pPr>
-              <w:spacing w:after="0"/>
-            </w:pPr>
             <w:r>
-              <w:t>Read plus test-write</w:t>
+              <w:rPr>
+                <w:sz w:val="17"/>
+              </w:rPr>
+              <w:t>Git + gh through Python</w:t>
             </w:r>
           </w:p>
         </w:tc>
         <w:tc>
           <w:tcPr>
-            <w:tcW w:type="dxa" w:w="5328"/>
+            <w:tcW w:type="dxa" w:w="5760"/>
             <w:tcMar>
-              <w:top w:w="100" w:type="dxa"/>
+              <w:top w:w="120" w:type="dxa"/>
               <w:start w:w="120" w:type="dxa"/>
-              <w:bottom w:w="100" w:type="dxa"/>
+              <w:bottom w:w="120" w:type="dxa"/>
               <w:end w:w="120" w:type="dxa"/>
             </w:tcMar>
             <w:vAlign w:val="center"/>
           </w:tcPr>
           <w:p>
-            <w:pPr>
-              <w:spacing w:after="0"/>
-            </w:pPr>
             <w:r>
-              <w:t>Reproduce reported behavior and create a failing regression test without changing production code</w:t>
+              <w:rPr>
+                <w:sz w:val="17"/>
+              </w:rPr>
+              <w:t>Commit, push, create a PR, persist its URL, update status, and clean the worktree.</w:t>
             </w:r>
           </w:p>
         </w:tc>
@@ -2174,3096 +577,64 @@
       <w:tr>
         <w:tc>
           <w:tcPr>
-            <w:tcW w:type="dxa" w:w="2088"/>
+            <w:tcW w:type="dxa" w:w="1800"/>
             <w:tcMar>
-              <w:top w:w="100" w:type="dxa"/>
+              <w:top w:w="120" w:type="dxa"/>
               <w:start w:w="120" w:type="dxa"/>
-              <w:bottom w:w="100" w:type="dxa"/>
+              <w:bottom w:w="120" w:type="dxa"/>
               <w:end w:w="120" w:type="dxa"/>
             </w:tcMar>
             <w:vAlign w:val="center"/>
+            <w:shd w:fill="F2F2F2"/>
           </w:tcPr>
           <w:p>
-            <w:pPr>
-              <w:spacing w:after="0"/>
-            </w:pPr>
             <w:r>
-              <w:t>Implementer</w:t>
+              <w:rPr>
+                <w:sz w:val="17"/>
+              </w:rPr>
+              <w:t>Observability</w:t>
             </w:r>
           </w:p>
         </w:tc>
         <w:tc>
           <w:tcPr>
-            <w:tcW w:type="dxa" w:w="1944"/>
+            <w:tcW w:type="dxa" w:w="2376"/>
             <w:tcMar>
-              <w:top w:w="100" w:type="dxa"/>
+              <w:top w:w="120" w:type="dxa"/>
               <w:start w:w="120" w:type="dxa"/>
-              <w:bottom w:w="100" w:type="dxa"/>
+              <w:bottom w:w="120" w:type="dxa"/>
               <w:end w:w="120" w:type="dxa"/>
             </w:tcMar>
             <w:vAlign w:val="center"/>
+            <w:shd w:fill="F2F2F2"/>
           </w:tcPr>
           <w:p>
-            <w:pPr>
-              <w:spacing w:after="0"/>
-            </w:pPr>
             <w:r>
-              <w:t>Coding path only</w:t>
+              <w:rPr>
+                <w:sz w:val="17"/>
+              </w:rPr>
+              <w:t>Python</w:t>
             </w:r>
           </w:p>
         </w:tc>
         <w:tc>
           <w:tcPr>
-            <w:tcW w:type="dxa" w:w="5328"/>
+            <w:tcW w:type="dxa" w:w="5760"/>
             <w:tcMar>
-              <w:top w:w="100" w:type="dxa"/>
+              <w:top w:w="120" w:type="dxa"/>
               <w:start w:w="120" w:type="dxa"/>
-              <w:bottom w:w="100" w:type="dxa"/>
+              <w:bottom w:w="120" w:type="dxa"/>
               <w:end w:w="120" w:type="dxa"/>
             </w:tcMar>
             <w:vAlign w:val="center"/>
+            <w:shd w:fill="F2F2F2"/>
           </w:tcPr>
           <w:p>
-            <w:pPr>
-              <w:spacing w:after="0"/>
-            </w:pPr>
             <w:r>
-              <w:t>Create or modify application files required by the normalized task</w:t>
-            </w:r>
-          </w:p>
-        </w:tc>
-      </w:tr>
-      <w:tr>
-        <w:tc>
-          <w:tcPr>
-            <w:tcW w:type="dxa" w:w="2088"/>
-            <w:tcMar>
-              <w:top w:w="100" w:type="dxa"/>
-              <w:start w:w="120" w:type="dxa"/>
-              <w:bottom w:w="100" w:type="dxa"/>
-              <w:end w:w="120" w:type="dxa"/>
-            </w:tcMar>
-            <w:vAlign w:val="center"/>
-          </w:tcPr>
-          <w:p>
-            <w:pPr>
-              <w:spacing w:after="0"/>
-            </w:pPr>
-            <w:r>
-              <w:t>Test Writer</w:t>
-            </w:r>
-          </w:p>
-        </w:tc>
-        <w:tc>
-          <w:tcPr>
-            <w:tcW w:type="dxa" w:w="1944"/>
-            <w:tcMar>
-              <w:top w:w="100" w:type="dxa"/>
-              <w:start w:w="120" w:type="dxa"/>
-              <w:bottom w:w="100" w:type="dxa"/>
-              <w:end w:w="120" w:type="dxa"/>
-            </w:tcMar>
-            <w:vAlign w:val="center"/>
-          </w:tcPr>
-          <w:p>
-            <w:pPr>
-              <w:spacing w:after="0"/>
-            </w:pPr>
-            <w:r>
-              <w:t>Test path only</w:t>
-            </w:r>
-          </w:p>
-        </w:tc>
-        <w:tc>
-          <w:tcPr>
-            <w:tcW w:type="dxa" w:w="5328"/>
-            <w:tcMar>
-              <w:top w:w="100" w:type="dxa"/>
-              <w:start w:w="120" w:type="dxa"/>
-              <w:bottom w:w="100" w:type="dxa"/>
-              <w:end w:w="120" w:type="dxa"/>
-            </w:tcMar>
-            <w:vAlign w:val="center"/>
-          </w:tcPr>
-          <w:p>
-            <w:pPr>
-              <w:spacing w:after="0"/>
-            </w:pPr>
-            <w:r>
-              <w:t>Create independent acceptance, edge, negative, and regression tests</w:t>
-            </w:r>
-          </w:p>
-        </w:tc>
-      </w:tr>
-      <w:tr>
-        <w:tc>
-          <w:tcPr>
-            <w:tcW w:type="dxa" w:w="2088"/>
-            <w:tcMar>
-              <w:top w:w="100" w:type="dxa"/>
-              <w:start w:w="120" w:type="dxa"/>
-              <w:bottom w:w="100" w:type="dxa"/>
-              <w:end w:w="120" w:type="dxa"/>
-            </w:tcMar>
-            <w:vAlign w:val="center"/>
-          </w:tcPr>
-          <w:p>
-            <w:pPr>
-              <w:spacing w:after="0"/>
-            </w:pPr>
-            <w:r>
-              <w:t>Reviewer</w:t>
-            </w:r>
-          </w:p>
-        </w:tc>
-        <w:tc>
-          <w:tcPr>
-            <w:tcW w:type="dxa" w:w="1944"/>
-            <w:tcMar>
-              <w:top w:w="100" w:type="dxa"/>
-              <w:start w:w="120" w:type="dxa"/>
-              <w:bottom w:w="100" w:type="dxa"/>
-              <w:end w:w="120" w:type="dxa"/>
-            </w:tcMar>
-            <w:vAlign w:val="center"/>
-          </w:tcPr>
-          <w:p>
-            <w:pPr>
-              <w:spacing w:after="0"/>
-            </w:pPr>
-            <w:r>
-              <w:t>Read-only</w:t>
-            </w:r>
-          </w:p>
-        </w:tc>
-        <w:tc>
-          <w:tcPr>
-            <w:tcW w:type="dxa" w:w="5328"/>
-            <w:tcMar>
-              <w:top w:w="100" w:type="dxa"/>
-              <w:start w:w="120" w:type="dxa"/>
-              <w:bottom w:w="100" w:type="dxa"/>
-              <w:end w:w="120" w:type="dxa"/>
-            </w:tcMar>
-            <w:vAlign w:val="center"/>
-          </w:tcPr>
-          <w:p>
-            <w:pPr>
-              <w:spacing w:after="0"/>
-            </w:pPr>
-            <w:r>
-              <w:t>Review the exact diff and deterministic evidence; return structured approval or findings</w:t>
-            </w:r>
-          </w:p>
-        </w:tc>
-      </w:tr>
-    </w:tbl>
-    <w:p>
-      <w:pPr>
-        <w:spacing w:after="0"/>
-      </w:pPr>
-    </w:p>
-    <w:p>
-      <w:pPr>
-        <w:pStyle w:val="Heading2"/>
-      </w:pPr>
-      <w:r>
-        <w:t>5.4 Deterministic services</w:t>
-      </w:r>
-    </w:p>
-    <w:p>
-      <w:pPr>
-        <w:pStyle w:val="ListBullet"/>
-        <w:spacing w:after="80"/>
-      </w:pPr>
-      <w:r>
-        <w:t>Task parser and source adapters.</w:t>
-      </w:r>
-    </w:p>
-    <w:p>
-      <w:pPr>
-        <w:pStyle w:val="ListBullet"/>
-        <w:spacing w:after="80"/>
-      </w:pPr>
-      <w:r>
-        <w:t>Git repository policy and worktree manager.</w:t>
-      </w:r>
-    </w:p>
-    <w:p>
-      <w:pPr>
-        <w:pStyle w:val="ListBullet"/>
-        <w:spacing w:after="80"/>
-      </w:pPr>
-      <w:r>
-        <w:t>Changed-path, required-file, artifact, symlink, and secret validators.</w:t>
-      </w:r>
-    </w:p>
-    <w:p>
-      <w:pPr>
-        <w:pStyle w:val="ListBullet"/>
-        <w:spacing w:after="80"/>
-      </w:pPr>
-      <w:r>
-        <w:t>Dependency-isolated unit-test and quality-command runner.</w:t>
-      </w:r>
-    </w:p>
-    <w:p>
-      <w:pPr>
-        <w:pStyle w:val="ListBullet"/>
-        <w:spacing w:after="80"/>
-      </w:pPr>
-      <w:r>
-        <w:t>State-transition validator and persistent state store.</w:t>
-      </w:r>
-    </w:p>
-    <w:p>
-      <w:pPr>
-        <w:pStyle w:val="ListBullet"/>
-        <w:spacing w:after="80"/>
-      </w:pPr>
-      <w:r>
-        <w:t>Review-fingerprint binder that invalidates approval after any content change.</w:t>
-      </w:r>
-    </w:p>
-    <w:p>
-      <w:pPr>
-        <w:pStyle w:val="ListBullet"/>
-        <w:spacing w:after="80"/>
-      </w:pPr>
-      <w:r>
-        <w:t>Changelog, Git commit/push, and pull-request publisher.</w:t>
-      </w:r>
-    </w:p>
-    <w:p>
-      <w:pPr>
-        <w:pStyle w:val="Heading1"/>
-      </w:pPr>
-      <w:r>
-        <w:t>6. Logging, Tracing, and Auditability</w:t>
-      </w:r>
-    </w:p>
-    <w:tbl>
-      <w:tblPr>
-        <w:tblW w:type="auto" w:w="0"/>
-        <w:jc w:val="center"/>
-        <w:tblLook w:firstColumn="1" w:firstRow="1" w:lastColumn="0" w:lastRow="0" w:noHBand="0" w:noVBand="1" w:val="04A0"/>
-      </w:tblPr>
-      <w:tblGrid>
-        <w:gridCol w:w="9360"/>
-      </w:tblGrid>
-      <w:tr>
-        <w:tc>
-          <w:tcPr>
-            <w:tcW w:type="dxa" w:w="9360"/>
-            <w:shd w:fill="EDE7F6"/>
-            <w:tcMar>
-              <w:top w:w="140" w:type="dxa"/>
-              <w:start w:w="180" w:type="dxa"/>
-              <w:bottom w:w="140" w:type="dxa"/>
-              <w:end w:w="180" w:type="dxa"/>
-            </w:tcMar>
-          </w:tcPr>
-          <w:p>
-            <w:pPr>
-              <w:spacing w:after="40"/>
-            </w:pPr>
-            <w:r>
-              <w:t>Observability is mandatory</w:t>
-              <w:br/>
-              <w:t>No agent action, deterministic command, state transition, review decision, or delivery event is considered complete until its correlated event and required artifacts have been persisted. Logging explains what happened; tracing explains the causal path and duration across the agentic loop.</w:t>
-            </w:r>
-          </w:p>
-        </w:tc>
-      </w:tr>
-    </w:tbl>
-    <w:p>
-      <w:pPr>
-        <w:spacing w:after="0"/>
-      </w:pPr>
-    </w:p>
-    <w:p>
-      <w:pPr>
-        <w:pStyle w:val="Heading2"/>
-      </w:pPr>
-      <w:r>
-        <w:t>6.1 Components</w:t>
-      </w:r>
-    </w:p>
-    <w:tbl>
-      <w:tblPr>
-        <w:tblStyle w:val="TableGrid"/>
-        <w:tblW w:type="auto" w:w="0"/>
-        <w:jc w:val="center"/>
-        <w:tblLayout w:type="fixed"/>
-        <w:tblLook w:firstColumn="1" w:firstRow="1" w:lastColumn="0" w:lastRow="0" w:noHBand="0" w:noVBand="1" w:val="04A0"/>
-      </w:tblPr>
-      <w:tblGrid>
-        <w:gridCol w:w="4680"/>
-        <w:gridCol w:w="4680"/>
-      </w:tblGrid>
-      <w:tr>
-        <w:trPr>
-          <w:tblHeader w:val="true"/>
-        </w:trPr>
-        <w:tc>
-          <w:tcPr>
-            <w:tcW w:type="dxa" w:w="2376"/>
-            <w:shd w:fill="DCE6F1"/>
-            <w:tcMar>
-              <w:top w:w="100" w:type="dxa"/>
-              <w:start w:w="120" w:type="dxa"/>
-              <w:bottom w:w="100" w:type="dxa"/>
-              <w:end w:w="120" w:type="dxa"/>
-            </w:tcMar>
-            <w:vAlign w:val="center"/>
-          </w:tcPr>
-          <w:p>
-            <w:pPr>
-              <w:spacing w:after="0"/>
-            </w:pPr>
-            <w:r>
-              <w:t>Component</w:t>
-            </w:r>
-          </w:p>
-        </w:tc>
-        <w:tc>
-          <w:tcPr>
-            <w:tcW w:type="dxa" w:w="6984"/>
-            <w:shd w:fill="DCE6F1"/>
-            <w:tcMar>
-              <w:top w:w="100" w:type="dxa"/>
-              <w:start w:w="120" w:type="dxa"/>
-              <w:bottom w:w="100" w:type="dxa"/>
-              <w:end w:w="120" w:type="dxa"/>
-            </w:tcMar>
-            <w:vAlign w:val="center"/>
-          </w:tcPr>
-          <w:p>
-            <w:pPr>
-              <w:spacing w:after="0"/>
-            </w:pPr>
-            <w:r>
-              <w:t>Responsibility</w:t>
-            </w:r>
-          </w:p>
-        </w:tc>
-      </w:tr>
-      <w:tr>
-        <w:tc>
-          <w:tcPr>
-            <w:tcW w:type="dxa" w:w="2376"/>
-            <w:tcMar>
-              <w:top w:w="100" w:type="dxa"/>
-              <w:start w:w="120" w:type="dxa"/>
-              <w:bottom w:w="100" w:type="dxa"/>
-              <w:end w:w="120" w:type="dxa"/>
-            </w:tcMar>
-            <w:vAlign w:val="center"/>
-          </w:tcPr>
-          <w:p>
-            <w:pPr>
-              <w:spacing w:after="0"/>
-            </w:pPr>
-            <w:r>
-              <w:t>Structured Event Logger</w:t>
-            </w:r>
-          </w:p>
-        </w:tc>
-        <w:tc>
-          <w:tcPr>
-            <w:tcW w:type="dxa" w:w="6984"/>
-            <w:tcMar>
-              <w:top w:w="100" w:type="dxa"/>
-              <w:start w:w="120" w:type="dxa"/>
-              <w:bottom w:w="100" w:type="dxa"/>
-              <w:end w:w="120" w:type="dxa"/>
-            </w:tcMar>
-            <w:vAlign w:val="center"/>
-          </w:tcPr>
-          <w:p>
-            <w:pPr>
-              <w:spacing w:after="0"/>
-            </w:pPr>
-            <w:r>
-              <w:t>Append JSON events for run, stage, agent, tool, validation, test, review, state, Git, PR, warning, and exception events</w:t>
-            </w:r>
-          </w:p>
-        </w:tc>
-      </w:tr>
-      <w:tr>
-        <w:tc>
-          <w:tcPr>
-            <w:tcW w:type="dxa" w:w="2376"/>
-            <w:tcMar>
-              <w:top w:w="100" w:type="dxa"/>
-              <w:start w:w="120" w:type="dxa"/>
-              <w:bottom w:w="100" w:type="dxa"/>
-              <w:end w:w="120" w:type="dxa"/>
-            </w:tcMar>
-            <w:vAlign w:val="center"/>
-          </w:tcPr>
-          <w:p>
-            <w:pPr>
-              <w:spacing w:after="0"/>
-            </w:pPr>
-            <w:r>
-              <w:t>Trace Manager</w:t>
-            </w:r>
-          </w:p>
-        </w:tc>
-        <w:tc>
-          <w:tcPr>
-            <w:tcW w:type="dxa" w:w="6984"/>
-            <w:tcMar>
-              <w:top w:w="100" w:type="dxa"/>
-              <w:start w:w="120" w:type="dxa"/>
-              <w:bottom w:w="100" w:type="dxa"/>
-              <w:end w:w="120" w:type="dxa"/>
-            </w:tcMar>
-            <w:vAlign w:val="center"/>
-          </w:tcPr>
-          <w:p>
-            <w:pPr>
-              <w:spacing w:after="0"/>
-            </w:pPr>
-            <w:r>
-              <w:t>Create a root run trace and nested task, loop-iteration, stage, agent, tool-call, test, review, and delivery spans</w:t>
-            </w:r>
-          </w:p>
-        </w:tc>
-      </w:tr>
-      <w:tr>
-        <w:tc>
-          <w:tcPr>
-            <w:tcW w:type="dxa" w:w="2376"/>
-            <w:tcMar>
-              <w:top w:w="100" w:type="dxa"/>
-              <w:start w:w="120" w:type="dxa"/>
-              <w:bottom w:w="100" w:type="dxa"/>
-              <w:end w:w="120" w:type="dxa"/>
-            </w:tcMar>
-            <w:vAlign w:val="center"/>
-          </w:tcPr>
-          <w:p>
-            <w:pPr>
-              <w:spacing w:after="0"/>
-            </w:pPr>
-            <w:r>
-              <w:t>Artifact Store</w:t>
-            </w:r>
-          </w:p>
-        </w:tc>
-        <w:tc>
-          <w:tcPr>
-            <w:tcW w:type="dxa" w:w="6984"/>
-            <w:tcMar>
-              <w:top w:w="100" w:type="dxa"/>
-              <w:start w:w="120" w:type="dxa"/>
-              <w:bottom w:w="100" w:type="dxa"/>
-              <w:end w:w="120" w:type="dxa"/>
-            </w:tcMar>
-            <w:vAlign w:val="center"/>
-          </w:tcPr>
-          <w:p>
-            <w:pPr>
-              <w:spacing w:after="0"/>
-            </w:pPr>
-            <w:r>
-              <w:t>Persist task snapshots, prompts where policy permits, diffs, stdout/stderr, test reports, review reports, fingerprints, commit and PR metadata</w:t>
-            </w:r>
-          </w:p>
-        </w:tc>
-      </w:tr>
-      <w:tr>
-        <w:tc>
-          <w:tcPr>
-            <w:tcW w:type="dxa" w:w="2376"/>
-            <w:tcMar>
-              <w:top w:w="100" w:type="dxa"/>
-              <w:start w:w="120" w:type="dxa"/>
-              <w:bottom w:w="100" w:type="dxa"/>
-              <w:end w:w="120" w:type="dxa"/>
-            </w:tcMar>
-            <w:vAlign w:val="center"/>
-          </w:tcPr>
-          <w:p>
-            <w:pPr>
-              <w:spacing w:after="0"/>
-            </w:pPr>
-            <w:r>
-              <w:t>Metrics Emitter</w:t>
-            </w:r>
-          </w:p>
-        </w:tc>
-        <w:tc>
-          <w:tcPr>
-            <w:tcW w:type="dxa" w:w="6984"/>
-            <w:tcMar>
-              <w:top w:w="100" w:type="dxa"/>
-              <w:start w:w="120" w:type="dxa"/>
-              <w:bottom w:w="100" w:type="dxa"/>
-              <w:end w:w="120" w:type="dxa"/>
-            </w:tcMar>
-            <w:vAlign w:val="center"/>
-          </w:tcPr>
-          <w:p>
-            <w:pPr>
-              <w:spacing w:after="0"/>
-            </w:pPr>
-            <w:r>
-              <w:t>Publish counts and durations for throughput, failures, retries, review cycles, tool errors, token/cost usage where available, and stale tasks</w:t>
-            </w:r>
-          </w:p>
-        </w:tc>
-      </w:tr>
-      <w:tr>
-        <w:tc>
-          <w:tcPr>
-            <w:tcW w:type="dxa" w:w="2376"/>
-            <w:tcMar>
-              <w:top w:w="100" w:type="dxa"/>
-              <w:start w:w="120" w:type="dxa"/>
-              <w:bottom w:w="100" w:type="dxa"/>
-              <w:end w:w="120" w:type="dxa"/>
-            </w:tcMar>
-            <w:vAlign w:val="center"/>
-          </w:tcPr>
-          <w:p>
-            <w:pPr>
-              <w:spacing w:after="0"/>
-            </w:pPr>
-            <w:r>
-              <w:t>Redaction Filter</w:t>
-            </w:r>
-          </w:p>
-        </w:tc>
-        <w:tc>
-          <w:tcPr>
-            <w:tcW w:type="dxa" w:w="6984"/>
-            <w:tcMar>
-              <w:top w:w="100" w:type="dxa"/>
-              <w:start w:w="120" w:type="dxa"/>
-              <w:bottom w:w="100" w:type="dxa"/>
-              <w:end w:w="120" w:type="dxa"/>
-            </w:tcMar>
-            <w:vAlign w:val="center"/>
-          </w:tcPr>
-          <w:p>
-            <w:pPr>
-              <w:spacing w:after="0"/>
-            </w:pPr>
-            <w:r>
-              <w:t>Remove credentials, access tokens, authorization headers, personal data, and configured sensitive values before persistence or display</w:t>
-            </w:r>
-          </w:p>
-        </w:tc>
-      </w:tr>
-      <w:tr>
-        <w:tc>
-          <w:tcPr>
-            <w:tcW w:type="dxa" w:w="2376"/>
-            <w:tcMar>
-              <w:top w:w="100" w:type="dxa"/>
-              <w:start w:w="120" w:type="dxa"/>
-              <w:bottom w:w="100" w:type="dxa"/>
-              <w:end w:w="120" w:type="dxa"/>
-            </w:tcMar>
-            <w:vAlign w:val="center"/>
-          </w:tcPr>
-          <w:p>
-            <w:pPr>
-              <w:spacing w:after="0"/>
-            </w:pPr>
-            <w:r>
-              <w:t>Retention Manager</w:t>
-            </w:r>
-          </w:p>
-        </w:tc>
-        <w:tc>
-          <w:tcPr>
-            <w:tcW w:type="dxa" w:w="6984"/>
-            <w:tcMar>
-              <w:top w:w="100" w:type="dxa"/>
-              <w:start w:w="120" w:type="dxa"/>
-              <w:bottom w:w="100" w:type="dxa"/>
-              <w:end w:w="120" w:type="dxa"/>
-            </w:tcMar>
-            <w:vAlign w:val="center"/>
-          </w:tcPr>
-          <w:p>
-            <w:pPr>
-              <w:spacing w:after="0"/>
-            </w:pPr>
-            <w:r>
-              <w:t>Apply configured retention periods; preserve failed-run evidence and delivery audit records according to policy</w:t>
-            </w:r>
-          </w:p>
-        </w:tc>
-      </w:tr>
-    </w:tbl>
-    <w:p>
-      <w:pPr>
-        <w:spacing w:after="0"/>
-      </w:pPr>
-    </w:p>
-    <w:p>
-      <w:pPr>
-        <w:pStyle w:val="Heading2"/>
-      </w:pPr>
-      <w:r>
-        <w:t>6.2 Correlation model</w:t>
-      </w:r>
-    </w:p>
-    <w:p>
-      <w:pPr>
-        <w:pStyle w:val="ListBullet"/>
-        <w:spacing w:after="80"/>
-      </w:pPr>
-      <w:r>
-        <w:t>run_id: identifies one end-to-end orchestration attempt.</w:t>
-      </w:r>
-    </w:p>
-    <w:p>
-      <w:pPr>
-        <w:pStyle w:val="ListBullet"/>
-        <w:spacing w:after="80"/>
-      </w:pPr>
-      <w:r>
-        <w:t>task_id: stable identifier from TODO.md, GitHub Issue, or generated direct-request identity.</w:t>
-      </w:r>
-    </w:p>
-    <w:p>
-      <w:pPr>
-        <w:pStyle w:val="ListBullet"/>
-        <w:spacing w:after="80"/>
-      </w:pPr>
-      <w:r>
-        <w:t>trace_id: correlates all spans for the run.</w:t>
-      </w:r>
-    </w:p>
-    <w:p>
-      <w:pPr>
-        <w:pStyle w:val="ListBullet"/>
-        <w:spacing w:after="80"/>
-      </w:pPr>
-      <w:r>
-        <w:t>span_id / parent_span_id: reconstructs supervisor, sub-agent, tool, test, review, and delivery causality.</w:t>
-      </w:r>
-    </w:p>
-    <w:p>
-      <w:pPr>
-        <w:pStyle w:val="ListBullet"/>
-        <w:spacing w:after="80"/>
-      </w:pPr>
-      <w:r>
-        <w:t>loop_iteration: identifies the observe–reason–act–validate cycle.</w:t>
-      </w:r>
-    </w:p>
-    <w:p>
-      <w:pPr>
-        <w:pStyle w:val="ListBullet"/>
-        <w:spacing w:after="80"/>
-      </w:pPr>
-      <w:r>
-        <w:t>agent_invocation_id: distinguishes retries and parallel or sequential sub-agent calls.</w:t>
-      </w:r>
-    </w:p>
-    <w:p>
-      <w:pPr>
-        <w:pStyle w:val="ListBullet"/>
-        <w:spacing w:after="80"/>
-      </w:pPr>
-      <w:r>
-        <w:t>workspace_id, branch, base_commit, and change_fingerprint: bind evidence and approval to exact repository state.</w:t>
-      </w:r>
-    </w:p>
-    <w:p>
-      <w:pPr>
-        <w:pStyle w:val="Heading2"/>
-      </w:pPr>
-      <w:r>
-        <w:t>6.3 Minimum event schema</w:t>
-      </w:r>
-    </w:p>
-    <w:tbl>
-      <w:tblPr>
-        <w:tblStyle w:val="TableGrid"/>
-        <w:tblW w:type="auto" w:w="0"/>
-        <w:jc w:val="center"/>
-        <w:tblLayout w:type="fixed"/>
-        <w:tblLook w:firstColumn="1" w:firstRow="1" w:lastColumn="0" w:lastRow="0" w:noHBand="0" w:noVBand="1" w:val="04A0"/>
-      </w:tblPr>
-      <w:tblGrid>
-        <w:gridCol w:w="4680"/>
-        <w:gridCol w:w="4680"/>
-      </w:tblGrid>
-      <w:tr>
-        <w:trPr>
-          <w:tblHeader w:val="true"/>
-        </w:trPr>
-        <w:tc>
-          <w:tcPr>
-            <w:tcW w:type="dxa" w:w="2880"/>
-            <w:shd w:fill="DCE6F1"/>
-            <w:tcMar>
-              <w:top w:w="100" w:type="dxa"/>
-              <w:start w:w="120" w:type="dxa"/>
-              <w:bottom w:w="100" w:type="dxa"/>
-              <w:end w:w="120" w:type="dxa"/>
-            </w:tcMar>
-            <w:vAlign w:val="center"/>
-          </w:tcPr>
-          <w:p>
-            <w:pPr>
-              <w:spacing w:after="0"/>
-            </w:pPr>
-            <w:r>
-              <w:t>Field</w:t>
-            </w:r>
-          </w:p>
-        </w:tc>
-        <w:tc>
-          <w:tcPr>
-            <w:tcW w:type="dxa" w:w="6480"/>
-            <w:shd w:fill="DCE6F1"/>
-            <w:tcMar>
-              <w:top w:w="100" w:type="dxa"/>
-              <w:start w:w="120" w:type="dxa"/>
-              <w:bottom w:w="100" w:type="dxa"/>
-              <w:end w:w="120" w:type="dxa"/>
-            </w:tcMar>
-            <w:vAlign w:val="center"/>
-          </w:tcPr>
-          <w:p>
-            <w:pPr>
-              <w:spacing w:after="0"/>
-            </w:pPr>
-            <w:r>
-              <w:t>Purpose</w:t>
-            </w:r>
-          </w:p>
-        </w:tc>
-      </w:tr>
-      <w:tr>
-        <w:tc>
-          <w:tcPr>
-            <w:tcW w:type="dxa" w:w="2880"/>
-            <w:tcMar>
-              <w:top w:w="100" w:type="dxa"/>
-              <w:start w:w="120" w:type="dxa"/>
-              <w:bottom w:w="100" w:type="dxa"/>
-              <w:end w:w="120" w:type="dxa"/>
-            </w:tcMar>
-            <w:vAlign w:val="center"/>
-          </w:tcPr>
-          <w:p>
-            <w:pPr>
-              <w:spacing w:after="0"/>
-            </w:pPr>
-            <w:r>
-              <w:t>timestamp</w:t>
-            </w:r>
-          </w:p>
-        </w:tc>
-        <w:tc>
-          <w:tcPr>
-            <w:tcW w:type="dxa" w:w="6480"/>
-            <w:tcMar>
-              <w:top w:w="100" w:type="dxa"/>
-              <w:start w:w="120" w:type="dxa"/>
-              <w:bottom w:w="100" w:type="dxa"/>
-              <w:end w:w="120" w:type="dxa"/>
-            </w:tcMar>
-            <w:vAlign w:val="center"/>
-          </w:tcPr>
-          <w:p>
-            <w:pPr>
-              <w:spacing w:after="0"/>
-            </w:pPr>
-            <w:r>
-              <w:t>UTC event time</w:t>
-            </w:r>
-          </w:p>
-        </w:tc>
-      </w:tr>
-      <w:tr>
-        <w:tc>
-          <w:tcPr>
-            <w:tcW w:type="dxa" w:w="2880"/>
-            <w:tcMar>
-              <w:top w:w="100" w:type="dxa"/>
-              <w:start w:w="120" w:type="dxa"/>
-              <w:bottom w:w="100" w:type="dxa"/>
-              <w:end w:w="120" w:type="dxa"/>
-            </w:tcMar>
-            <w:vAlign w:val="center"/>
-          </w:tcPr>
-          <w:p>
-            <w:pPr>
-              <w:spacing w:after="0"/>
-            </w:pPr>
-            <w:r>
-              <w:t>run_id / task_id / trace_id</w:t>
-            </w:r>
-          </w:p>
-        </w:tc>
-        <w:tc>
-          <w:tcPr>
-            <w:tcW w:type="dxa" w:w="6480"/>
-            <w:tcMar>
-              <w:top w:w="100" w:type="dxa"/>
-              <w:start w:w="120" w:type="dxa"/>
-              <w:bottom w:w="100" w:type="dxa"/>
-              <w:end w:w="120" w:type="dxa"/>
-            </w:tcMar>
-            <w:vAlign w:val="center"/>
-          </w:tcPr>
-          <w:p>
-            <w:pPr>
-              <w:spacing w:after="0"/>
-            </w:pPr>
-            <w:r>
-              <w:t>End-to-end correlation</w:t>
-            </w:r>
-          </w:p>
-        </w:tc>
-      </w:tr>
-      <w:tr>
-        <w:tc>
-          <w:tcPr>
-            <w:tcW w:type="dxa" w:w="2880"/>
-            <w:tcMar>
-              <w:top w:w="100" w:type="dxa"/>
-              <w:start w:w="120" w:type="dxa"/>
-              <w:bottom w:w="100" w:type="dxa"/>
-              <w:end w:w="120" w:type="dxa"/>
-            </w:tcMar>
-            <w:vAlign w:val="center"/>
-          </w:tcPr>
-          <w:p>
-            <w:pPr>
-              <w:spacing w:after="0"/>
-            </w:pPr>
-            <w:r>
-              <w:t>span_id / parent_span_id</w:t>
-            </w:r>
-          </w:p>
-        </w:tc>
-        <w:tc>
-          <w:tcPr>
-            <w:tcW w:type="dxa" w:w="6480"/>
-            <w:tcMar>
-              <w:top w:w="100" w:type="dxa"/>
-              <w:start w:w="120" w:type="dxa"/>
-              <w:bottom w:w="100" w:type="dxa"/>
-              <w:end w:w="120" w:type="dxa"/>
-            </w:tcMar>
-            <w:vAlign w:val="center"/>
-          </w:tcPr>
-          <w:p>
-            <w:pPr>
-              <w:spacing w:after="0"/>
-            </w:pPr>
-            <w:r>
-              <w:t>Causal trace structure</w:t>
-            </w:r>
-          </w:p>
-        </w:tc>
-      </w:tr>
-      <w:tr>
-        <w:tc>
-          <w:tcPr>
-            <w:tcW w:type="dxa" w:w="2880"/>
-            <w:tcMar>
-              <w:top w:w="100" w:type="dxa"/>
-              <w:start w:w="120" w:type="dxa"/>
-              <w:bottom w:w="100" w:type="dxa"/>
-              <w:end w:w="120" w:type="dxa"/>
-            </w:tcMar>
-            <w:vAlign w:val="center"/>
-          </w:tcPr>
-          <w:p>
-            <w:pPr>
-              <w:spacing w:after="0"/>
-            </w:pPr>
-            <w:r>
-              <w:t>iteration / stage / actor</w:t>
-            </w:r>
-          </w:p>
-        </w:tc>
-        <w:tc>
-          <w:tcPr>
-            <w:tcW w:type="dxa" w:w="6480"/>
-            <w:tcMar>
-              <w:top w:w="100" w:type="dxa"/>
-              <w:start w:w="120" w:type="dxa"/>
-              <w:bottom w:w="100" w:type="dxa"/>
-              <w:end w:w="120" w:type="dxa"/>
-            </w:tcMar>
-            <w:vAlign w:val="center"/>
-          </w:tcPr>
-          <w:p>
-            <w:pPr>
-              <w:spacing w:after="0"/>
-            </w:pPr>
-            <w:r>
-              <w:t>Agentic-loop position and event owner</w:t>
-            </w:r>
-          </w:p>
-        </w:tc>
-      </w:tr>
-      <w:tr>
-        <w:tc>
-          <w:tcPr>
-            <w:tcW w:type="dxa" w:w="2880"/>
-            <w:tcMar>
-              <w:top w:w="100" w:type="dxa"/>
-              <w:start w:w="120" w:type="dxa"/>
-              <w:bottom w:w="100" w:type="dxa"/>
-              <w:end w:w="120" w:type="dxa"/>
-            </w:tcMar>
-            <w:vAlign w:val="center"/>
-          </w:tcPr>
-          <w:p>
-            <w:pPr>
-              <w:spacing w:after="0"/>
-            </w:pPr>
-            <w:r>
-              <w:t>event_type / severity</w:t>
-            </w:r>
-          </w:p>
-        </w:tc>
-        <w:tc>
-          <w:tcPr>
-            <w:tcW w:type="dxa" w:w="6480"/>
-            <w:tcMar>
-              <w:top w:w="100" w:type="dxa"/>
-              <w:start w:w="120" w:type="dxa"/>
-              <w:bottom w:w="100" w:type="dxa"/>
-              <w:end w:w="120" w:type="dxa"/>
-            </w:tcMar>
-            <w:vAlign w:val="center"/>
-          </w:tcPr>
-          <w:p>
-            <w:pPr>
-              <w:spacing w:after="0"/>
-            </w:pPr>
-            <w:r>
-              <w:t>Machine-readable classification</w:t>
-            </w:r>
-          </w:p>
-        </w:tc>
-      </w:tr>
-      <w:tr>
-        <w:tc>
-          <w:tcPr>
-            <w:tcW w:type="dxa" w:w="2880"/>
-            <w:tcMar>
-              <w:top w:w="100" w:type="dxa"/>
-              <w:start w:w="120" w:type="dxa"/>
-              <w:bottom w:w="100" w:type="dxa"/>
-              <w:end w:w="120" w:type="dxa"/>
-            </w:tcMar>
-            <w:vAlign w:val="center"/>
-          </w:tcPr>
-          <w:p>
-            <w:pPr>
-              <w:spacing w:after="0"/>
-            </w:pPr>
-            <w:r>
-              <w:t>action / decision_reason</w:t>
-            </w:r>
-          </w:p>
-        </w:tc>
-        <w:tc>
-          <w:tcPr>
-            <w:tcW w:type="dxa" w:w="6480"/>
-            <w:tcMar>
-              <w:top w:w="100" w:type="dxa"/>
-              <w:start w:w="120" w:type="dxa"/>
-              <w:bottom w:w="100" w:type="dxa"/>
-              <w:end w:w="120" w:type="dxa"/>
-            </w:tcMar>
-            <w:vAlign w:val="center"/>
-          </w:tcPr>
-          <w:p>
-            <w:pPr>
-              <w:spacing w:after="0"/>
-            </w:pPr>
-            <w:r>
-              <w:t>Selected action and concise rationale</w:t>
-            </w:r>
-          </w:p>
-        </w:tc>
-      </w:tr>
-      <w:tr>
-        <w:tc>
-          <w:tcPr>
-            <w:tcW w:type="dxa" w:w="2880"/>
-            <w:tcMar>
-              <w:top w:w="100" w:type="dxa"/>
-              <w:start w:w="120" w:type="dxa"/>
-              <w:bottom w:w="100" w:type="dxa"/>
-              <w:end w:w="120" w:type="dxa"/>
-            </w:tcMar>
-            <w:vAlign w:val="center"/>
-          </w:tcPr>
-          <w:p>
-            <w:pPr>
-              <w:spacing w:after="0"/>
-            </w:pPr>
-            <w:r>
-              <w:t>input_refs / output_refs</w:t>
-            </w:r>
-          </w:p>
-        </w:tc>
-        <w:tc>
-          <w:tcPr>
-            <w:tcW w:type="dxa" w:w="6480"/>
-            <w:tcMar>
-              <w:top w:w="100" w:type="dxa"/>
-              <w:start w:w="120" w:type="dxa"/>
-              <w:bottom w:w="100" w:type="dxa"/>
-              <w:end w:w="120" w:type="dxa"/>
-            </w:tcMar>
-            <w:vAlign w:val="center"/>
-          </w:tcPr>
-          <w:p>
-            <w:pPr>
-              <w:spacing w:after="0"/>
-            </w:pPr>
-            <w:r>
-              <w:t>References to sanitized artifacts rather than large inline payloads</w:t>
-            </w:r>
-          </w:p>
-        </w:tc>
-      </w:tr>
-      <w:tr>
-        <w:tc>
-          <w:tcPr>
-            <w:tcW w:type="dxa" w:w="2880"/>
-            <w:tcMar>
-              <w:top w:w="100" w:type="dxa"/>
-              <w:start w:w="120" w:type="dxa"/>
-              <w:bottom w:w="100" w:type="dxa"/>
-              <w:end w:w="120" w:type="dxa"/>
-            </w:tcMar>
-            <w:vAlign w:val="center"/>
-          </w:tcPr>
-          <w:p>
-            <w:pPr>
-              <w:spacing w:after="0"/>
-            </w:pPr>
-            <w:r>
-              <w:t>duration_ms / status</w:t>
-            </w:r>
-          </w:p>
-        </w:tc>
-        <w:tc>
-          <w:tcPr>
-            <w:tcW w:type="dxa" w:w="6480"/>
-            <w:tcMar>
-              <w:top w:w="100" w:type="dxa"/>
-              <w:start w:w="120" w:type="dxa"/>
-              <w:bottom w:w="100" w:type="dxa"/>
-              <w:end w:w="120" w:type="dxa"/>
-            </w:tcMar>
-            <w:vAlign w:val="center"/>
-          </w:tcPr>
-          <w:p>
-            <w:pPr>
-              <w:spacing w:after="0"/>
-            </w:pPr>
-            <w:r>
-              <w:t>Performance and result</w:t>
-            </w:r>
-          </w:p>
-        </w:tc>
-      </w:tr>
-      <w:tr>
-        <w:tc>
-          <w:tcPr>
-            <w:tcW w:type="dxa" w:w="2880"/>
-            <w:tcMar>
-              <w:top w:w="100" w:type="dxa"/>
-              <w:start w:w="120" w:type="dxa"/>
-              <w:bottom w:w="100" w:type="dxa"/>
-              <w:end w:w="120" w:type="dxa"/>
-            </w:tcMar>
-            <w:vAlign w:val="center"/>
-          </w:tcPr>
-          <w:p>
-            <w:pPr>
-              <w:spacing w:after="0"/>
-            </w:pPr>
-            <w:r>
-              <w:t>retryable / error_code</w:t>
-            </w:r>
-          </w:p>
-        </w:tc>
-        <w:tc>
-          <w:tcPr>
-            <w:tcW w:type="dxa" w:w="6480"/>
-            <w:tcMar>
-              <w:top w:w="100" w:type="dxa"/>
-              <w:start w:w="120" w:type="dxa"/>
-              <w:bottom w:w="100" w:type="dxa"/>
-              <w:end w:w="120" w:type="dxa"/>
-            </w:tcMar>
-            <w:vAlign w:val="center"/>
-          </w:tcPr>
-          <w:p>
-            <w:pPr>
-              <w:spacing w:after="0"/>
-            </w:pPr>
-            <w:r>
-              <w:t>Recovery classification</w:t>
-            </w:r>
-          </w:p>
-        </w:tc>
-      </w:tr>
-      <w:tr>
-        <w:tc>
-          <w:tcPr>
-            <w:tcW w:type="dxa" w:w="2880"/>
-            <w:tcMar>
-              <w:top w:w="100" w:type="dxa"/>
-              <w:start w:w="120" w:type="dxa"/>
-              <w:bottom w:w="100" w:type="dxa"/>
-              <w:end w:w="120" w:type="dxa"/>
-            </w:tcMar>
-            <w:vAlign w:val="center"/>
-          </w:tcPr>
-          <w:p>
-            <w:pPr>
-              <w:spacing w:after="0"/>
-            </w:pPr>
-            <w:r>
-              <w:t>fingerprint / commit / PR</w:t>
-            </w:r>
-          </w:p>
-        </w:tc>
-        <w:tc>
-          <w:tcPr>
-            <w:tcW w:type="dxa" w:w="6480"/>
-            <w:tcMar>
-              <w:top w:w="100" w:type="dxa"/>
-              <w:start w:w="120" w:type="dxa"/>
-              <w:bottom w:w="100" w:type="dxa"/>
-              <w:end w:w="120" w:type="dxa"/>
-            </w:tcMar>
-            <w:vAlign w:val="center"/>
-          </w:tcPr>
-          <w:p>
-            <w:pPr>
-              <w:spacing w:after="0"/>
-            </w:pPr>
-            <w:r>
-              <w:t>Repository evidence when applicable</w:t>
-            </w:r>
-          </w:p>
-        </w:tc>
-      </w:tr>
-    </w:tbl>
-    <w:p>
-      <w:pPr>
-        <w:spacing w:after="0"/>
-      </w:pPr>
-    </w:p>
-    <w:p>
-      <w:pPr>
-        <w:pStyle w:val="Heading2"/>
-      </w:pPr>
-      <w:r>
-        <w:t>6.4 Required trace spans</w:t>
-      </w:r>
-    </w:p>
-    <w:p>
-      <w:pPr>
-        <w:pStyle w:val="ListBullet"/>
-        <w:spacing w:after="80"/>
-      </w:pPr>
-      <w:r>
-        <w:t>task.ingest and task.normalize</w:t>
-      </w:r>
-    </w:p>
-    <w:p>
-      <w:pPr>
-        <w:pStyle w:val="ListBullet"/>
-        <w:spacing w:after="80"/>
-      </w:pPr>
-      <w:r>
-        <w:t>repository.preflight and worktree.create</w:t>
-      </w:r>
-    </w:p>
-    <w:p>
-      <w:pPr>
-        <w:pStyle w:val="ListBullet"/>
-        <w:spacing w:after="80"/>
-      </w:pPr>
-      <w:r>
-        <w:t>loop.iteration.N</w:t>
-      </w:r>
-    </w:p>
-    <w:p>
-      <w:pPr>
-        <w:pStyle w:val="ListBullet"/>
-        <w:spacing w:after="80"/>
-      </w:pPr>
-      <w:r>
-        <w:t>agent.explore / agent.implement / agent.test_write / agent.review / agent.implement.remediation</w:t>
-      </w:r>
-    </w:p>
-    <w:p>
-      <w:pPr>
-        <w:pStyle w:val="ListBullet"/>
-        <w:spacing w:after="80"/>
-      </w:pPr>
-      <w:r>
-        <w:t>tool.&lt;name&gt; for every significant tool invocation</w:t>
-      </w:r>
-    </w:p>
-    <w:p>
-      <w:pPr>
-        <w:pStyle w:val="ListBullet"/>
-        <w:spacing w:after="80"/>
-      </w:pPr>
-      <w:r>
-        <w:t>validation.scope / validation.artifacts / validation.secrets</w:t>
-      </w:r>
-    </w:p>
-    <w:p>
-      <w:pPr>
-        <w:pStyle w:val="ListBullet"/>
-        <w:spacing w:after="80"/>
-      </w:pPr>
-      <w:r>
-        <w:t>test.install and test.run</w:t>
-      </w:r>
-    </w:p>
-    <w:p>
-      <w:pPr>
-        <w:pStyle w:val="ListBullet"/>
-        <w:spacing w:after="80"/>
-      </w:pPr>
-      <w:r>
-        <w:t>review.evaluate and review.decision</w:t>
-      </w:r>
-    </w:p>
-    <w:p>
-      <w:pPr>
-        <w:pStyle w:val="ListBullet"/>
-        <w:spacing w:after="80"/>
-      </w:pPr>
-      <w:r>
-        <w:t>delivery.changelog / git.commit / git.push / github.create_pr</w:t>
-      </w:r>
-    </w:p>
-    <w:p>
-      <w:pPr>
-        <w:pStyle w:val="ListBullet"/>
-        <w:spacing w:after="80"/>
-      </w:pPr>
-      <w:r>
-        <w:t>state.transition</w:t>
-      </w:r>
-    </w:p>
-    <w:p>
-      <w:pPr>
-        <w:pStyle w:val="Heading2"/>
-      </w:pPr>
-      <w:r>
-        <w:t>6.5 Storage layout</w:t>
-      </w:r>
-    </w:p>
-    <w:p>
-      <w:r>
-        <w:rPr>
-          <w:rFonts w:ascii="Courier New" w:hAnsi="Courier New"/>
-        </w:rPr>
-        <w:t>.mycodeagent/</w:t>
-        <w:br/>
-      </w:r>
-      <w:r>
-        <w:rPr>
-          <w:rFonts w:ascii="Courier New" w:hAnsi="Courier New"/>
-          <w:sz w:val="19"/>
-        </w:rPr>
-        <w:t>├── runs/&lt;run-id&gt;/status.json</w:t>
-        <w:br/>
-        <w:t>├── runs/&lt;run-id&gt;/events.jsonl</w:t>
-        <w:br/>
-        <w:t>├── runs/&lt;run-id&gt;/trace.json</w:t>
-        <w:br/>
-        <w:t>├── runs/&lt;run-id&gt;/artifacts/</w:t>
-        <w:br/>
-        <w:t>│   ├── task-spec.json</w:t>
-        <w:br/>
-        <w:t>│   ├── diff.patch</w:t>
-        <w:br/>
-        <w:t>│   ├── test-result.json</w:t>
-        <w:br/>
-        <w:t>│   ├── review-result.json</w:t>
-        <w:br/>
-        <w:t>│   └── delivery-result.json</w:t>
-        <w:br/>
-        <w:t>└── tasks/&lt;task-id&gt;/latest.json</w:t>
-      </w:r>
-    </w:p>
-    <w:p>
-      <w:r>
-        <w:t>Runtime observability files must remain outside task source directories and must be ignored by Git unless a deliberate audit-export mechanism is used.</w:t>
-      </w:r>
-    </w:p>
-    <w:p>
-      <w:pPr>
-        <w:pStyle w:val="Heading1"/>
-      </w:pPr>
-      <w:r>
-        <w:t>7. End-to-End Intent-Driven Flow</w:t>
-      </w:r>
-    </w:p>
-    <w:p>
-      <w:pPr>
-        <w:pStyle w:val="ListNumber"/>
-        <w:spacing w:after="80"/>
-      </w:pPr>
-      <w:r>
-        <w:t>Accept a task reference or direct instruction and assign run, task, and trace identifiers.</w:t>
-      </w:r>
-    </w:p>
-    <w:p>
-      <w:pPr>
-        <w:pStyle w:val="ListNumber"/>
-        <w:spacing w:after="80"/>
-      </w:pPr>
-      <w:r>
-        <w:t>Load the source through the matching adapter and normalize it into TaskSpec.</w:t>
-      </w:r>
-    </w:p>
-    <w:p>
-      <w:pPr>
-        <w:pStyle w:val="ListNumber"/>
-        <w:spacing w:after="80"/>
-      </w:pPr>
-      <w:r>
-        <w:t>Validate repository approval, task completeness, workspace paths, dependencies, model/harness availability, and delivery authority.</w:t>
-      </w:r>
-    </w:p>
-    <w:p>
-      <w:pPr>
-        <w:pStyle w:val="ListNumber"/>
-        <w:spacing w:after="80"/>
-      </w:pPr>
-      <w:r>
-        <w:t>Claim the task, transition to working, create a task branch/worktree, and record base commit and workspace identifiers.</w:t>
-      </w:r>
-    </w:p>
-    <w:p>
-      <w:pPr>
-        <w:pStyle w:val="ListNumber"/>
-        <w:spacing w:after="80"/>
-      </w:pPr>
-      <w:r>
-        <w:t>Enter the agentic loop. Observe context and select Explorer when repository understanding is insufficient.</w:t>
-      </w:r>
-    </w:p>
-    <w:p>
-      <w:pPr>
-        <w:pStyle w:val="ListNumber"/>
-        <w:spacing w:after="80"/>
-      </w:pPr>
-      <w:r>
-        <w:t>Select Bug Reproducer for bug intent, or Implementer for sufficiently specified feature/refactor work.</w:t>
-      </w:r>
-    </w:p>
-    <w:p>
-      <w:pPr>
-        <w:pStyle w:val="ListNumber"/>
-        <w:spacing w:after="80"/>
-      </w:pPr>
-      <w:r>
-        <w:t>Validate changed paths and required files after every write-capable agent invocation.</w:t>
-      </w:r>
-    </w:p>
-    <w:p>
-      <w:pPr>
-        <w:pStyle w:val="ListNumber"/>
-        <w:spacing w:after="80"/>
-      </w:pPr>
-      <w:r>
-        <w:t>Select Test Writer when acceptance coverage is missing; then run tests deterministically.</w:t>
-      </w:r>
-    </w:p>
-    <w:p>
-      <w:pPr>
-        <w:pStyle w:val="ListNumber"/>
-        <w:spacing w:after="80"/>
-      </w:pPr>
-      <w:r>
-        <w:t>On test failure, record TestFailureContext and route it to the Implementer; after changes, rerun all affected deterministic gates.</w:t>
-      </w:r>
-    </w:p>
-    <w:p>
-      <w:pPr>
-        <w:pStyle w:val="ListNumber"/>
-        <w:spacing w:after="80"/>
-      </w:pPr>
-      <w:r>
-        <w:t>When tests and validations pass, invoke the read-only Reviewer with the exact diff, task criteria, and evidence.</w:t>
-      </w:r>
-    </w:p>
-    <w:p>
-      <w:pPr>
-        <w:pStyle w:val="ListNumber"/>
-        <w:spacing w:after="80"/>
-      </w:pPr>
-      <w:r>
-        <w:t>On CHANGES_REQUESTED, persist the ReviewContext in Supervisor memory, route it to the Implementer for remediation, and invalidate prior test and review evidence affected by the change.</w:t>
-      </w:r>
-    </w:p>
-    <w:p>
-      <w:pPr>
-        <w:pStyle w:val="ListNumber"/>
-        <w:spacing w:after="80"/>
-      </w:pPr>
-      <w:r>
-        <w:t>On APPROVED, bind the decision to the current change fingerprint and transition to reviewed.</w:t>
-      </w:r>
-    </w:p>
-    <w:p>
-      <w:pPr>
-        <w:pStyle w:val="ListNumber"/>
-        <w:spacing w:after="80"/>
-      </w:pPr>
-      <w:r>
-        <w:t>If delivery was requested, perform final policy validation, update the changelog, commit, push, create the PR, and persist delivery metadata.</w:t>
-      </w:r>
-    </w:p>
-    <w:p>
-      <w:pPr>
-        <w:pStyle w:val="ListNumber"/>
-        <w:spacing w:after="80"/>
-      </w:pPr>
-      <w:r>
-        <w:t>Transition to delivered or finish at the requested terminal state. Preserve logs, traces, state, and artifacts.</w:t>
-      </w:r>
-    </w:p>
-    <w:p>
-      <w:pPr>
-        <w:pStyle w:val="Heading1"/>
-      </w:pPr>
-      <w:r>
-        <w:t>8. State Model and Transition Gates</w:t>
-      </w:r>
-    </w:p>
-    <w:tbl>
-      <w:tblPr>
-        <w:tblStyle w:val="TableGrid"/>
-        <w:tblW w:type="auto" w:w="0"/>
-        <w:jc w:val="center"/>
-        <w:tblLayout w:type="fixed"/>
-        <w:tblLook w:firstColumn="1" w:firstRow="1" w:lastColumn="0" w:lastRow="0" w:noHBand="0" w:noVBand="1" w:val="04A0"/>
-      </w:tblPr>
-      <w:tblGrid>
-        <w:gridCol w:w="3120"/>
-        <w:gridCol w:w="3120"/>
-        <w:gridCol w:w="3120"/>
-      </w:tblGrid>
-      <w:tr>
-        <w:trPr>
-          <w:tblHeader w:val="true"/>
-        </w:trPr>
-        <w:tc>
-          <w:tcPr>
-            <w:tcW w:type="dxa" w:w="1728"/>
-            <w:shd w:fill="DCE6F1"/>
-            <w:tcMar>
-              <w:top w:w="100" w:type="dxa"/>
-              <w:start w:w="120" w:type="dxa"/>
-              <w:bottom w:w="100" w:type="dxa"/>
-              <w:end w:w="120" w:type="dxa"/>
-            </w:tcMar>
-            <w:vAlign w:val="center"/>
-          </w:tcPr>
-          <w:p>
-            <w:pPr>
-              <w:spacing w:after="0"/>
-            </w:pPr>
-            <w:r>
-              <w:t>State</w:t>
-            </w:r>
-          </w:p>
-        </w:tc>
-        <w:tc>
-          <w:tcPr>
-            <w:tcW w:type="dxa" w:w="4032"/>
-            <w:shd w:fill="DCE6F1"/>
-            <w:tcMar>
-              <w:top w:w="100" w:type="dxa"/>
-              <w:start w:w="120" w:type="dxa"/>
-              <w:bottom w:w="100" w:type="dxa"/>
-              <w:end w:w="120" w:type="dxa"/>
-            </w:tcMar>
-            <w:vAlign w:val="center"/>
-          </w:tcPr>
-          <w:p>
-            <w:pPr>
-              <w:spacing w:after="0"/>
-            </w:pPr>
-            <w:r>
-              <w:t>Meaning</w:t>
-            </w:r>
-          </w:p>
-        </w:tc>
-        <w:tc>
-          <w:tcPr>
-            <w:tcW w:type="dxa" w:w="3600"/>
-            <w:shd w:fill="DCE6F1"/>
-            <w:tcMar>
-              <w:top w:w="100" w:type="dxa"/>
-              <w:start w:w="120" w:type="dxa"/>
-              <w:bottom w:w="100" w:type="dxa"/>
-              <w:end w:w="120" w:type="dxa"/>
-            </w:tcMar>
-            <w:vAlign w:val="center"/>
-          </w:tcPr>
-          <w:p>
-            <w:pPr>
-              <w:spacing w:after="0"/>
-            </w:pPr>
-            <w:r>
-              <w:t>Permitted progression</w:t>
-            </w:r>
-          </w:p>
-        </w:tc>
-      </w:tr>
-      <w:tr>
-        <w:tc>
-          <w:tcPr>
-            <w:tcW w:type="dxa" w:w="1728"/>
-            <w:tcMar>
-              <w:top w:w="100" w:type="dxa"/>
-              <w:start w:w="120" w:type="dxa"/>
-              <w:bottom w:w="100" w:type="dxa"/>
-              <w:end w:w="120" w:type="dxa"/>
-            </w:tcMar>
-            <w:vAlign w:val="center"/>
-          </w:tcPr>
-          <w:p>
-            <w:pPr>
-              <w:spacing w:after="0"/>
-            </w:pPr>
-            <w:r>
-              <w:t>ready</w:t>
-            </w:r>
-          </w:p>
-        </w:tc>
-        <w:tc>
-          <w:tcPr>
-            <w:tcW w:type="dxa" w:w="4032"/>
-            <w:tcMar>
-              <w:top w:w="100" w:type="dxa"/>
-              <w:start w:w="120" w:type="dxa"/>
-              <w:bottom w:w="100" w:type="dxa"/>
-              <w:end w:w="120" w:type="dxa"/>
-            </w:tcMar>
-            <w:vAlign w:val="center"/>
-          </w:tcPr>
-          <w:p>
-            <w:pPr>
-              <w:spacing w:after="0"/>
-            </w:pPr>
-            <w:r>
-              <w:t>Eligible normalized task</w:t>
-            </w:r>
-          </w:p>
-        </w:tc>
-        <w:tc>
-          <w:tcPr>
-            <w:tcW w:type="dxa" w:w="3600"/>
-            <w:tcMar>
-              <w:top w:w="100" w:type="dxa"/>
-              <w:start w:w="120" w:type="dxa"/>
-              <w:bottom w:w="100" w:type="dxa"/>
-              <w:end w:w="120" w:type="dxa"/>
-            </w:tcMar>
-            <w:vAlign w:val="center"/>
-          </w:tcPr>
-          <w:p>
-            <w:pPr>
-              <w:spacing w:after="0"/>
-            </w:pPr>
-            <w:r>
-              <w:t>working</w:t>
-            </w:r>
-          </w:p>
-        </w:tc>
-      </w:tr>
-      <w:tr>
-        <w:tc>
-          <w:tcPr>
-            <w:tcW w:type="dxa" w:w="1728"/>
-            <w:tcMar>
-              <w:top w:w="100" w:type="dxa"/>
-              <w:start w:w="120" w:type="dxa"/>
-              <w:bottom w:w="100" w:type="dxa"/>
-              <w:end w:w="120" w:type="dxa"/>
-            </w:tcMar>
-            <w:vAlign w:val="center"/>
-          </w:tcPr>
-          <w:p>
-            <w:pPr>
-              <w:spacing w:after="0"/>
-            </w:pPr>
-            <w:r>
-              <w:t>working</w:t>
-            </w:r>
-          </w:p>
-        </w:tc>
-        <w:tc>
-          <w:tcPr>
-            <w:tcW w:type="dxa" w:w="4032"/>
-            <w:tcMar>
-              <w:top w:w="100" w:type="dxa"/>
-              <w:start w:w="120" w:type="dxa"/>
-              <w:bottom w:w="100" w:type="dxa"/>
-              <w:end w:w="120" w:type="dxa"/>
-            </w:tcMar>
-            <w:vAlign w:val="center"/>
-          </w:tcPr>
-          <w:p>
-            <w:pPr>
-              <w:spacing w:after="0"/>
-            </w:pPr>
-            <w:r>
-              <w:t>Agentic loop active</w:t>
-            </w:r>
-          </w:p>
-        </w:tc>
-        <w:tc>
-          <w:tcPr>
-            <w:tcW w:type="dxa" w:w="3600"/>
-            <w:tcMar>
-              <w:top w:w="100" w:type="dxa"/>
-              <w:start w:w="120" w:type="dxa"/>
-              <w:bottom w:w="100" w:type="dxa"/>
-              <w:end w:w="120" w:type="dxa"/>
-            </w:tcMar>
-            <w:vAlign w:val="center"/>
-          </w:tcPr>
-          <w:p>
-            <w:pPr>
-              <w:spacing w:after="0"/>
-            </w:pPr>
-            <w:r>
-              <w:t>implemented, needs_input, failed</w:t>
-            </w:r>
-          </w:p>
-        </w:tc>
-      </w:tr>
-      <w:tr>
-        <w:tc>
-          <w:tcPr>
-            <w:tcW w:type="dxa" w:w="1728"/>
-            <w:tcMar>
-              <w:top w:w="100" w:type="dxa"/>
-              <w:start w:w="120" w:type="dxa"/>
-              <w:bottom w:w="100" w:type="dxa"/>
-              <w:end w:w="120" w:type="dxa"/>
-            </w:tcMar>
-            <w:vAlign w:val="center"/>
-          </w:tcPr>
-          <w:p>
-            <w:pPr>
-              <w:spacing w:after="0"/>
-            </w:pPr>
-            <w:r>
-              <w:t>implemented</w:t>
-            </w:r>
-          </w:p>
-        </w:tc>
-        <w:tc>
-          <w:tcPr>
-            <w:tcW w:type="dxa" w:w="4032"/>
-            <w:tcMar>
-              <w:top w:w="100" w:type="dxa"/>
-              <w:start w:w="120" w:type="dxa"/>
-              <w:bottom w:w="100" w:type="dxa"/>
-              <w:end w:w="120" w:type="dxa"/>
-            </w:tcMar>
-            <w:vAlign w:val="center"/>
-          </w:tcPr>
-          <w:p>
-            <w:pPr>
-              <w:spacing w:after="0"/>
-            </w:pPr>
-            <w:r>
-              <w:t>Required source/tests created and scope-valid</w:t>
-            </w:r>
-          </w:p>
-        </w:tc>
-        <w:tc>
-          <w:tcPr>
-            <w:tcW w:type="dxa" w:w="3600"/>
-            <w:tcMar>
-              <w:top w:w="100" w:type="dxa"/>
-              <w:start w:w="120" w:type="dxa"/>
-              <w:bottom w:w="100" w:type="dxa"/>
-              <w:end w:w="120" w:type="dxa"/>
-            </w:tcMar>
-            <w:vAlign w:val="center"/>
-          </w:tcPr>
-          <w:p>
-            <w:pPr>
-              <w:spacing w:after="0"/>
-            </w:pPr>
-            <w:r>
-              <w:t>testing, failed</w:t>
-            </w:r>
-          </w:p>
-        </w:tc>
-      </w:tr>
-      <w:tr>
-        <w:tc>
-          <w:tcPr>
-            <w:tcW w:type="dxa" w:w="1728"/>
-            <w:tcMar>
-              <w:top w:w="100" w:type="dxa"/>
-              <w:start w:w="120" w:type="dxa"/>
-              <w:bottom w:w="100" w:type="dxa"/>
-              <w:end w:w="120" w:type="dxa"/>
-            </w:tcMar>
-            <w:vAlign w:val="center"/>
-          </w:tcPr>
-          <w:p>
-            <w:pPr>
-              <w:spacing w:after="0"/>
-            </w:pPr>
-            <w:r>
-              <w:t>testing</w:t>
-            </w:r>
-          </w:p>
-        </w:tc>
-        <w:tc>
-          <w:tcPr>
-            <w:tcW w:type="dxa" w:w="4032"/>
-            <w:tcMar>
-              <w:top w:w="100" w:type="dxa"/>
-              <w:start w:w="120" w:type="dxa"/>
-              <w:bottom w:w="100" w:type="dxa"/>
-              <w:end w:w="120" w:type="dxa"/>
-            </w:tcMar>
-            <w:vAlign w:val="center"/>
-          </w:tcPr>
-          <w:p>
-            <w:pPr>
-              <w:spacing w:after="0"/>
-            </w:pPr>
-            <w:r>
-              <w:t>Deterministic tests executing</w:t>
-            </w:r>
-          </w:p>
-        </w:tc>
-        <w:tc>
-          <w:tcPr>
-            <w:tcW w:type="dxa" w:w="3600"/>
-            <w:tcMar>
-              <w:top w:w="100" w:type="dxa"/>
-              <w:start w:w="120" w:type="dxa"/>
-              <w:bottom w:w="100" w:type="dxa"/>
-              <w:end w:w="120" w:type="dxa"/>
-            </w:tcMar>
-            <w:vAlign w:val="center"/>
-          </w:tcPr>
-          <w:p>
-            <w:pPr>
-              <w:spacing w:after="0"/>
-            </w:pPr>
-            <w:r>
-              <w:t>tested, working, failed</w:t>
-            </w:r>
-          </w:p>
-        </w:tc>
-      </w:tr>
-      <w:tr>
-        <w:tc>
-          <w:tcPr>
-            <w:tcW w:type="dxa" w:w="1728"/>
-            <w:tcMar>
-              <w:top w:w="100" w:type="dxa"/>
-              <w:start w:w="120" w:type="dxa"/>
-              <w:bottom w:w="100" w:type="dxa"/>
-              <w:end w:w="120" w:type="dxa"/>
-            </w:tcMar>
-            <w:vAlign w:val="center"/>
-          </w:tcPr>
-          <w:p>
-            <w:pPr>
-              <w:spacing w:after="0"/>
-            </w:pPr>
-            <w:r>
-              <w:t>tested</w:t>
-            </w:r>
-          </w:p>
-        </w:tc>
-        <w:tc>
-          <w:tcPr>
-            <w:tcW w:type="dxa" w:w="4032"/>
-            <w:tcMar>
-              <w:top w:w="100" w:type="dxa"/>
-              <w:start w:w="120" w:type="dxa"/>
-              <w:bottom w:w="100" w:type="dxa"/>
-              <w:end w:w="120" w:type="dxa"/>
-            </w:tcMar>
-            <w:vAlign w:val="center"/>
-          </w:tcPr>
-          <w:p>
-            <w:pPr>
-              <w:spacing w:after="0"/>
-            </w:pPr>
-            <w:r>
-              <w:t>Tests passed for current fingerprint</w:t>
-            </w:r>
-          </w:p>
-        </w:tc>
-        <w:tc>
-          <w:tcPr>
-            <w:tcW w:type="dxa" w:w="3600"/>
-            <w:tcMar>
-              <w:top w:w="100" w:type="dxa"/>
-              <w:start w:w="120" w:type="dxa"/>
-              <w:bottom w:w="100" w:type="dxa"/>
-              <w:end w:w="120" w:type="dxa"/>
-            </w:tcMar>
-            <w:vAlign w:val="center"/>
-          </w:tcPr>
-          <w:p>
-            <w:pPr>
-              <w:spacing w:after="0"/>
-            </w:pPr>
-            <w:r>
-              <w:t>reviewing</w:t>
-            </w:r>
-          </w:p>
-        </w:tc>
-      </w:tr>
-      <w:tr>
-        <w:tc>
-          <w:tcPr>
-            <w:tcW w:type="dxa" w:w="1728"/>
-            <w:tcMar>
-              <w:top w:w="100" w:type="dxa"/>
-              <w:start w:w="120" w:type="dxa"/>
-              <w:bottom w:w="100" w:type="dxa"/>
-              <w:end w:w="120" w:type="dxa"/>
-            </w:tcMar>
-            <w:vAlign w:val="center"/>
-          </w:tcPr>
-          <w:p>
-            <w:pPr>
-              <w:spacing w:after="0"/>
-            </w:pPr>
-            <w:r>
-              <w:t>reviewing</w:t>
-            </w:r>
-          </w:p>
-        </w:tc>
-        <w:tc>
-          <w:tcPr>
-            <w:tcW w:type="dxa" w:w="4032"/>
-            <w:tcMar>
-              <w:top w:w="100" w:type="dxa"/>
-              <w:start w:w="120" w:type="dxa"/>
-              <w:bottom w:w="100" w:type="dxa"/>
-              <w:end w:w="120" w:type="dxa"/>
-            </w:tcMar>
-            <w:vAlign w:val="center"/>
-          </w:tcPr>
-          <w:p>
-            <w:pPr>
-              <w:spacing w:after="0"/>
-            </w:pPr>
-            <w:r>
-              <w:t>Read-only review executing</w:t>
-            </w:r>
-          </w:p>
-        </w:tc>
-        <w:tc>
-          <w:tcPr>
-            <w:tcW w:type="dxa" w:w="3600"/>
-            <w:tcMar>
-              <w:top w:w="100" w:type="dxa"/>
-              <w:start w:w="120" w:type="dxa"/>
-              <w:bottom w:w="100" w:type="dxa"/>
-              <w:end w:w="120" w:type="dxa"/>
-            </w:tcMar>
-            <w:vAlign w:val="center"/>
-          </w:tcPr>
-          <w:p>
-            <w:pPr>
-              <w:spacing w:after="0"/>
-            </w:pPr>
-            <w:r>
-              <w:t>reviewed, working, failed</w:t>
-            </w:r>
-          </w:p>
-        </w:tc>
-      </w:tr>
-      <w:tr>
-        <w:tc>
-          <w:tcPr>
-            <w:tcW w:type="dxa" w:w="1728"/>
-            <w:tcMar>
-              <w:top w:w="100" w:type="dxa"/>
-              <w:start w:w="120" w:type="dxa"/>
-              <w:bottom w:w="100" w:type="dxa"/>
-              <w:end w:w="120" w:type="dxa"/>
-            </w:tcMar>
-            <w:vAlign w:val="center"/>
-          </w:tcPr>
-          <w:p>
-            <w:pPr>
-              <w:spacing w:after="0"/>
-            </w:pPr>
-            <w:r>
-              <w:t>reviewed</w:t>
-            </w:r>
-          </w:p>
-        </w:tc>
-        <w:tc>
-          <w:tcPr>
-            <w:tcW w:type="dxa" w:w="4032"/>
-            <w:tcMar>
-              <w:top w:w="100" w:type="dxa"/>
-              <w:start w:w="120" w:type="dxa"/>
-              <w:bottom w:w="100" w:type="dxa"/>
-              <w:end w:w="120" w:type="dxa"/>
-            </w:tcMar>
-            <w:vAlign w:val="center"/>
-          </w:tcPr>
-          <w:p>
-            <w:pPr>
-              <w:spacing w:after="0"/>
-            </w:pPr>
-            <w:r>
-              <w:t>APPROVED for current fingerprint</w:t>
-            </w:r>
-          </w:p>
-        </w:tc>
-        <w:tc>
-          <w:tcPr>
-            <w:tcW w:type="dxa" w:w="3600"/>
-            <w:tcMar>
-              <w:top w:w="100" w:type="dxa"/>
-              <w:start w:w="120" w:type="dxa"/>
-              <w:bottom w:w="100" w:type="dxa"/>
-              <w:end w:w="120" w:type="dxa"/>
-            </w:tcMar>
-            <w:vAlign w:val="center"/>
-          </w:tcPr>
-          <w:p>
-            <w:pPr>
-              <w:spacing w:after="0"/>
-            </w:pPr>
-            <w:r>
-              <w:t>delivering, complete</w:t>
-            </w:r>
-          </w:p>
-        </w:tc>
-      </w:tr>
-      <w:tr>
-        <w:tc>
-          <w:tcPr>
-            <w:tcW w:type="dxa" w:w="1728"/>
-            <w:tcMar>
-              <w:top w:w="100" w:type="dxa"/>
-              <w:start w:w="120" w:type="dxa"/>
-              <w:bottom w:w="100" w:type="dxa"/>
-              <w:end w:w="120" w:type="dxa"/>
-            </w:tcMar>
-            <w:vAlign w:val="center"/>
-          </w:tcPr>
-          <w:p>
-            <w:pPr>
-              <w:spacing w:after="0"/>
-            </w:pPr>
-            <w:r>
-              <w:t>delivering</w:t>
-            </w:r>
-          </w:p>
-        </w:tc>
-        <w:tc>
-          <w:tcPr>
-            <w:tcW w:type="dxa" w:w="4032"/>
-            <w:tcMar>
-              <w:top w:w="100" w:type="dxa"/>
-              <w:start w:w="120" w:type="dxa"/>
-              <w:bottom w:w="100" w:type="dxa"/>
-              <w:end w:w="120" w:type="dxa"/>
-            </w:tcMar>
-            <w:vAlign w:val="center"/>
-          </w:tcPr>
-          <w:p>
-            <w:pPr>
-              <w:spacing w:after="0"/>
-            </w:pPr>
-            <w:r>
-              <w:t>Deterministic Git/PR actions active</w:t>
-            </w:r>
-          </w:p>
-        </w:tc>
-        <w:tc>
-          <w:tcPr>
-            <w:tcW w:type="dxa" w:w="3600"/>
-            <w:tcMar>
-              <w:top w:w="100" w:type="dxa"/>
-              <w:start w:w="120" w:type="dxa"/>
-              <w:bottom w:w="100" w:type="dxa"/>
-              <w:end w:w="120" w:type="dxa"/>
-            </w:tcMar>
-            <w:vAlign w:val="center"/>
-          </w:tcPr>
-          <w:p>
-            <w:pPr>
-              <w:spacing w:after="0"/>
-            </w:pPr>
-            <w:r>
-              <w:t>delivered, reviewed, failed</w:t>
-            </w:r>
-          </w:p>
-        </w:tc>
-      </w:tr>
-      <w:tr>
-        <w:tc>
-          <w:tcPr>
-            <w:tcW w:type="dxa" w:w="1728"/>
-            <w:tcMar>
-              <w:top w:w="100" w:type="dxa"/>
-              <w:start w:w="120" w:type="dxa"/>
-              <w:bottom w:w="100" w:type="dxa"/>
-              <w:end w:w="120" w:type="dxa"/>
-            </w:tcMar>
-            <w:vAlign w:val="center"/>
-          </w:tcPr>
-          <w:p>
-            <w:pPr>
-              <w:spacing w:after="0"/>
-            </w:pPr>
-            <w:r>
-              <w:t>delivered</w:t>
-            </w:r>
-          </w:p>
-        </w:tc>
-        <w:tc>
-          <w:tcPr>
-            <w:tcW w:type="dxa" w:w="4032"/>
-            <w:tcMar>
-              <w:top w:w="100" w:type="dxa"/>
-              <w:start w:w="120" w:type="dxa"/>
-              <w:bottom w:w="100" w:type="dxa"/>
-              <w:end w:w="120" w:type="dxa"/>
-            </w:tcMar>
-            <w:vAlign w:val="center"/>
-          </w:tcPr>
-          <w:p>
-            <w:pPr>
-              <w:spacing w:after="0"/>
-            </w:pPr>
-            <w:r>
-              <w:t>Commit pushed and PR recorded</w:t>
-            </w:r>
-          </w:p>
-        </w:tc>
-        <w:tc>
-          <w:tcPr>
-            <w:tcW w:type="dxa" w:w="3600"/>
-            <w:tcMar>
-              <w:top w:w="100" w:type="dxa"/>
-              <w:start w:w="120" w:type="dxa"/>
-              <w:bottom w:w="100" w:type="dxa"/>
-              <w:end w:w="120" w:type="dxa"/>
-            </w:tcMar>
-            <w:vAlign w:val="center"/>
-          </w:tcPr>
-          <w:p>
-            <w:pPr>
-              <w:spacing w:after="0"/>
-            </w:pPr>
-            <w:r>
-              <w:t>terminal</w:t>
-            </w:r>
-          </w:p>
-        </w:tc>
-      </w:tr>
-      <w:tr>
-        <w:tc>
-          <w:tcPr>
-            <w:tcW w:type="dxa" w:w="1728"/>
-            <w:tcMar>
-              <w:top w:w="100" w:type="dxa"/>
-              <w:start w:w="120" w:type="dxa"/>
-              <w:bottom w:w="100" w:type="dxa"/>
-              <w:end w:w="120" w:type="dxa"/>
-            </w:tcMar>
-            <w:vAlign w:val="center"/>
-          </w:tcPr>
-          <w:p>
-            <w:pPr>
-              <w:spacing w:after="0"/>
-            </w:pPr>
-            <w:r>
-              <w:t>needs_input</w:t>
-            </w:r>
-          </w:p>
-        </w:tc>
-        <w:tc>
-          <w:tcPr>
-            <w:tcW w:type="dxa" w:w="4032"/>
-            <w:tcMar>
-              <w:top w:w="100" w:type="dxa"/>
-              <w:start w:w="120" w:type="dxa"/>
-              <w:bottom w:w="100" w:type="dxa"/>
-              <w:end w:w="120" w:type="dxa"/>
-            </w:tcMar>
-            <w:vAlign w:val="center"/>
-          </w:tcPr>
-          <w:p>
-            <w:pPr>
-              <w:spacing w:after="0"/>
-            </w:pPr>
-            <w:r>
-              <w:t>Material ambiguity requires user decision</w:t>
-            </w:r>
-          </w:p>
-        </w:tc>
-        <w:tc>
-          <w:tcPr>
-            <w:tcW w:type="dxa" w:w="3600"/>
-            <w:tcMar>
-              <w:top w:w="100" w:type="dxa"/>
-              <w:start w:w="120" w:type="dxa"/>
-              <w:bottom w:w="100" w:type="dxa"/>
-              <w:end w:w="120" w:type="dxa"/>
-            </w:tcMar>
-            <w:vAlign w:val="center"/>
-          </w:tcPr>
-          <w:p>
-            <w:pPr>
-              <w:spacing w:after="0"/>
-            </w:pPr>
-            <w:r>
-              <w:t>working, failed</w:t>
-            </w:r>
-          </w:p>
-        </w:tc>
-      </w:tr>
-      <w:tr>
-        <w:tc>
-          <w:tcPr>
-            <w:tcW w:type="dxa" w:w="1728"/>
-            <w:tcMar>
-              <w:top w:w="100" w:type="dxa"/>
-              <w:start w:w="120" w:type="dxa"/>
-              <w:bottom w:w="100" w:type="dxa"/>
-              <w:end w:w="120" w:type="dxa"/>
-            </w:tcMar>
-            <w:vAlign w:val="center"/>
-          </w:tcPr>
-          <w:p>
-            <w:pPr>
-              <w:spacing w:after="0"/>
-            </w:pPr>
-            <w:r>
-              <w:t>failed</w:t>
-            </w:r>
-          </w:p>
-        </w:tc>
-        <w:tc>
-          <w:tcPr>
-            <w:tcW w:type="dxa" w:w="4032"/>
-            <w:tcMar>
-              <w:top w:w="100" w:type="dxa"/>
-              <w:start w:w="120" w:type="dxa"/>
-              <w:bottom w:w="100" w:type="dxa"/>
-              <w:end w:w="120" w:type="dxa"/>
-            </w:tcMar>
-            <w:vAlign w:val="center"/>
-          </w:tcPr>
-          <w:p>
-            <w:pPr>
-              <w:spacing w:after="0"/>
-            </w:pPr>
-            <w:r>
-              <w:t>Non-retryable failure or retry exhaustion</w:t>
-            </w:r>
-          </w:p>
-        </w:tc>
-        <w:tc>
-          <w:tcPr>
-            <w:tcW w:type="dxa" w:w="3600"/>
-            <w:tcMar>
-              <w:top w:w="100" w:type="dxa"/>
-              <w:start w:w="120" w:type="dxa"/>
-              <w:bottom w:w="100" w:type="dxa"/>
-              <w:end w:w="120" w:type="dxa"/>
-            </w:tcMar>
-            <w:vAlign w:val="center"/>
-          </w:tcPr>
-          <w:p>
-            <w:pPr>
-              <w:spacing w:after="0"/>
-            </w:pPr>
-            <w:r>
-              <w:t>manual reset/resume</w:t>
-            </w:r>
-          </w:p>
-        </w:tc>
-      </w:tr>
-    </w:tbl>
-    <w:p>
-      <w:pPr>
-        <w:spacing w:after="0"/>
-      </w:pPr>
-    </w:p>
-    <w:p>
-      <w:r>
-        <w:t>The Status Manager is the only component permitted to transition state. Every transition creates a structured event and trace span and records previous state, new state, actor, reason, fingerprint, and timestamp.</w:t>
-      </w:r>
-    </w:p>
-    <w:p>
-      <w:pPr>
-        <w:pStyle w:val="Heading1"/>
-      </w:pPr>
-      <w:r>
-        <w:t>9. Control and Safety Rules</w:t>
-      </w:r>
-    </w:p>
-    <w:p>
-      <w:pPr>
-        <w:pStyle w:val="ListBullet"/>
-        <w:spacing w:after="80"/>
-      </w:pPr>
-      <w:r>
-        <w:t>The supervisor chooses actions only from an explicit allowlist.</w:t>
-      </w:r>
-    </w:p>
-    <w:p>
-      <w:pPr>
-        <w:pStyle w:val="ListBullet"/>
-        <w:spacing w:after="80"/>
-      </w:pPr>
-      <w:r>
-        <w:t>Each sub-agent receives the minimum read/write permissions required for its role.</w:t>
-      </w:r>
-    </w:p>
-    <w:p>
-      <w:pPr>
-        <w:pStyle w:val="ListBullet"/>
-        <w:spacing w:after="80"/>
-      </w:pPr>
-      <w:r>
-        <w:t>Every task uses a resolved, validated worktree path; path traversal and escaping symlinks are rejected.</w:t>
-      </w:r>
-    </w:p>
-    <w:p>
-      <w:pPr>
-        <w:pStyle w:val="ListBullet"/>
-        <w:spacing w:after="80"/>
-      </w:pPr>
-      <w:r>
-        <w:t>Tests run in a task-specific dependency environment and never modify the primary project virtual environment.</w:t>
-      </w:r>
-    </w:p>
-    <w:p>
-      <w:pPr>
-        <w:pStyle w:val="ListBullet"/>
-        <w:spacing w:after="80"/>
-      </w:pPr>
-      <w:r>
-        <w:t>Ordinary git diff is insufficient; review includes tracked, staged, modified, and untracked task files.</w:t>
-      </w:r>
-    </w:p>
-    <w:p>
-      <w:pPr>
-        <w:pStyle w:val="ListBullet"/>
-        <w:spacing w:after="80"/>
-      </w:pPr>
-      <w:r>
-        <w:t>Review approval is invalidated whenever the change fingerprint changes.</w:t>
-      </w:r>
-    </w:p>
-    <w:p>
-      <w:pPr>
-        <w:pStyle w:val="ListBullet"/>
-        <w:spacing w:after="80"/>
-      </w:pPr>
-      <w:r>
-        <w:t>Secrets and sensitive values are redacted before logs, traces, prompts, or artifacts are persisted.</w:t>
-      </w:r>
-    </w:p>
-    <w:p>
-      <w:pPr>
-        <w:pStyle w:val="ListBullet"/>
-        <w:spacing w:after="80"/>
-      </w:pPr>
-      <w:r>
-        <w:t>Retry counts and timeouts are bounded per stage and per run.</w:t>
-      </w:r>
-    </w:p>
-    <w:p>
-      <w:pPr>
-        <w:pStyle w:val="ListBullet"/>
-        <w:spacing w:after="80"/>
-      </w:pPr>
-      <w:r>
-        <w:t>Delivery validates approved Git identity, repository remote, branch, base, and final fingerprint.</w:t>
-      </w:r>
-    </w:p>
-    <w:p>
-      <w:pPr>
-        <w:pStyle w:val="ListBullet"/>
-        <w:spacing w:after="80"/>
-      </w:pPr>
-      <w:r>
-        <w:t>The system creates pull requests but does not merge them automatically.</w:t>
-      </w:r>
-    </w:p>
-    <w:p>
-      <w:pPr>
-        <w:pStyle w:val="Heading1"/>
-      </w:pPr>
-      <w:r>
-        <w:t>10. Proposed Python Responsibility Map</w:t>
-      </w:r>
-    </w:p>
-    <w:tbl>
-      <w:tblPr>
-        <w:tblStyle w:val="TableGrid"/>
-        <w:tblW w:type="auto" w:w="0"/>
-        <w:jc w:val="center"/>
-        <w:tblLayout w:type="fixed"/>
-        <w:tblLook w:firstColumn="1" w:firstRow="1" w:lastColumn="0" w:lastRow="0" w:noHBand="0" w:noVBand="1" w:val="04A0"/>
-      </w:tblPr>
-      <w:tblGrid>
-        <w:gridCol w:w="4680"/>
-        <w:gridCol w:w="4680"/>
-      </w:tblGrid>
-      <w:tr>
-        <w:trPr>
-          <w:tblHeader w:val="true"/>
-        </w:trPr>
-        <w:tc>
-          <w:tcPr>
-            <w:tcW w:type="dxa" w:w="2952"/>
-            <w:shd w:fill="DCE6F1"/>
-            <w:tcMar>
-              <w:top w:w="100" w:type="dxa"/>
-              <w:start w:w="120" w:type="dxa"/>
-              <w:bottom w:w="100" w:type="dxa"/>
-              <w:end w:w="120" w:type="dxa"/>
-            </w:tcMar>
-            <w:vAlign w:val="center"/>
-          </w:tcPr>
-          <w:p>
-            <w:pPr>
-              <w:spacing w:after="0"/>
-            </w:pPr>
-            <w:r>
-              <w:t>File/module</w:t>
-            </w:r>
-          </w:p>
-        </w:tc>
-        <w:tc>
-          <w:tcPr>
-            <w:tcW w:type="dxa" w:w="6408"/>
-            <w:shd w:fill="DCE6F1"/>
-            <w:tcMar>
-              <w:top w:w="100" w:type="dxa"/>
-              <w:start w:w="120" w:type="dxa"/>
-              <w:bottom w:w="100" w:type="dxa"/>
-              <w:end w:w="120" w:type="dxa"/>
-            </w:tcMar>
-            <w:vAlign w:val="center"/>
-          </w:tcPr>
-          <w:p>
-            <w:pPr>
-              <w:spacing w:after="0"/>
-            </w:pPr>
-            <w:r>
-              <w:t>Responsibility</w:t>
-            </w:r>
-          </w:p>
-        </w:tc>
-      </w:tr>
-      <w:tr>
-        <w:tc>
-          <w:tcPr>
-            <w:tcW w:type="dxa" w:w="2952"/>
-            <w:tcMar>
-              <w:top w:w="100" w:type="dxa"/>
-              <w:start w:w="120" w:type="dxa"/>
-              <w:bottom w:w="100" w:type="dxa"/>
-              <w:end w:w="120" w:type="dxa"/>
-            </w:tcMar>
-            <w:vAlign w:val="center"/>
-          </w:tcPr>
-          <w:p>
-            <w:pPr>
-              <w:spacing w:after="0"/>
-            </w:pPr>
-            <w:r>
-              <w:t>__main__.py</w:t>
-            </w:r>
-          </w:p>
-        </w:tc>
-        <w:tc>
-          <w:tcPr>
-            <w:tcW w:type="dxa" w:w="6408"/>
-            <w:tcMar>
-              <w:top w:w="100" w:type="dxa"/>
-              <w:start w:w="120" w:type="dxa"/>
-              <w:bottom w:w="100" w:type="dxa"/>
-              <w:end w:w="120" w:type="dxa"/>
-            </w:tcMar>
-            <w:vAlign w:val="center"/>
-          </w:tcPr>
-          <w:p>
-            <w:pPr>
-              <w:spacing w:after="0"/>
-            </w:pPr>
-            <w:r>
-              <w:t>Minimal module entry point; delegates to cli.main()</w:t>
-            </w:r>
-          </w:p>
-        </w:tc>
-      </w:tr>
-      <w:tr>
-        <w:tc>
-          <w:tcPr>
-            <w:tcW w:type="dxa" w:w="2952"/>
-            <w:tcMar>
-              <w:top w:w="100" w:type="dxa"/>
-              <w:start w:w="120" w:type="dxa"/>
-              <w:bottom w:w="100" w:type="dxa"/>
-              <w:end w:w="120" w:type="dxa"/>
-            </w:tcMar>
-            <w:vAlign w:val="center"/>
-          </w:tcPr>
-          <w:p>
-            <w:pPr>
-              <w:spacing w:after="0"/>
-            </w:pPr>
-            <w:r>
-              <w:t>cli.py</w:t>
-            </w:r>
-          </w:p>
-        </w:tc>
-        <w:tc>
-          <w:tcPr>
-            <w:tcW w:type="dxa" w:w="6408"/>
-            <w:tcMar>
-              <w:top w:w="100" w:type="dxa"/>
-              <w:start w:w="120" w:type="dxa"/>
-              <w:bottom w:w="100" w:type="dxa"/>
-              <w:end w:w="120" w:type="dxa"/>
-            </w:tcMar>
-            <w:vAlign w:val="center"/>
-          </w:tcPr>
-          <w:p>
-            <w:pPr>
-              <w:spacing w:after="0"/>
-            </w:pPr>
-            <w:r>
-              <w:t>Commands, arguments, user-facing status, and exit codes</w:t>
-            </w:r>
-          </w:p>
-        </w:tc>
-      </w:tr>
-      <w:tr>
-        <w:tc>
-          <w:tcPr>
-            <w:tcW w:type="dxa" w:w="2952"/>
-            <w:tcMar>
-              <w:top w:w="100" w:type="dxa"/>
-              <w:start w:w="120" w:type="dxa"/>
-              <w:bottom w:w="100" w:type="dxa"/>
-              <w:end w:w="120" w:type="dxa"/>
-            </w:tcMar>
-            <w:vAlign w:val="center"/>
-          </w:tcPr>
-          <w:p>
-            <w:pPr>
-              <w:spacing w:after="0"/>
-            </w:pPr>
-            <w:r>
-              <w:t>orchestrator.py</w:t>
-            </w:r>
-          </w:p>
-        </w:tc>
-        <w:tc>
-          <w:tcPr>
-            <w:tcW w:type="dxa" w:w="6408"/>
-            <w:tcMar>
-              <w:top w:w="100" w:type="dxa"/>
-              <w:start w:w="120" w:type="dxa"/>
-              <w:bottom w:w="100" w:type="dxa"/>
-              <w:end w:w="120" w:type="dxa"/>
-            </w:tcMar>
-            <w:vAlign w:val="center"/>
-          </w:tcPr>
-          <w:p>
-            <w:pPr>
-              <w:spacing w:after="0"/>
-            </w:pPr>
-            <w:r>
-              <w:t>Main agentic loop adapter, available-action calculation, result handling, and terminal decisions</w:t>
-            </w:r>
-          </w:p>
-        </w:tc>
-      </w:tr>
-      <w:tr>
-        <w:tc>
-          <w:tcPr>
-            <w:tcW w:type="dxa" w:w="2952"/>
-            <w:tcMar>
-              <w:top w:w="100" w:type="dxa"/>
-              <w:start w:w="120" w:type="dxa"/>
-              <w:bottom w:w="100" w:type="dxa"/>
-              <w:end w:w="120" w:type="dxa"/>
-            </w:tcMar>
-            <w:vAlign w:val="center"/>
-          </w:tcPr>
-          <w:p>
-            <w:pPr>
-              <w:spacing w:after="0"/>
-            </w:pPr>
-            <w:r>
-              <w:t>models.py</w:t>
-            </w:r>
-          </w:p>
-        </w:tc>
-        <w:tc>
-          <w:tcPr>
-            <w:tcW w:type="dxa" w:w="6408"/>
-            <w:tcMar>
-              <w:top w:w="100" w:type="dxa"/>
-              <w:start w:w="120" w:type="dxa"/>
-              <w:bottom w:w="100" w:type="dxa"/>
-              <w:end w:w="120" w:type="dxa"/>
-            </w:tcMar>
-            <w:vAlign w:val="center"/>
-          </w:tcPr>
-          <w:p>
-            <w:pPr>
-              <w:spacing w:after="0"/>
-            </w:pPr>
-            <w:r>
-              <w:t>TaskSpec, ActionDecision, AgentResult, TestResult, ReviewResult, TraceContext, and workflow-state models</w:t>
-            </w:r>
-          </w:p>
-        </w:tc>
-      </w:tr>
-      <w:tr>
-        <w:tc>
-          <w:tcPr>
-            <w:tcW w:type="dxa" w:w="2952"/>
-            <w:tcMar>
-              <w:top w:w="100" w:type="dxa"/>
-              <w:start w:w="120" w:type="dxa"/>
-              <w:bottom w:w="100" w:type="dxa"/>
-              <w:end w:w="120" w:type="dxa"/>
-            </w:tcMar>
-            <w:vAlign w:val="center"/>
-          </w:tcPr>
-          <w:p>
-            <w:pPr>
-              <w:spacing w:after="0"/>
-            </w:pPr>
-            <w:r>
-              <w:t>sources/todo.py</w:t>
-            </w:r>
-          </w:p>
-        </w:tc>
-        <w:tc>
-          <w:tcPr>
-            <w:tcW w:type="dxa" w:w="6408"/>
-            <w:tcMar>
-              <w:top w:w="100" w:type="dxa"/>
-              <w:start w:w="120" w:type="dxa"/>
-              <w:bottom w:w="100" w:type="dxa"/>
-              <w:end w:w="120" w:type="dxa"/>
-            </w:tcMar>
-            <w:vAlign w:val="center"/>
-          </w:tcPr>
-          <w:p>
-            <w:pPr>
-              <w:spacing w:after="0"/>
-            </w:pPr>
-            <w:r>
-              <w:t>Parse complete TODO.md task sections</w:t>
-            </w:r>
-          </w:p>
-        </w:tc>
-      </w:tr>
-      <w:tr>
-        <w:tc>
-          <w:tcPr>
-            <w:tcW w:type="dxa" w:w="2952"/>
-            <w:tcMar>
-              <w:top w:w="100" w:type="dxa"/>
-              <w:start w:w="120" w:type="dxa"/>
-              <w:bottom w:w="100" w:type="dxa"/>
-              <w:end w:w="120" w:type="dxa"/>
-            </w:tcMar>
-            <w:vAlign w:val="center"/>
-          </w:tcPr>
-          <w:p>
-            <w:pPr>
-              <w:spacing w:after="0"/>
-            </w:pPr>
-            <w:r>
-              <w:t>sources/github.py</w:t>
-            </w:r>
-          </w:p>
-        </w:tc>
-        <w:tc>
-          <w:tcPr>
-            <w:tcW w:type="dxa" w:w="6408"/>
-            <w:tcMar>
-              <w:top w:w="100" w:type="dxa"/>
-              <w:start w:w="120" w:type="dxa"/>
-              <w:bottom w:w="100" w:type="dxa"/>
-              <w:end w:w="120" w:type="dxa"/>
-            </w:tcMar>
-            <w:vAlign w:val="center"/>
-          </w:tcPr>
-          <w:p>
-            <w:pPr>
-              <w:spacing w:after="0"/>
-            </w:pPr>
-            <w:r>
-              <w:t>Retrieve and normalize GitHub Issues and comments</w:t>
-            </w:r>
-          </w:p>
-        </w:tc>
-      </w:tr>
-      <w:tr>
-        <w:tc>
-          <w:tcPr>
-            <w:tcW w:type="dxa" w:w="2952"/>
-            <w:tcMar>
-              <w:top w:w="100" w:type="dxa"/>
-              <w:start w:w="120" w:type="dxa"/>
-              <w:bottom w:w="100" w:type="dxa"/>
-              <w:end w:w="120" w:type="dxa"/>
-            </w:tcMar>
-            <w:vAlign w:val="center"/>
-          </w:tcPr>
-          <w:p>
-            <w:pPr>
-              <w:spacing w:after="0"/>
-            </w:pPr>
-            <w:r>
-              <w:t>sources/direct.py</w:t>
-            </w:r>
-          </w:p>
-        </w:tc>
-        <w:tc>
-          <w:tcPr>
-            <w:tcW w:type="dxa" w:w="6408"/>
-            <w:tcMar>
-              <w:top w:w="100" w:type="dxa"/>
-              <w:start w:w="120" w:type="dxa"/>
-              <w:bottom w:w="100" w:type="dxa"/>
-              <w:end w:w="120" w:type="dxa"/>
-            </w:tcMar>
-            <w:vAlign w:val="center"/>
-          </w:tcPr>
-          <w:p>
-            <w:pPr>
-              <w:spacing w:after="0"/>
-            </w:pPr>
-            <w:r>
-              <w:t>Normalize direct instructions and record assumptions/ambiguities</w:t>
-            </w:r>
-          </w:p>
-        </w:tc>
-      </w:tr>
-      <w:tr>
-        <w:tc>
-          <w:tcPr>
-            <w:tcW w:type="dxa" w:w="2952"/>
-            <w:tcMar>
-              <w:top w:w="100" w:type="dxa"/>
-              <w:start w:w="120" w:type="dxa"/>
-              <w:bottom w:w="100" w:type="dxa"/>
-              <w:end w:w="120" w:type="dxa"/>
-            </w:tcMar>
-            <w:vAlign w:val="center"/>
-          </w:tcPr>
-          <w:p>
-            <w:pPr>
-              <w:spacing w:after="0"/>
-            </w:pPr>
-            <w:r>
-              <w:t>agents.py</w:t>
-            </w:r>
-          </w:p>
-        </w:tc>
-        <w:tc>
-          <w:tcPr>
-            <w:tcW w:type="dxa" w:w="6408"/>
-            <w:tcMar>
-              <w:top w:w="100" w:type="dxa"/>
-              <w:start w:w="120" w:type="dxa"/>
-              <w:bottom w:w="100" w:type="dxa"/>
-              <w:end w:w="120" w:type="dxa"/>
-            </w:tcMar>
-            <w:vAlign w:val="center"/>
-          </w:tcPr>
-          <w:p>
-            <w:pPr>
-              <w:spacing w:after="0"/>
-            </w:pPr>
-            <w:r>
-              <w:t>Invoke Omnigent/Codex sub-agents with bounded prompts, permissions, schemas, and timeouts</w:t>
-            </w:r>
-          </w:p>
-        </w:tc>
-      </w:tr>
-      <w:tr>
-        <w:tc>
-          <w:tcPr>
-            <w:tcW w:type="dxa" w:w="2952"/>
-            <w:tcMar>
-              <w:top w:w="100" w:type="dxa"/>
-              <w:start w:w="120" w:type="dxa"/>
-              <w:bottom w:w="100" w:type="dxa"/>
-              <w:end w:w="120" w:type="dxa"/>
-            </w:tcMar>
-            <w:vAlign w:val="center"/>
-          </w:tcPr>
-          <w:p>
-            <w:pPr>
-              <w:spacing w:after="0"/>
-            </w:pPr>
-            <w:r>
-              <w:t>workspace.py</w:t>
-            </w:r>
-          </w:p>
-        </w:tc>
-        <w:tc>
-          <w:tcPr>
-            <w:tcW w:type="dxa" w:w="6408"/>
-            <w:tcMar>
-              <w:top w:w="100" w:type="dxa"/>
-              <w:start w:w="120" w:type="dxa"/>
-              <w:bottom w:w="100" w:type="dxa"/>
-              <w:end w:w="120" w:type="dxa"/>
-            </w:tcMar>
-            <w:vAlign w:val="center"/>
-          </w:tcPr>
-          <w:p>
-            <w:pPr>
-              <w:spacing w:after="0"/>
-            </w:pPr>
-            <w:r>
-              <w:t>Repository policy, branch/worktree creation, validated paths, snapshots, and cleanup</w:t>
-            </w:r>
-          </w:p>
-        </w:tc>
-      </w:tr>
-      <w:tr>
-        <w:tc>
-          <w:tcPr>
-            <w:tcW w:type="dxa" w:w="2952"/>
-            <w:tcMar>
-              <w:top w:w="100" w:type="dxa"/>
-              <w:start w:w="120" w:type="dxa"/>
-              <w:bottom w:w="100" w:type="dxa"/>
-              <w:end w:w="120" w:type="dxa"/>
-            </w:tcMar>
-            <w:vAlign w:val="center"/>
-          </w:tcPr>
-          <w:p>
-            <w:pPr>
-              <w:spacing w:after="0"/>
-            </w:pPr>
-            <w:r>
-              <w:t>validator.py</w:t>
-            </w:r>
-          </w:p>
-        </w:tc>
-        <w:tc>
-          <w:tcPr>
-            <w:tcW w:type="dxa" w:w="6408"/>
-            <w:tcMar>
-              <w:top w:w="100" w:type="dxa"/>
-              <w:start w:w="120" w:type="dxa"/>
-              <w:bottom w:w="100" w:type="dxa"/>
-              <w:end w:w="120" w:type="dxa"/>
-            </w:tcMar>
-            <w:vAlign w:val="center"/>
-          </w:tcPr>
-          <w:p>
-            <w:pPr>
-              <w:spacing w:after="0"/>
-            </w:pPr>
-            <w:r>
-              <w:t>Required-file, changed-path, artifact, symlink, secret, and evidence validation</w:t>
-            </w:r>
-          </w:p>
-        </w:tc>
-      </w:tr>
-      <w:tr>
-        <w:tc>
-          <w:tcPr>
-            <w:tcW w:type="dxa" w:w="2952"/>
-            <w:tcMar>
-              <w:top w:w="100" w:type="dxa"/>
-              <w:start w:w="120" w:type="dxa"/>
-              <w:bottom w:w="100" w:type="dxa"/>
-              <w:end w:w="120" w:type="dxa"/>
-            </w:tcMar>
-            <w:vAlign w:val="center"/>
-          </w:tcPr>
-          <w:p>
-            <w:pPr>
-              <w:spacing w:after="0"/>
-            </w:pPr>
-            <w:r>
-              <w:t>test_runner.py</w:t>
-            </w:r>
-          </w:p>
-        </w:tc>
-        <w:tc>
-          <w:tcPr>
-            <w:tcW w:type="dxa" w:w="6408"/>
-            <w:tcMar>
-              <w:top w:w="100" w:type="dxa"/>
-              <w:start w:w="120" w:type="dxa"/>
-              <w:bottom w:w="100" w:type="dxa"/>
-              <w:end w:w="120" w:type="dxa"/>
-            </w:tcMar>
-            <w:vAlign w:val="center"/>
-          </w:tcPr>
-          <w:p>
-            <w:pPr>
-              <w:spacing w:after="0"/>
-            </w:pPr>
-            <w:r>
-              <w:t>Dependency-isolated deterministic test execution and result parsing</w:t>
-            </w:r>
-          </w:p>
-        </w:tc>
-      </w:tr>
-      <w:tr>
-        <w:tc>
-          <w:tcPr>
-            <w:tcW w:type="dxa" w:w="2952"/>
-            <w:tcMar>
-              <w:top w:w="100" w:type="dxa"/>
-              <w:start w:w="120" w:type="dxa"/>
-              <w:bottom w:w="100" w:type="dxa"/>
-              <w:end w:w="120" w:type="dxa"/>
-            </w:tcMar>
-            <w:vAlign w:val="center"/>
-          </w:tcPr>
-          <w:p>
-            <w:pPr>
-              <w:spacing w:after="0"/>
-            </w:pPr>
-            <w:r>
-              <w:t>state_store.py</w:t>
-            </w:r>
-          </w:p>
-        </w:tc>
-        <w:tc>
-          <w:tcPr>
-            <w:tcW w:type="dxa" w:w="6408"/>
-            <w:tcMar>
-              <w:top w:w="100" w:type="dxa"/>
-              <w:start w:w="120" w:type="dxa"/>
-              <w:bottom w:w="100" w:type="dxa"/>
-              <w:end w:w="120" w:type="dxa"/>
-            </w:tcMar>
-            <w:vAlign w:val="center"/>
-          </w:tcPr>
-          <w:p>
-            <w:pPr>
-              <w:spacing w:after="0"/>
-            </w:pPr>
-            <w:r>
-              <w:t>Atomic state transitions, resume data, retry counters, fingerprints, and terminal state</w:t>
-            </w:r>
-          </w:p>
-        </w:tc>
-      </w:tr>
-      <w:tr>
-        <w:tc>
-          <w:tcPr>
-            <w:tcW w:type="dxa" w:w="2952"/>
-            <w:tcMar>
-              <w:top w:w="100" w:type="dxa"/>
-              <w:start w:w="120" w:type="dxa"/>
-              <w:bottom w:w="100" w:type="dxa"/>
-              <w:end w:w="120" w:type="dxa"/>
-            </w:tcMar>
-            <w:vAlign w:val="center"/>
-          </w:tcPr>
-          <w:p>
-            <w:pPr>
-              <w:spacing w:after="0"/>
-            </w:pPr>
-            <w:r>
-              <w:t>observability/logger.py</w:t>
-            </w:r>
-          </w:p>
-        </w:tc>
-        <w:tc>
-          <w:tcPr>
-            <w:tcW w:type="dxa" w:w="6408"/>
-            <w:tcMar>
-              <w:top w:w="100" w:type="dxa"/>
-              <w:start w:w="120" w:type="dxa"/>
-              <w:bottom w:w="100" w:type="dxa"/>
-              <w:end w:w="120" w:type="dxa"/>
-            </w:tcMar>
-            <w:vAlign w:val="center"/>
-          </w:tcPr>
-          <w:p>
-            <w:pPr>
-              <w:spacing w:after="0"/>
-            </w:pPr>
-            <w:r>
-              <w:t>Structured JSON event logging and redaction</w:t>
-            </w:r>
-          </w:p>
-        </w:tc>
-      </w:tr>
-      <w:tr>
-        <w:tc>
-          <w:tcPr>
-            <w:tcW w:type="dxa" w:w="2952"/>
-            <w:tcMar>
-              <w:top w:w="100" w:type="dxa"/>
-              <w:start w:w="120" w:type="dxa"/>
-              <w:bottom w:w="100" w:type="dxa"/>
-              <w:end w:w="120" w:type="dxa"/>
-            </w:tcMar>
-            <w:vAlign w:val="center"/>
-          </w:tcPr>
-          <w:p>
-            <w:pPr>
-              <w:spacing w:after="0"/>
-            </w:pPr>
-            <w:r>
-              <w:t>observability/tracer.py</w:t>
-            </w:r>
-          </w:p>
-        </w:tc>
-        <w:tc>
-          <w:tcPr>
-            <w:tcW w:type="dxa" w:w="6408"/>
-            <w:tcMar>
-              <w:top w:w="100" w:type="dxa"/>
-              <w:start w:w="120" w:type="dxa"/>
-              <w:bottom w:w="100" w:type="dxa"/>
-              <w:end w:w="120" w:type="dxa"/>
-            </w:tcMar>
-            <w:vAlign w:val="center"/>
-          </w:tcPr>
-          <w:p>
-            <w:pPr>
-              <w:spacing w:after="0"/>
-            </w:pPr>
-            <w:r>
-              <w:t>Root trace and nested iteration/stage/agent/tool spans</w:t>
-            </w:r>
-          </w:p>
-        </w:tc>
-      </w:tr>
-      <w:tr>
-        <w:tc>
-          <w:tcPr>
-            <w:tcW w:type="dxa" w:w="2952"/>
-            <w:tcMar>
-              <w:top w:w="100" w:type="dxa"/>
-              <w:start w:w="120" w:type="dxa"/>
-              <w:bottom w:w="100" w:type="dxa"/>
-              <w:end w:w="120" w:type="dxa"/>
-            </w:tcMar>
-            <w:vAlign w:val="center"/>
-          </w:tcPr>
-          <w:p>
-            <w:pPr>
-              <w:spacing w:after="0"/>
-            </w:pPr>
-            <w:r>
-              <w:t>observability/artifacts.py</w:t>
-            </w:r>
-          </w:p>
-        </w:tc>
-        <w:tc>
-          <w:tcPr>
-            <w:tcW w:type="dxa" w:w="6408"/>
-            <w:tcMar>
-              <w:top w:w="100" w:type="dxa"/>
-              <w:start w:w="120" w:type="dxa"/>
-              <w:bottom w:w="100" w:type="dxa"/>
-              <w:end w:w="120" w:type="dxa"/>
-            </w:tcMar>
-            <w:vAlign w:val="center"/>
-          </w:tcPr>
-          <w:p>
-            <w:pPr>
-              <w:spacing w:after="0"/>
-            </w:pPr>
-            <w:r>
-              <w:t>Durable sanitized evidence and artifact references</w:t>
-            </w:r>
-          </w:p>
-        </w:tc>
-      </w:tr>
-      <w:tr>
-        <w:tc>
-          <w:tcPr>
-            <w:tcW w:type="dxa" w:w="2952"/>
-            <w:tcMar>
-              <w:top w:w="100" w:type="dxa"/>
-              <w:start w:w="120" w:type="dxa"/>
-              <w:bottom w:w="100" w:type="dxa"/>
-              <w:end w:w="120" w:type="dxa"/>
-            </w:tcMar>
-            <w:vAlign w:val="center"/>
-          </w:tcPr>
-          <w:p>
-            <w:pPr>
-              <w:spacing w:after="0"/>
-            </w:pPr>
-            <w:r>
-              <w:t>delivery.py</w:t>
-            </w:r>
-          </w:p>
-        </w:tc>
-        <w:tc>
-          <w:tcPr>
-            <w:tcW w:type="dxa" w:w="6408"/>
-            <w:tcMar>
-              <w:top w:w="100" w:type="dxa"/>
-              <w:start w:w="120" w:type="dxa"/>
-              <w:bottom w:w="100" w:type="dxa"/>
-              <w:end w:w="120" w:type="dxa"/>
-            </w:tcMar>
-            <w:vAlign w:val="center"/>
-          </w:tcPr>
-          <w:p>
-            <w:pPr>
-              <w:spacing w:after="0"/>
-            </w:pPr>
-            <w:r>
-              <w:t>Approval-gated changelog, commit, push, PR creation, and delivery verification</w:t>
+              <w:rPr>
+                <w:sz w:val="17"/>
+              </w:rPr>
+              <w:t>Write correlated JSONL events, per-run memory, per-task logs, artifacts, and redacted errors.</w:t>
             </w:r>
           </w:p>
         </w:tc>
@@ -5279,123 +650,7 @@
         <w:pStyle w:val="Heading1"/>
       </w:pPr>
       <w:r>
-        <w:t>11. Pre-Coding Acceptance Checklist</w:t>
-      </w:r>
-    </w:p>
-    <w:p>
-      <w:pPr>
-        <w:pStyle w:val="ListBullet"/>
-        <w:spacing w:after="80"/>
-      </w:pPr>
-      <w:r>
-        <w:t>MyCodeAgent remains the orchestrator, Omnigent remains the external meta-harness, and Codex remains the initial sub-agent brain.</w:t>
-      </w:r>
-    </w:p>
-    <w:p>
-      <w:pPr>
-        <w:pStyle w:val="ListBullet"/>
-        <w:spacing w:after="80"/>
-      </w:pPr>
-      <w:r>
-        <w:t>The main orchestrator contains a visible bounded observe–reason–act–validate–record loop.</w:t>
-      </w:r>
-    </w:p>
-    <w:p>
-      <w:pPr>
-        <w:pStyle w:val="ListBullet"/>
-        <w:spacing w:after="80"/>
-      </w:pPr>
-      <w:r>
-        <w:t>TODO.md, GitHub Issue, and direct-instruction sources normalize into one TaskSpec.</w:t>
-      </w:r>
-    </w:p>
-    <w:p>
-      <w:pPr>
-        <w:pStyle w:val="ListBullet"/>
-        <w:spacing w:after="80"/>
-      </w:pPr>
-      <w:r>
-        <w:t>Intent determines which sub-agents are invoked; the flow is not an unconditional fixed pipeline.</w:t>
-      </w:r>
-    </w:p>
-    <w:p>
-      <w:pPr>
-        <w:pStyle w:val="ListBullet"/>
-        <w:spacing w:after="80"/>
-      </w:pPr>
-      <w:r>
-        <w:t>Worktree, testing, validation, state, logging/tracing, and delivery controls are deterministic.</w:t>
-      </w:r>
-    </w:p>
-    <w:p>
-      <w:pPr>
-        <w:pStyle w:val="ListBullet"/>
-        <w:spacing w:after="80"/>
-      </w:pPr>
-      <w:r>
-        <w:t>Logging and tracing correlate every run, task, loop iteration, stage, agent, tool call, artifact, state transition, test, review, Git action, and PR.</w:t>
-      </w:r>
-    </w:p>
-    <w:p>
-      <w:pPr>
-        <w:pStyle w:val="ListBullet"/>
-        <w:spacing w:after="80"/>
-      </w:pPr>
-      <w:r>
-        <w:t>Reviewer and explorer are read-only; write-capable agents have narrow paths.</w:t>
-      </w:r>
-    </w:p>
-    <w:p>
-      <w:pPr>
-        <w:pStyle w:val="ListBullet"/>
-        <w:spacing w:after="80"/>
-      </w:pPr>
-      <w:r>
-        <w:t>Review approval is bound to the exact final change fingerprint.</w:t>
-      </w:r>
-    </w:p>
-    <w:p>
-      <w:pPr>
-        <w:pStyle w:val="ListBullet"/>
-        <w:spacing w:after="80"/>
-      </w:pPr>
-      <w:r>
-        <w:t>Failures preserve sanitized evidence and support bounded resume/remediation.</w:t>
-      </w:r>
-    </w:p>
-    <w:p>
-      <w:pPr>
-        <w:pStyle w:val="ListBullet"/>
-        <w:spacing w:after="80"/>
-      </w:pPr>
-      <w:r>
-        <w:t>PR creation is supported; automatic merge remains outside scope.</w:t>
-      </w:r>
-    </w:p>
-    <w:p>
-      <w:pPr>
-        <w:pStyle w:val="Heading1"/>
-      </w:pPr>
-      <w:r>
-        <w:t>12. Decision Summary</w:t>
-      </w:r>
-    </w:p>
-    <w:p>
-      <w:r>
-        <w:t>Proceed to coding only after this architecture is accepted. MyCodeAgent Python modules provide structured inputs, the bounded orchestration contract, deterministic controls, state, evidence, logging/tracing, and delivery services. Omnigent executes the MyCodeAgent supervisor and bounded Codex sub-agents. LiteLLM/provider configuration remains external to the workflow logic.</w:t>
-      </w:r>
-    </w:p>
-    <w:p>
-      <w:r>
-        <w:br w:type="page"/>
-      </w:r>
-    </w:p>
-    <w:p>
-      <w:pPr>
-        <w:pStyle w:val="Heading1"/>
-      </w:pPr>
-      <w:r>
-        <w:t>13. Iteration Limit, Agent Handoffs, and Provider Portability</w:t>
+        <w:t>3. Strategic and Tactical Loops</w:t>
       </w:r>
     </w:p>
     <w:p>
@@ -5403,57 +658,57 @@
         <w:pStyle w:val="Heading2"/>
       </w:pPr>
       <w:r>
-        <w:t>13.1 Hard maximum of five agentic iterations</w:t>
-      </w:r>
-    </w:p>
-    <w:p>
-      <w:r>
-        <w:t>A run may execute at most five complete implementation–test–review iterations. Iteration 1 is the initial implementation and review attempt; iterations 2–5 are remediation, retest, and rereview attempts. The counter is owned by the deterministic Status Manager and cannot be reset by a sub-agent.</w:t>
+        <w:t>3.1 Supervisor strategic ReAct loop</w:t>
       </w:r>
     </w:p>
     <w:p>
       <w:pPr>
-        <w:pStyle w:val="ListBullet"/>
-        <w:spacing w:after="80"/>
+        <w:ind w:left="360" w:hanging="288"/>
       </w:pPr>
       <w:r>
-        <w:t>Before beginning an implementation or remediation cycle, the orchestrator checks iteration_count &lt; 5.</w:t>
+        <w:t>1.</w:t>
+        <w:tab/>
+        <w:t>Observe the normalized task, current state, cycle, repository context, test evidence, review findings, and fingerprint.</w:t>
       </w:r>
     </w:p>
     <w:p>
       <w:pPr>
-        <w:pStyle w:val="ListBullet"/>
-        <w:spacing w:after="80"/>
+        <w:ind w:left="360" w:hanging="288"/>
       </w:pPr>
       <w:r>
-        <w:t>The counter increments once when a complete implementation/remediation cycle starts. Individual Explorer, Test Writer, test-runner, Reviewer, or tool calls receive their own attempt/span identifiers but do not consume additional workflow iterations.</w:t>
+        <w:t>2.</w:t>
+        <w:tab/>
+        <w:t>Reason over the strict action allowlist supplied by Python.</w:t>
       </w:r>
     </w:p>
     <w:p>
       <w:pPr>
-        <w:pStyle w:val="ListBullet"/>
-        <w:spacing w:after="80"/>
+        <w:ind w:left="360" w:hanging="288"/>
       </w:pPr>
       <w:r>
-        <w:t>When review for iteration 5 is not APPROVED, the run transitions to needs_input or failed according to the failure classification.</w:t>
+        <w:t>3.</w:t>
+        <w:tab/>
+        <w:t>Select exactly one action and return a concise rationale; do not execute the action.</w:t>
       </w:r>
     </w:p>
     <w:p>
       <w:pPr>
-        <w:pStyle w:val="ListBullet"/>
-        <w:spacing w:after="80"/>
+        <w:ind w:left="360" w:hanging="288"/>
       </w:pPr>
       <w:r>
-        <w:t>No sixth implementation–test–review cycle is permitted automatically.</w:t>
+        <w:t>4.</w:t>
+        <w:tab/>
+        <w:t>Let Python invoke a role or deterministic gate, persist the result, and transition state.</w:t>
       </w:r>
     </w:p>
     <w:p>
       <w:pPr>
-        <w:pStyle w:val="ListBullet"/>
-        <w:spacing w:after="80"/>
+        <w:ind w:left="360" w:hanging="288"/>
       </w:pPr>
       <w:r>
-        <w:t>The final state, last findings, test evidence, worktree, logs, and trace are preserved for a human-controlled resume or reset.</w:t>
+        <w:t>5.</w:t>
+        <w:tab/>
+        <w:t>Repeat until local approval, delivered PR, needs input, failure, or the bounded budget is exhausted.</w:t>
       </w:r>
     </w:p>
     <w:p>
@@ -5461,529 +716,12 @@
         <w:pStyle w:val="Heading2"/>
       </w:pPr>
       <w:r>
-        <w:t>13.2 Structured communication and remediation handoff</w:t>
+        <w:t>3.2 Five-cycle definition</w:t>
       </w:r>
     </w:p>
     <w:p>
       <w:r>
-        <w:t>Sub-agents communicate through the Omnigent orchestrator and a shared structured evidence channel. They do not bypass the orchestrator with untracked peer-to-peer instructions. This preserves permissions, iteration accounting, traceability, and deterministic state transitions.</w:t>
-      </w:r>
-    </w:p>
-    <w:tbl>
-      <w:tblPr>
-        <w:tblStyle w:val="TableGrid"/>
-        <w:tblW w:type="auto" w:w="0"/>
-        <w:jc w:val="center"/>
-        <w:tblLayout w:type="fixed"/>
-        <w:tblLook w:firstColumn="1" w:firstRow="1" w:lastColumn="0" w:lastRow="0" w:noHBand="0" w:noVBand="1" w:val="04A0"/>
-      </w:tblPr>
-      <w:tblGrid>
-        <w:gridCol w:w="2340"/>
-        <w:gridCol w:w="2340"/>
-        <w:gridCol w:w="2340"/>
-        <w:gridCol w:w="2340"/>
-      </w:tblGrid>
-      <w:tr>
-        <w:tc>
-          <w:tcPr>
-            <w:tcW w:type="dxa" w:w="1584"/>
-            <w:shd w:fill="DCE6F1"/>
-            <w:vAlign w:val="center"/>
-            <w:tcMar>
-              <w:top w:w="100" w:type="dxa"/>
-              <w:start w:w="120" w:type="dxa"/>
-              <w:bottom w:w="100" w:type="dxa"/>
-              <w:end w:w="120" w:type="dxa"/>
-            </w:tcMar>
-          </w:tcPr>
-          <w:p>
-            <w:r>
-              <w:t>Producer</w:t>
-            </w:r>
-          </w:p>
-        </w:tc>
-        <w:tc>
-          <w:tcPr>
-            <w:tcW w:type="dxa" w:w="3240"/>
-            <w:shd w:fill="DCE6F1"/>
-            <w:vAlign w:val="center"/>
-            <w:tcMar>
-              <w:top w:w="100" w:type="dxa"/>
-              <w:start w:w="120" w:type="dxa"/>
-              <w:bottom w:w="100" w:type="dxa"/>
-              <w:end w:w="120" w:type="dxa"/>
-            </w:tcMar>
-          </w:tcPr>
-          <w:p>
-            <w:r>
-              <w:t>Structured handoff</w:t>
-            </w:r>
-          </w:p>
-        </w:tc>
-        <w:tc>
-          <w:tcPr>
-            <w:tcW w:type="dxa" w:w="2880"/>
-            <w:shd w:fill="DCE6F1"/>
-            <w:vAlign w:val="center"/>
-            <w:tcMar>
-              <w:top w:w="100" w:type="dxa"/>
-              <w:start w:w="120" w:type="dxa"/>
-              <w:bottom w:w="100" w:type="dxa"/>
-              <w:end w:w="120" w:type="dxa"/>
-            </w:tcMar>
-          </w:tcPr>
-          <w:p>
-            <w:r>
-              <w:t>Orchestrator routing</w:t>
-            </w:r>
-          </w:p>
-        </w:tc>
-        <w:tc>
-          <w:tcPr>
-            <w:tcW w:type="dxa" w:w="1656"/>
-            <w:shd w:fill="DCE6F1"/>
-            <w:vAlign w:val="center"/>
-            <w:tcMar>
-              <w:top w:w="100" w:type="dxa"/>
-              <w:start w:w="120" w:type="dxa"/>
-              <w:bottom w:w="100" w:type="dxa"/>
-              <w:end w:w="120" w:type="dxa"/>
-            </w:tcMar>
-          </w:tcPr>
-          <w:p>
-            <w:r>
-              <w:t>Consumer</w:t>
-            </w:r>
-          </w:p>
-        </w:tc>
-      </w:tr>
-      <w:tr>
-        <w:tc>
-          <w:tcPr>
-            <w:tcW w:type="dxa" w:w="1584"/>
-            <w:vAlign w:val="center"/>
-            <w:tcMar>
-              <w:top w:w="100" w:type="dxa"/>
-              <w:start w:w="120" w:type="dxa"/>
-              <w:bottom w:w="100" w:type="dxa"/>
-              <w:end w:w="120" w:type="dxa"/>
-            </w:tcMar>
-          </w:tcPr>
-          <w:p>
-            <w:r>
-              <w:t>Explorer</w:t>
-            </w:r>
-          </w:p>
-        </w:tc>
-        <w:tc>
-          <w:tcPr>
-            <w:tcW w:type="dxa" w:w="3240"/>
-            <w:vAlign w:val="center"/>
-            <w:tcMar>
-              <w:top w:w="100" w:type="dxa"/>
-              <w:start w:w="120" w:type="dxa"/>
-              <w:bottom w:w="100" w:type="dxa"/>
-              <w:end w:w="120" w:type="dxa"/>
-            </w:tcMar>
-          </w:tcPr>
-          <w:p>
-            <w:r>
-              <w:t>RepositoryContext</w:t>
-            </w:r>
-          </w:p>
-        </w:tc>
-        <w:tc>
-          <w:tcPr>
-            <w:tcW w:type="dxa" w:w="2880"/>
-            <w:vAlign w:val="center"/>
-            <w:tcMar>
-              <w:top w:w="100" w:type="dxa"/>
-              <w:start w:w="120" w:type="dxa"/>
-              <w:bottom w:w="100" w:type="dxa"/>
-              <w:end w:w="120" w:type="dxa"/>
-            </w:tcMar>
-          </w:tcPr>
-          <w:p>
-            <w:r>
-              <w:t>Attach to TaskContext</w:t>
-            </w:r>
-          </w:p>
-        </w:tc>
-        <w:tc>
-          <w:tcPr>
-            <w:tcW w:type="dxa" w:w="1656"/>
-            <w:vAlign w:val="center"/>
-            <w:tcMar>
-              <w:top w:w="100" w:type="dxa"/>
-              <w:start w:w="120" w:type="dxa"/>
-              <w:bottom w:w="100" w:type="dxa"/>
-              <w:end w:w="120" w:type="dxa"/>
-            </w:tcMar>
-          </w:tcPr>
-          <w:p>
-            <w:r>
-              <w:t>Implementer / Test Writer / Reviewer</w:t>
-            </w:r>
-          </w:p>
-        </w:tc>
-      </w:tr>
-      <w:tr>
-        <w:tc>
-          <w:tcPr>
-            <w:tcW w:type="dxa" w:w="1584"/>
-            <w:vAlign w:val="center"/>
-            <w:tcMar>
-              <w:top w:w="100" w:type="dxa"/>
-              <w:start w:w="120" w:type="dxa"/>
-              <w:bottom w:w="100" w:type="dxa"/>
-              <w:end w:w="120" w:type="dxa"/>
-            </w:tcMar>
-          </w:tcPr>
-          <w:p>
-            <w:r>
-              <w:t>Implementer</w:t>
-            </w:r>
-          </w:p>
-        </w:tc>
-        <w:tc>
-          <w:tcPr>
-            <w:tcW w:type="dxa" w:w="3240"/>
-            <w:vAlign w:val="center"/>
-            <w:tcMar>
-              <w:top w:w="100" w:type="dxa"/>
-              <w:start w:w="120" w:type="dxa"/>
-              <w:bottom w:w="100" w:type="dxa"/>
-              <w:end w:w="120" w:type="dxa"/>
-            </w:tcMar>
-          </w:tcPr>
-          <w:p>
-            <w:r>
-              <w:t>ImplementationResult + changed files + acceptance map</w:t>
-            </w:r>
-          </w:p>
-        </w:tc>
-        <w:tc>
-          <w:tcPr>
-            <w:tcW w:type="dxa" w:w="2880"/>
-            <w:vAlign w:val="center"/>
-            <w:tcMar>
-              <w:top w:w="100" w:type="dxa"/>
-              <w:start w:w="120" w:type="dxa"/>
-              <w:bottom w:w="100" w:type="dxa"/>
-              <w:end w:w="120" w:type="dxa"/>
-            </w:tcMar>
-          </w:tcPr>
-          <w:p>
-            <w:r>
-              <w:t>Run scope and test gates</w:t>
-            </w:r>
-          </w:p>
-        </w:tc>
-        <w:tc>
-          <w:tcPr>
-            <w:tcW w:type="dxa" w:w="1656"/>
-            <w:vAlign w:val="center"/>
-            <w:tcMar>
-              <w:top w:w="100" w:type="dxa"/>
-              <w:start w:w="120" w:type="dxa"/>
-              <w:bottom w:w="100" w:type="dxa"/>
-              <w:end w:w="120" w:type="dxa"/>
-            </w:tcMar>
-          </w:tcPr>
-          <w:p>
-            <w:r>
-              <w:t>Test Writer / Reviewer</w:t>
-            </w:r>
-          </w:p>
-        </w:tc>
-      </w:tr>
-      <w:tr>
-        <w:tc>
-          <w:tcPr>
-            <w:tcW w:type="dxa" w:w="1584"/>
-            <w:vAlign w:val="center"/>
-            <w:tcMar>
-              <w:top w:w="100" w:type="dxa"/>
-              <w:start w:w="120" w:type="dxa"/>
-              <w:bottom w:w="100" w:type="dxa"/>
-              <w:end w:w="120" w:type="dxa"/>
-            </w:tcMar>
-          </w:tcPr>
-          <w:p>
-            <w:r>
-              <w:t>Test Runner</w:t>
-            </w:r>
-          </w:p>
-        </w:tc>
-        <w:tc>
-          <w:tcPr>
-            <w:tcW w:type="dxa" w:w="3240"/>
-            <w:vAlign w:val="center"/>
-            <w:tcMar>
-              <w:top w:w="100" w:type="dxa"/>
-              <w:start w:w="120" w:type="dxa"/>
-              <w:bottom w:w="100" w:type="dxa"/>
-              <w:end w:w="120" w:type="dxa"/>
-            </w:tcMar>
-          </w:tcPr>
-          <w:p>
-            <w:r>
-              <w:t>TestResult + logs + fingerprint</w:t>
-            </w:r>
-          </w:p>
-        </w:tc>
-        <w:tc>
-          <w:tcPr>
-            <w:tcW w:type="dxa" w:w="2880"/>
-            <w:vAlign w:val="center"/>
-            <w:tcMar>
-              <w:top w:w="100" w:type="dxa"/>
-              <w:start w:w="120" w:type="dxa"/>
-              <w:bottom w:w="100" w:type="dxa"/>
-              <w:end w:w="120" w:type="dxa"/>
-            </w:tcMar>
-          </w:tcPr>
-          <w:p>
-            <w:r>
-              <w:t>On failure create remediation request</w:t>
-            </w:r>
-          </w:p>
-        </w:tc>
-        <w:tc>
-          <w:tcPr>
-            <w:tcW w:type="dxa" w:w="1656"/>
-            <w:vAlign w:val="center"/>
-            <w:tcMar>
-              <w:top w:w="100" w:type="dxa"/>
-              <w:start w:w="120" w:type="dxa"/>
-              <w:bottom w:w="100" w:type="dxa"/>
-              <w:end w:w="120" w:type="dxa"/>
-            </w:tcMar>
-          </w:tcPr>
-          <w:p>
-            <w:r>
-              <w:t>Implementer</w:t>
-            </w:r>
-          </w:p>
-        </w:tc>
-      </w:tr>
-      <w:tr>
-        <w:tc>
-          <w:tcPr>
-            <w:tcW w:type="dxa" w:w="1584"/>
-            <w:vAlign w:val="center"/>
-            <w:tcMar>
-              <w:top w:w="100" w:type="dxa"/>
-              <w:start w:w="120" w:type="dxa"/>
-              <w:bottom w:w="100" w:type="dxa"/>
-              <w:end w:w="120" w:type="dxa"/>
-            </w:tcMar>
-          </w:tcPr>
-          <w:p>
-            <w:r>
-              <w:t>Reviewer</w:t>
-            </w:r>
-          </w:p>
-        </w:tc>
-        <w:tc>
-          <w:tcPr>
-            <w:tcW w:type="dxa" w:w="3240"/>
-            <w:vAlign w:val="center"/>
-            <w:tcMar>
-              <w:top w:w="100" w:type="dxa"/>
-              <w:start w:w="120" w:type="dxa"/>
-              <w:bottom w:w="100" w:type="dxa"/>
-              <w:end w:w="120" w:type="dxa"/>
-            </w:tcMar>
-          </w:tcPr>
-          <w:p>
-            <w:r>
-              <w:t>ReviewResult with APPROVED or findings</w:t>
-            </w:r>
-          </w:p>
-        </w:tc>
-        <w:tc>
-          <w:tcPr>
-            <w:tcW w:type="dxa" w:w="2880"/>
-            <w:vAlign w:val="center"/>
-            <w:tcMar>
-              <w:top w:w="100" w:type="dxa"/>
-              <w:start w:w="120" w:type="dxa"/>
-              <w:bottom w:w="100" w:type="dxa"/>
-              <w:end w:w="120" w:type="dxa"/>
-            </w:tcMar>
-          </w:tcPr>
-          <w:p>
-            <w:r>
-              <w:t>APPROVED → approval gate/PR; CHANGES_REQUESTED → Implementer remediation</w:t>
-            </w:r>
-          </w:p>
-        </w:tc>
-        <w:tc>
-          <w:tcPr>
-            <w:tcW w:type="dxa" w:w="1656"/>
-            <w:vAlign w:val="center"/>
-            <w:tcMar>
-              <w:top w:w="100" w:type="dxa"/>
-              <w:start w:w="120" w:type="dxa"/>
-              <w:bottom w:w="100" w:type="dxa"/>
-              <w:end w:w="120" w:type="dxa"/>
-            </w:tcMar>
-          </w:tcPr>
-          <w:p>
-            <w:r>
-              <w:t>Delivery or Implementer</w:t>
-            </w:r>
-          </w:p>
-        </w:tc>
-      </w:tr>
-      <w:tr>
-        <w:tc>
-          <w:tcPr>
-            <w:tcW w:type="dxa" w:w="1584"/>
-            <w:vAlign w:val="center"/>
-            <w:tcMar>
-              <w:top w:w="100" w:type="dxa"/>
-              <w:start w:w="120" w:type="dxa"/>
-              <w:bottom w:w="100" w:type="dxa"/>
-              <w:end w:w="120" w:type="dxa"/>
-            </w:tcMar>
-          </w:tcPr>
-          <w:p>
-            <w:r>
-              <w:t>Implementer</w:t>
-            </w:r>
-          </w:p>
-        </w:tc>
-        <w:tc>
-          <w:tcPr>
-            <w:tcW w:type="dxa" w:w="3240"/>
-            <w:vAlign w:val="center"/>
-            <w:tcMar>
-              <w:top w:w="100" w:type="dxa"/>
-              <w:start w:w="120" w:type="dxa"/>
-              <w:bottom w:w="100" w:type="dxa"/>
-              <w:end w:w="120" w:type="dxa"/>
-            </w:tcMar>
-          </w:tcPr>
-          <w:p>
-            <w:r>
-              <w:t>ImplementationResult with a resolution mapped to every review finding</w:t>
-            </w:r>
-          </w:p>
-        </w:tc>
-        <w:tc>
-          <w:tcPr>
-            <w:tcW w:type="dxa" w:w="2880"/>
-            <w:vAlign w:val="center"/>
-            <w:tcMar>
-              <w:top w:w="100" w:type="dxa"/>
-              <w:start w:w="120" w:type="dxa"/>
-              <w:bottom w:w="100" w:type="dxa"/>
-              <w:end w:w="120" w:type="dxa"/>
-            </w:tcMar>
-          </w:tcPr>
-          <w:p>
-            <w:r>
-              <w:t>Rerun tests and invalidate prior approval</w:t>
-            </w:r>
-          </w:p>
-        </w:tc>
-        <w:tc>
-          <w:tcPr>
-            <w:tcW w:type="dxa" w:w="1656"/>
-            <w:vAlign w:val="center"/>
-            <w:tcMar>
-              <w:top w:w="100" w:type="dxa"/>
-              <w:start w:w="120" w:type="dxa"/>
-              <w:bottom w:w="100" w:type="dxa"/>
-              <w:end w:w="120" w:type="dxa"/>
-            </w:tcMar>
-          </w:tcPr>
-          <w:p>
-            <w:r>
-              <w:t>Reviewer</w:t>
-            </w:r>
-          </w:p>
-        </w:tc>
-      </w:tr>
-    </w:tbl>
-    <w:p/>
-    <w:p>
-      <w:r>
-        <w:t>Required review-remediation cycle:</w:t>
-      </w:r>
-    </w:p>
-    <w:p>
-      <w:pPr>
-        <w:pStyle w:val="ListBullet"/>
-        <w:spacing w:after="80"/>
-      </w:pPr>
-      <w:r>
-        <w:t>Reviewer returns CHANGES_REQUESTED with structured, file-specific findings.</w:t>
-      </w:r>
-    </w:p>
-    <w:p>
-      <w:pPr>
-        <w:pStyle w:val="ListBullet"/>
-        <w:spacing w:after="80"/>
-      </w:pPr>
-      <w:r>
-        <w:t>The orchestrator persists the review result and checks the five-iteration limit.</w:t>
-      </w:r>
-    </w:p>
-    <w:p>
-      <w:pPr>
-        <w:pStyle w:val="ListBullet"/>
-        <w:spacing w:after="80"/>
-      </w:pPr>
-      <w:r>
-        <w:t>The orchestrator creates a RemediationRequest containing the exact findings, current TaskSpec, change fingerprint, and permitted write paths.</w:t>
-      </w:r>
-    </w:p>
-    <w:p>
-      <w:pPr>
-        <w:pStyle w:val="ListBullet"/>
-        <w:spacing w:after="80"/>
-      </w:pPr>
-      <w:r>
-        <w:t>The request is routed back to the configured Implementer role; no separate Remediator agent is created.</w:t>
-      </w:r>
-    </w:p>
-    <w:p>
-      <w:pPr>
-        <w:pStyle w:val="ListBullet"/>
-        <w:spacing w:after="80"/>
-      </w:pPr>
-      <w:r>
-        <w:t>The implementation role resolves only the supplied findings and returns a finding-to-fix mapping.</w:t>
-      </w:r>
-    </w:p>
-    <w:p>
-      <w:pPr>
-        <w:pStyle w:val="ListBullet"/>
-        <w:spacing w:after="80"/>
-      </w:pPr>
-      <w:r>
-        <w:t>Deterministic scope, artifact, security, and unit-test gates run again.</w:t>
-      </w:r>
-    </w:p>
-    <w:p>
-      <w:pPr>
-        <w:pStyle w:val="ListBullet"/>
-        <w:spacing w:after="80"/>
-      </w:pPr>
-      <w:r>
-        <w:t>The orchestrator invokes the configured Reviewer role again with the new fingerprint and evidence.</w:t>
-      </w:r>
-    </w:p>
-    <w:p>
-      <w:pPr>
-        <w:pStyle w:val="ListBullet"/>
-        <w:spacing w:after="80"/>
-      </w:pPr>
-      <w:r>
-        <w:t>Only APPROVED for that exact fingerprint permits deterministic PR creation.</w:t>
+        <w:t>The five-cycle limit counts only initial implementation and remediation actions. Validation, pytest, review, and Supervisor decisions do not independently consume a cycle. Cycle 1 is initial implementation; cycles 2-5 remediate validation, test, or review findings. A sixth implementation attempt becomes NEEDS_INPUT.</w:t>
       </w:r>
     </w:p>
     <w:p>
@@ -5991,79 +729,100 @@
         <w:pStyle w:val="Heading2"/>
       </w:pPr>
       <w:r>
-        <w:t>13.3 Per-role swappable harness and model</w:t>
-      </w:r>
-    </w:p>
-    <w:p>
-      <w:r>
-        <w:t>Each logical role is independent of a particular LLM vendor. Configuration selects an Omnigent-supported harness and model per role. The workflow contracts—TaskSpec, permissions, result schema, evidence, and transition rules—remain stable when a provider is changed.</w:t>
+        <w:t>3.3 Bounded tactical loops</w:t>
       </w:r>
     </w:p>
     <w:tbl>
       <w:tblPr>
-        <w:tblStyle w:val="TableGrid"/>
         <w:tblW w:type="auto" w:w="0"/>
         <w:jc w:val="center"/>
         <w:tblLayout w:type="fixed"/>
         <w:tblLook w:firstColumn="1" w:firstRow="1" w:lastColumn="0" w:lastRow="0" w:noHBand="0" w:noVBand="1" w:val="04A0"/>
       </w:tblPr>
       <w:tblGrid>
-        <w:gridCol w:w="3120"/>
-        <w:gridCol w:w="3120"/>
-        <w:gridCol w:w="3120"/>
+        <w:gridCol w:w="3312"/>
+        <w:gridCol w:w="3312"/>
+        <w:gridCol w:w="3312"/>
       </w:tblGrid>
       <w:tr>
+        <w:trPr>
+          <w:tblHeader w:val="true"/>
+        </w:trPr>
         <w:tc>
           <w:tcPr>
             <w:tcW w:type="dxa" w:w="1800"/>
-            <w:shd w:fill="DCE6F1"/>
-            <w:vAlign w:val="center"/>
+            <w:shd w:fill="17365D"/>
             <w:tcMar>
-              <w:top w:w="100" w:type="dxa"/>
+              <w:top w:w="120" w:type="dxa"/>
               <w:start w:w="120" w:type="dxa"/>
-              <w:bottom w:w="100" w:type="dxa"/>
+              <w:bottom w:w="120" w:type="dxa"/>
               <w:end w:w="120" w:type="dxa"/>
             </w:tcMar>
+            <w:vAlign w:val="center"/>
           </w:tcPr>
           <w:p>
+            <w:pPr>
+              <w:jc w:val="center"/>
+            </w:pPr>
             <w:r>
-              <w:t>Logical role</w:t>
+              <w:rPr>
+                <w:b/>
+                <w:color w:val="FFFFFF"/>
+                <w:sz w:val="18"/>
+              </w:rPr>
+              <w:t>Role</w:t>
             </w:r>
           </w:p>
         </w:tc>
         <w:tc>
           <w:tcPr>
-            <w:tcW w:type="dxa" w:w="3456"/>
-            <w:shd w:fill="DCE6F1"/>
-            <w:vAlign w:val="center"/>
+            <w:tcW w:type="dxa" w:w="4536"/>
+            <w:shd w:fill="17365D"/>
             <w:tcMar>
-              <w:top w:w="100" w:type="dxa"/>
+              <w:top w:w="120" w:type="dxa"/>
               <w:start w:w="120" w:type="dxa"/>
-              <w:bottom w:w="100" w:type="dxa"/>
+              <w:bottom w:w="120" w:type="dxa"/>
               <w:end w:w="120" w:type="dxa"/>
             </w:tcMar>
+            <w:vAlign w:val="center"/>
           </w:tcPr>
           <w:p>
+            <w:pPr>
+              <w:jc w:val="center"/>
+            </w:pPr>
             <w:r>
-              <w:t>Example harness/model</w:t>
+              <w:rPr>
+                <w:b/>
+                <w:color w:val="FFFFFF"/>
+                <w:sz w:val="18"/>
+              </w:rPr>
+              <w:t>Prompt boundary</w:t>
             </w:r>
           </w:p>
         </w:tc>
         <w:tc>
           <w:tcPr>
-            <w:tcW w:type="dxa" w:w="4104"/>
-            <w:shd w:fill="DCE6F1"/>
-            <w:vAlign w:val="center"/>
+            <w:tcW w:type="dxa" w:w="3600"/>
+            <w:shd w:fill="17365D"/>
             <w:tcMar>
-              <w:top w:w="100" w:type="dxa"/>
+              <w:top w:w="120" w:type="dxa"/>
               <w:start w:w="120" w:type="dxa"/>
-              <w:bottom w:w="100" w:type="dxa"/>
+              <w:bottom w:w="120" w:type="dxa"/>
               <w:end w:w="120" w:type="dxa"/>
             </w:tcMar>
+            <w:vAlign w:val="center"/>
           </w:tcPr>
           <w:p>
+            <w:pPr>
+              <w:jc w:val="center"/>
+            </w:pPr>
             <w:r>
-              <w:t>Portability rule</w:t>
+              <w:rPr>
+                <w:b/>
+                <w:color w:val="FFFFFF"/>
+                <w:sz w:val="18"/>
+              </w:rPr>
+              <w:t>Intended write scope</w:t>
             </w:r>
           </w:p>
         </w:tc>
@@ -6072,51 +831,60 @@
         <w:tc>
           <w:tcPr>
             <w:tcW w:type="dxa" w:w="1800"/>
-            <w:vAlign w:val="center"/>
             <w:tcMar>
-              <w:top w:w="100" w:type="dxa"/>
+              <w:top w:w="120" w:type="dxa"/>
               <w:start w:w="120" w:type="dxa"/>
-              <w:bottom w:w="100" w:type="dxa"/>
+              <w:bottom w:w="120" w:type="dxa"/>
               <w:end w:w="120" w:type="dxa"/>
             </w:tcMar>
+            <w:vAlign w:val="center"/>
           </w:tcPr>
           <w:p>
             <w:r>
+              <w:rPr>
+                <w:sz w:val="17"/>
+              </w:rPr>
               <w:t>Explorer</w:t>
             </w:r>
           </w:p>
         </w:tc>
         <w:tc>
           <w:tcPr>
-            <w:tcW w:type="dxa" w:w="3456"/>
-            <w:vAlign w:val="center"/>
+            <w:tcW w:type="dxa" w:w="4536"/>
             <w:tcMar>
-              <w:top w:w="100" w:type="dxa"/>
+              <w:top w:w="120" w:type="dxa"/>
               <w:start w:w="120" w:type="dxa"/>
-              <w:bottom w:w="100" w:type="dxa"/>
+              <w:bottom w:w="120" w:type="dxa"/>
               <w:end w:w="120" w:type="dxa"/>
             </w:tcMar>
+            <w:vAlign w:val="center"/>
           </w:tcPr>
           <w:p>
             <w:r>
-              <w:t>codex or Gemini-compatible ACP harness</w:t>
+              <w:rPr>
+                <w:sz w:val="17"/>
+              </w:rPr>
+              <w:t>At most 12 inspect iterations</w:t>
             </w:r>
           </w:p>
         </w:tc>
         <w:tc>
           <w:tcPr>
-            <w:tcW w:type="dxa" w:w="4104"/>
-            <w:vAlign w:val="center"/>
+            <w:tcW w:type="dxa" w:w="3600"/>
             <w:tcMar>
-              <w:top w:w="100" w:type="dxa"/>
+              <w:top w:w="120" w:type="dxa"/>
               <w:start w:w="120" w:type="dxa"/>
-              <w:bottom w:w="100" w:type="dxa"/>
+              <w:bottom w:w="120" w:type="dxa"/>
               <w:end w:w="120" w:type="dxa"/>
             </w:tcMar>
+            <w:vAlign w:val="center"/>
           </w:tcPr>
           <w:p>
             <w:r>
-              <w:t>Read-only result must satisfy RepositoryContext schema</w:t>
+              <w:rPr>
+                <w:sz w:val="17"/>
+              </w:rPr>
+              <w:t>Read-only</w:t>
             </w:r>
           </w:p>
         </w:tc>
@@ -6125,51 +893,63 @@
         <w:tc>
           <w:tcPr>
             <w:tcW w:type="dxa" w:w="1800"/>
-            <w:vAlign w:val="center"/>
             <w:tcMar>
-              <w:top w:w="100" w:type="dxa"/>
+              <w:top w:w="120" w:type="dxa"/>
               <w:start w:w="120" w:type="dxa"/>
-              <w:bottom w:w="100" w:type="dxa"/>
+              <w:bottom w:w="120" w:type="dxa"/>
               <w:end w:w="120" w:type="dxa"/>
             </w:tcMar>
+            <w:vAlign w:val="center"/>
+            <w:shd w:fill="F2F2F2"/>
           </w:tcPr>
           <w:p>
             <w:r>
+              <w:rPr>
+                <w:sz w:val="17"/>
+              </w:rPr>
               <w:t>Implementer</w:t>
             </w:r>
           </w:p>
         </w:tc>
         <w:tc>
           <w:tcPr>
-            <w:tcW w:type="dxa" w:w="3456"/>
-            <w:vAlign w:val="center"/>
+            <w:tcW w:type="dxa" w:w="4536"/>
             <w:tcMar>
-              <w:top w:w="100" w:type="dxa"/>
+              <w:top w:w="120" w:type="dxa"/>
               <w:start w:w="120" w:type="dxa"/>
-              <w:bottom w:w="100" w:type="dxa"/>
+              <w:bottom w:w="120" w:type="dxa"/>
               <w:end w:w="120" w:type="dxa"/>
             </w:tcMar>
+            <w:vAlign w:val="center"/>
+            <w:shd w:fill="F2F2F2"/>
           </w:tcPr>
           <w:p>
             <w:r>
-              <w:t>Gemini, Codex, Claude, or registered ACP agent</w:t>
+              <w:rPr>
+                <w:sz w:val="17"/>
+              </w:rPr>
+              <w:t>At most 20 inspect-edit-check iterations</w:t>
             </w:r>
           </w:p>
         </w:tc>
         <w:tc>
           <w:tcPr>
-            <w:tcW w:type="dxa" w:w="4104"/>
-            <w:vAlign w:val="center"/>
+            <w:tcW w:type="dxa" w:w="3600"/>
             <w:tcMar>
-              <w:top w:w="100" w:type="dxa"/>
+              <w:top w:w="120" w:type="dxa"/>
               <w:start w:w="120" w:type="dxa"/>
-              <w:bottom w:w="100" w:type="dxa"/>
+              <w:bottom w:w="120" w:type="dxa"/>
               <w:end w:w="120" w:type="dxa"/>
             </w:tcMar>
+            <w:vAlign w:val="center"/>
+            <w:shd w:fill="F2F2F2"/>
           </w:tcPr>
           <w:p>
             <w:r>
-              <w:t>Writes only approved Coding/ paths and returns ImplementationResult</w:t>
+              <w:rPr>
+                <w:sz w:val="17"/>
+              </w:rPr>
+              <w:t>Coding and authorized tests</w:t>
             </w:r>
           </w:p>
         </w:tc>
@@ -6178,51 +958,60 @@
         <w:tc>
           <w:tcPr>
             <w:tcW w:type="dxa" w:w="1800"/>
-            <w:vAlign w:val="center"/>
             <w:tcMar>
-              <w:top w:w="100" w:type="dxa"/>
+              <w:top w:w="120" w:type="dxa"/>
               <w:start w:w="120" w:type="dxa"/>
-              <w:bottom w:w="100" w:type="dxa"/>
+              <w:bottom w:w="120" w:type="dxa"/>
               <w:end w:w="120" w:type="dxa"/>
             </w:tcMar>
+            <w:vAlign w:val="center"/>
           </w:tcPr>
           <w:p>
             <w:r>
+              <w:rPr>
+                <w:sz w:val="17"/>
+              </w:rPr>
               <w:t>Test Writer</w:t>
             </w:r>
           </w:p>
         </w:tc>
         <w:tc>
           <w:tcPr>
-            <w:tcW w:type="dxa" w:w="3456"/>
-            <w:vAlign w:val="center"/>
+            <w:tcW w:type="dxa" w:w="4536"/>
             <w:tcMar>
-              <w:top w:w="100" w:type="dxa"/>
+              <w:top w:w="120" w:type="dxa"/>
               <w:start w:w="120" w:type="dxa"/>
-              <w:bottom w:w="100" w:type="dxa"/>
+              <w:bottom w:w="120" w:type="dxa"/>
               <w:end w:w="120" w:type="dxa"/>
             </w:tcMar>
+            <w:vAlign w:val="center"/>
           </w:tcPr>
           <w:p>
             <w:r>
-              <w:t>Role-configured harness/model</w:t>
+              <w:rPr>
+                <w:sz w:val="17"/>
+              </w:rPr>
+              <w:t>At most 12 inspect-write-check iterations</w:t>
             </w:r>
           </w:p>
         </w:tc>
         <w:tc>
           <w:tcPr>
-            <w:tcW w:type="dxa" w:w="4104"/>
-            <w:vAlign w:val="center"/>
+            <w:tcW w:type="dxa" w:w="3600"/>
             <w:tcMar>
-              <w:top w:w="100" w:type="dxa"/>
+              <w:top w:w="120" w:type="dxa"/>
               <w:start w:w="120" w:type="dxa"/>
-              <w:bottom w:w="100" w:type="dxa"/>
+              <w:bottom w:w="120" w:type="dxa"/>
               <w:end w:w="120" w:type="dxa"/>
             </w:tcMar>
+            <w:vAlign w:val="center"/>
           </w:tcPr>
           <w:p>
             <w:r>
-              <w:t>Writes only approved test/ paths and returns acceptance mapping</w:t>
+              <w:rPr>
+                <w:sz w:val="17"/>
+              </w:rPr>
+              <w:t>Tests only</w:t>
             </w:r>
           </w:p>
         </w:tc>
@@ -6231,227 +1020,1936 @@
         <w:tc>
           <w:tcPr>
             <w:tcW w:type="dxa" w:w="1800"/>
-            <w:vAlign w:val="center"/>
             <w:tcMar>
-              <w:top w:w="100" w:type="dxa"/>
+              <w:top w:w="120" w:type="dxa"/>
               <w:start w:w="120" w:type="dxa"/>
-              <w:bottom w:w="100" w:type="dxa"/>
+              <w:bottom w:w="120" w:type="dxa"/>
               <w:end w:w="120" w:type="dxa"/>
             </w:tcMar>
+            <w:vAlign w:val="center"/>
+            <w:shd w:fill="F2F2F2"/>
           </w:tcPr>
           <w:p>
             <w:r>
+              <w:rPr>
+                <w:sz w:val="17"/>
+              </w:rPr>
               <w:t>Reviewer</w:t>
             </w:r>
           </w:p>
         </w:tc>
         <w:tc>
           <w:tcPr>
-            <w:tcW w:type="dxa" w:w="3456"/>
-            <w:vAlign w:val="center"/>
+            <w:tcW w:type="dxa" w:w="4536"/>
             <w:tcMar>
-              <w:top w:w="100" w:type="dxa"/>
+              <w:top w:w="120" w:type="dxa"/>
               <w:start w:w="120" w:type="dxa"/>
-              <w:bottom w:w="100" w:type="dxa"/>
+              <w:bottom w:w="120" w:type="dxa"/>
               <w:end w:w="120" w:type="dxa"/>
             </w:tcMar>
+            <w:vAlign w:val="center"/>
+            <w:shd w:fill="F2F2F2"/>
           </w:tcPr>
           <w:p>
             <w:r>
-              <w:t>Codex, Pi, Claude, or another read-only harness</w:t>
+              <w:rPr>
+                <w:sz w:val="17"/>
+              </w:rPr>
+              <w:t>At most 16 inspection iterations</w:t>
             </w:r>
           </w:p>
         </w:tc>
         <w:tc>
           <w:tcPr>
-            <w:tcW w:type="dxa" w:w="4104"/>
-            <w:vAlign w:val="center"/>
+            <w:tcW w:type="dxa" w:w="3600"/>
             <w:tcMar>
-              <w:top w:w="100" w:type="dxa"/>
+              <w:top w:w="120" w:type="dxa"/>
               <w:start w:w="120" w:type="dxa"/>
-              <w:bottom w:w="100" w:type="dxa"/>
+              <w:bottom w:w="120" w:type="dxa"/>
               <w:end w:w="120" w:type="dxa"/>
             </w:tcMar>
+            <w:vAlign w:val="center"/>
+            <w:shd w:fill="F2F2F2"/>
           </w:tcPr>
           <w:p>
             <w:r>
-              <w:t>Must return the same ReviewResult schema</w:t>
+              <w:rPr>
+                <w:sz w:val="17"/>
+              </w:rPr>
+              <w:t>Read-only</w:t>
             </w:r>
           </w:p>
         </w:tc>
       </w:tr>
     </w:tbl>
-    <w:p/>
     <w:p>
+      <w:pPr>
+        <w:spacing w:after="0"/>
+      </w:pPr>
+    </w:p>
+    <w:tbl>
+      <w:tblPr>
+        <w:tblW w:type="auto" w:w="0"/>
+        <w:jc w:val="center"/>
+        <w:tblLayout w:type="fixed"/>
+        <w:tblLook w:firstColumn="1" w:firstRow="1" w:lastColumn="0" w:lastRow="0" w:noHBand="0" w:noVBand="1" w:val="04A0"/>
+      </w:tblPr>
+      <w:tblGrid>
+        <w:gridCol w:w="9936"/>
+      </w:tblGrid>
+      <w:tr>
+        <w:tc>
+          <w:tcPr>
+            <w:tcW w:type="dxa" w:w="9936"/>
+            <w:shd w:fill="FFF2CC"/>
+            <w:tcMar>
+              <w:top w:w="180" w:type="dxa"/>
+              <w:start w:w="180" w:type="dxa"/>
+              <w:bottom w:w="180" w:type="dxa"/>
+              <w:end w:w="180" w:type="dxa"/>
+            </w:tcMar>
+          </w:tcPr>
+          <w:p>
+            <w:r>
+              <w:rPr>
+                <w:b/>
+                <w:color w:val="17365D"/>
+              </w:rPr>
+              <w:t xml:space="preserve">Current enforcement boundary: </w:t>
+            </w:r>
+            <w:r>
+              <w:t>Timeouts and strategic cycle counts are deterministic. Tactical tool-count and role-specific write scopes are currently expressed in prompts/configuration; pre/post filesystem policy enforcement remains a hardening item.</w:t>
+            </w:r>
+          </w:p>
+        </w:tc>
+      </w:tr>
+    </w:tbl>
+    <w:p>
+      <w:pPr>
+        <w:spacing w:after="0"/>
+      </w:pPr>
+    </w:p>
+    <w:p>
+      <w:pPr>
+        <w:pStyle w:val="Heading1"/>
+      </w:pPr>
       <w:r>
-        <w:t>Illustrative role configuration:</w:t>
+        <w:t>4. State and TODO Lifecycle</w:t>
+      </w:r>
+    </w:p>
+    <w:tbl>
+      <w:tblPr>
+        <w:tblW w:type="auto" w:w="0"/>
+        <w:jc w:val="center"/>
+        <w:tblLayout w:type="fixed"/>
+        <w:tblLook w:firstColumn="1" w:firstRow="1" w:lastColumn="0" w:lastRow="0" w:noHBand="0" w:noVBand="1" w:val="04A0"/>
+      </w:tblPr>
+      <w:tblGrid>
+        <w:gridCol w:w="3312"/>
+        <w:gridCol w:w="3312"/>
+        <w:gridCol w:w="3312"/>
+      </w:tblGrid>
+      <w:tr>
+        <w:trPr>
+          <w:tblHeader w:val="true"/>
+        </w:trPr>
+        <w:tc>
+          <w:tcPr>
+            <w:tcW w:type="dxa" w:w="2376"/>
+            <w:shd w:fill="17365D"/>
+            <w:tcMar>
+              <w:top w:w="120" w:type="dxa"/>
+              <w:start w:w="120" w:type="dxa"/>
+              <w:bottom w:w="120" w:type="dxa"/>
+              <w:end w:w="120" w:type="dxa"/>
+            </w:tcMar>
+            <w:vAlign w:val="center"/>
+          </w:tcPr>
+          <w:p>
+            <w:pPr>
+              <w:jc w:val="center"/>
+            </w:pPr>
+            <w:r>
+              <w:rPr>
+                <w:b/>
+                <w:color w:val="FFFFFF"/>
+                <w:sz w:val="18"/>
+              </w:rPr>
+              <w:t>Internal state</w:t>
+            </w:r>
+          </w:p>
+        </w:tc>
+        <w:tc>
+          <w:tcPr>
+            <w:tcW w:type="dxa" w:w="2376"/>
+            <w:shd w:fill="17365D"/>
+            <w:tcMar>
+              <w:top w:w="120" w:type="dxa"/>
+              <w:start w:w="120" w:type="dxa"/>
+              <w:bottom w:w="120" w:type="dxa"/>
+              <w:end w:w="120" w:type="dxa"/>
+            </w:tcMar>
+            <w:vAlign w:val="center"/>
+          </w:tcPr>
+          <w:p>
+            <w:pPr>
+              <w:jc w:val="center"/>
+            </w:pPr>
+            <w:r>
+              <w:rPr>
+                <w:b/>
+                <w:color w:val="FFFFFF"/>
+                <w:sz w:val="18"/>
+              </w:rPr>
+              <w:t>TODO.md label</w:t>
+            </w:r>
+          </w:p>
+        </w:tc>
+        <w:tc>
+          <w:tcPr>
+            <w:tcW w:type="dxa" w:w="5184"/>
+            <w:shd w:fill="17365D"/>
+            <w:tcMar>
+              <w:top w:w="120" w:type="dxa"/>
+              <w:start w:w="120" w:type="dxa"/>
+              <w:bottom w:w="120" w:type="dxa"/>
+              <w:end w:w="120" w:type="dxa"/>
+            </w:tcMar>
+            <w:vAlign w:val="center"/>
+          </w:tcPr>
+          <w:p>
+            <w:pPr>
+              <w:jc w:val="center"/>
+            </w:pPr>
+            <w:r>
+              <w:rPr>
+                <w:b/>
+                <w:color w:val="FFFFFF"/>
+                <w:sz w:val="18"/>
+              </w:rPr>
+              <w:t>Meaning</w:t>
+            </w:r>
+          </w:p>
+        </w:tc>
+      </w:tr>
+      <w:tr>
+        <w:tc>
+          <w:tcPr>
+            <w:tcW w:type="dxa" w:w="2376"/>
+            <w:tcMar>
+              <w:top w:w="120" w:type="dxa"/>
+              <w:start w:w="120" w:type="dxa"/>
+              <w:bottom w:w="120" w:type="dxa"/>
+              <w:end w:w="120" w:type="dxa"/>
+            </w:tcMar>
+            <w:vAlign w:val="center"/>
+          </w:tcPr>
+          <w:p>
+            <w:r>
+              <w:rPr>
+                <w:sz w:val="17"/>
+              </w:rPr>
+              <w:t>ready</w:t>
+            </w:r>
+          </w:p>
+        </w:tc>
+        <w:tc>
+          <w:tcPr>
+            <w:tcW w:type="dxa" w:w="2376"/>
+            <w:tcMar>
+              <w:top w:w="120" w:type="dxa"/>
+              <w:start w:w="120" w:type="dxa"/>
+              <w:bottom w:w="120" w:type="dxa"/>
+              <w:end w:w="120" w:type="dxa"/>
+            </w:tcMar>
+            <w:vAlign w:val="center"/>
+          </w:tcPr>
+          <w:p>
+            <w:r>
+              <w:rPr>
+                <w:sz w:val="17"/>
+              </w:rPr>
+              <w:t>RECEIVED</w:t>
+            </w:r>
+          </w:p>
+        </w:tc>
+        <w:tc>
+          <w:tcPr>
+            <w:tcW w:type="dxa" w:w="5184"/>
+            <w:tcMar>
+              <w:top w:w="120" w:type="dxa"/>
+              <w:start w:w="120" w:type="dxa"/>
+              <w:bottom w:w="120" w:type="dxa"/>
+              <w:end w:w="120" w:type="dxa"/>
+            </w:tcMar>
+            <w:vAlign w:val="center"/>
+          </w:tcPr>
+          <w:p>
+            <w:r>
+              <w:rPr>
+                <w:sz w:val="17"/>
+              </w:rPr>
+              <w:t>Task is eligible for selection.</w:t>
+            </w:r>
+          </w:p>
+        </w:tc>
+      </w:tr>
+      <w:tr>
+        <w:tc>
+          <w:tcPr>
+            <w:tcW w:type="dxa" w:w="2376"/>
+            <w:tcMar>
+              <w:top w:w="120" w:type="dxa"/>
+              <w:start w:w="120" w:type="dxa"/>
+              <w:bottom w:w="120" w:type="dxa"/>
+              <w:end w:w="120" w:type="dxa"/>
+            </w:tcMar>
+            <w:vAlign w:val="center"/>
+            <w:shd w:fill="F2F2F2"/>
+          </w:tcPr>
+          <w:p>
+            <w:r>
+              <w:rPr>
+                <w:sz w:val="17"/>
+              </w:rPr>
+              <w:t>working / implementing</w:t>
+            </w:r>
+          </w:p>
+        </w:tc>
+        <w:tc>
+          <w:tcPr>
+            <w:tcW w:type="dxa" w:w="2376"/>
+            <w:tcMar>
+              <w:top w:w="120" w:type="dxa"/>
+              <w:start w:w="120" w:type="dxa"/>
+              <w:bottom w:w="120" w:type="dxa"/>
+              <w:end w:w="120" w:type="dxa"/>
+            </w:tcMar>
+            <w:vAlign w:val="center"/>
+            <w:shd w:fill="F2F2F2"/>
+          </w:tcPr>
+          <w:p>
+            <w:r>
+              <w:rPr>
+                <w:sz w:val="17"/>
+              </w:rPr>
+              <w:t>IMPLEMENTING</w:t>
+            </w:r>
+          </w:p>
+        </w:tc>
+        <w:tc>
+          <w:tcPr>
+            <w:tcW w:type="dxa" w:w="5184"/>
+            <w:tcMar>
+              <w:top w:w="120" w:type="dxa"/>
+              <w:start w:w="120" w:type="dxa"/>
+              <w:bottom w:w="120" w:type="dxa"/>
+              <w:end w:w="120" w:type="dxa"/>
+            </w:tcMar>
+            <w:vAlign w:val="center"/>
+            <w:shd w:fill="F2F2F2"/>
+          </w:tcPr>
+          <w:p>
+            <w:r>
+              <w:rPr>
+                <w:sz w:val="17"/>
+              </w:rPr>
+              <w:t>Repository exploration, implementation, or remediation is active.</w:t>
+            </w:r>
+          </w:p>
+        </w:tc>
+      </w:tr>
+      <w:tr>
+        <w:tc>
+          <w:tcPr>
+            <w:tcW w:type="dxa" w:w="2376"/>
+            <w:tcMar>
+              <w:top w:w="120" w:type="dxa"/>
+              <w:start w:w="120" w:type="dxa"/>
+              <w:bottom w:w="120" w:type="dxa"/>
+              <w:end w:w="120" w:type="dxa"/>
+            </w:tcMar>
+            <w:vAlign w:val="center"/>
+          </w:tcPr>
+          <w:p>
+            <w:r>
+              <w:rPr>
+                <w:sz w:val="17"/>
+              </w:rPr>
+              <w:t>validating / testing</w:t>
+            </w:r>
+          </w:p>
+        </w:tc>
+        <w:tc>
+          <w:tcPr>
+            <w:tcW w:type="dxa" w:w="2376"/>
+            <w:tcMar>
+              <w:top w:w="120" w:type="dxa"/>
+              <w:start w:w="120" w:type="dxa"/>
+              <w:bottom w:w="120" w:type="dxa"/>
+              <w:end w:w="120" w:type="dxa"/>
+            </w:tcMar>
+            <w:vAlign w:val="center"/>
+          </w:tcPr>
+          <w:p>
+            <w:r>
+              <w:rPr>
+                <w:sz w:val="17"/>
+              </w:rPr>
+              <w:t>TESTING</w:t>
+            </w:r>
+          </w:p>
+        </w:tc>
+        <w:tc>
+          <w:tcPr>
+            <w:tcW w:type="dxa" w:w="5184"/>
+            <w:tcMar>
+              <w:top w:w="120" w:type="dxa"/>
+              <w:start w:w="120" w:type="dxa"/>
+              <w:bottom w:w="120" w:type="dxa"/>
+              <w:end w:w="120" w:type="dxa"/>
+            </w:tcMar>
+            <w:vAlign w:val="center"/>
+          </w:tcPr>
+          <w:p>
+            <w:r>
+              <w:rPr>
+                <w:sz w:val="17"/>
+              </w:rPr>
+              <w:t>Deterministic validation or pytest is active.</w:t>
+            </w:r>
+          </w:p>
+        </w:tc>
+      </w:tr>
+      <w:tr>
+        <w:tc>
+          <w:tcPr>
+            <w:tcW w:type="dxa" w:w="2376"/>
+            <w:tcMar>
+              <w:top w:w="120" w:type="dxa"/>
+              <w:start w:w="120" w:type="dxa"/>
+              <w:bottom w:w="120" w:type="dxa"/>
+              <w:end w:w="120" w:type="dxa"/>
+            </w:tcMar>
+            <w:vAlign w:val="center"/>
+            <w:shd w:fill="F2F2F2"/>
+          </w:tcPr>
+          <w:p>
+            <w:r>
+              <w:rPr>
+                <w:sz w:val="17"/>
+              </w:rPr>
+              <w:t>reviewing</w:t>
+            </w:r>
+          </w:p>
+        </w:tc>
+        <w:tc>
+          <w:tcPr>
+            <w:tcW w:type="dxa" w:w="2376"/>
+            <w:tcMar>
+              <w:top w:w="120" w:type="dxa"/>
+              <w:start w:w="120" w:type="dxa"/>
+              <w:bottom w:w="120" w:type="dxa"/>
+              <w:end w:w="120" w:type="dxa"/>
+            </w:tcMar>
+            <w:vAlign w:val="center"/>
+            <w:shd w:fill="F2F2F2"/>
+          </w:tcPr>
+          <w:p>
+            <w:r>
+              <w:rPr>
+                <w:sz w:val="17"/>
+              </w:rPr>
+              <w:t>REVIEWING</w:t>
+            </w:r>
+          </w:p>
+        </w:tc>
+        <w:tc>
+          <w:tcPr>
+            <w:tcW w:type="dxa" w:w="5184"/>
+            <w:tcMar>
+              <w:top w:w="120" w:type="dxa"/>
+              <w:start w:w="120" w:type="dxa"/>
+              <w:bottom w:w="120" w:type="dxa"/>
+              <w:end w:w="120" w:type="dxa"/>
+            </w:tcMar>
+            <w:vAlign w:val="center"/>
+            <w:shd w:fill="F2F2F2"/>
+          </w:tcPr>
+          <w:p>
+            <w:r>
+              <w:rPr>
+                <w:sz w:val="17"/>
+              </w:rPr>
+              <w:t>Reviewer evaluates the exact change evidence.</w:t>
+            </w:r>
+          </w:p>
+        </w:tc>
+      </w:tr>
+      <w:tr>
+        <w:tc>
+          <w:tcPr>
+            <w:tcW w:type="dxa" w:w="2376"/>
+            <w:tcMar>
+              <w:top w:w="120" w:type="dxa"/>
+              <w:start w:w="120" w:type="dxa"/>
+              <w:bottom w:w="120" w:type="dxa"/>
+              <w:end w:w="120" w:type="dxa"/>
+            </w:tcMar>
+            <w:vAlign w:val="center"/>
+          </w:tcPr>
+          <w:p>
+            <w:r>
+              <w:rPr>
+                <w:sz w:val="17"/>
+              </w:rPr>
+              <w:t>approved / completed</w:t>
+            </w:r>
+          </w:p>
+        </w:tc>
+        <w:tc>
+          <w:tcPr>
+            <w:tcW w:type="dxa" w:w="2376"/>
+            <w:tcMar>
+              <w:top w:w="120" w:type="dxa"/>
+              <w:start w:w="120" w:type="dxa"/>
+              <w:bottom w:w="120" w:type="dxa"/>
+              <w:end w:w="120" w:type="dxa"/>
+            </w:tcMar>
+            <w:vAlign w:val="center"/>
+          </w:tcPr>
+          <w:p>
+            <w:r>
+              <w:rPr>
+                <w:sz w:val="17"/>
+              </w:rPr>
+              <w:t>APPROVED</w:t>
+            </w:r>
+          </w:p>
+        </w:tc>
+        <w:tc>
+          <w:tcPr>
+            <w:tcW w:type="dxa" w:w="5184"/>
+            <w:tcMar>
+              <w:top w:w="120" w:type="dxa"/>
+              <w:start w:w="120" w:type="dxa"/>
+              <w:bottom w:w="120" w:type="dxa"/>
+              <w:end w:w="120" w:type="dxa"/>
+            </w:tcMar>
+            <w:vAlign w:val="center"/>
+          </w:tcPr>
+          <w:p>
+            <w:r>
+              <w:rPr>
+                <w:sz w:val="17"/>
+              </w:rPr>
+              <w:t>Local work is approved; no PR is claimed without delivery authorization.</w:t>
+            </w:r>
+          </w:p>
+        </w:tc>
+      </w:tr>
+      <w:tr>
+        <w:tc>
+          <w:tcPr>
+            <w:tcW w:type="dxa" w:w="2376"/>
+            <w:tcMar>
+              <w:top w:w="120" w:type="dxa"/>
+              <w:start w:w="120" w:type="dxa"/>
+              <w:bottom w:w="120" w:type="dxa"/>
+              <w:end w:w="120" w:type="dxa"/>
+            </w:tcMar>
+            <w:vAlign w:val="center"/>
+            <w:shd w:fill="F2F2F2"/>
+          </w:tcPr>
+          <w:p>
+            <w:r>
+              <w:rPr>
+                <w:sz w:val="17"/>
+              </w:rPr>
+              <w:t>delivering</w:t>
+            </w:r>
+          </w:p>
+        </w:tc>
+        <w:tc>
+          <w:tcPr>
+            <w:tcW w:type="dxa" w:w="2376"/>
+            <w:tcMar>
+              <w:top w:w="120" w:type="dxa"/>
+              <w:start w:w="120" w:type="dxa"/>
+              <w:bottom w:w="120" w:type="dxa"/>
+              <w:end w:w="120" w:type="dxa"/>
+            </w:tcMar>
+            <w:vAlign w:val="center"/>
+            <w:shd w:fill="F2F2F2"/>
+          </w:tcPr>
+          <w:p>
+            <w:r>
+              <w:rPr>
+                <w:sz w:val="17"/>
+              </w:rPr>
+              <w:t>CREATING_PR</w:t>
+            </w:r>
+          </w:p>
+        </w:tc>
+        <w:tc>
+          <w:tcPr>
+            <w:tcW w:type="dxa" w:w="5184"/>
+            <w:tcMar>
+              <w:top w:w="120" w:type="dxa"/>
+              <w:start w:w="120" w:type="dxa"/>
+              <w:bottom w:w="120" w:type="dxa"/>
+              <w:end w:w="120" w:type="dxa"/>
+            </w:tcMar>
+            <w:vAlign w:val="center"/>
+            <w:shd w:fill="F2F2F2"/>
+          </w:tcPr>
+          <w:p>
+            <w:r>
+              <w:rPr>
+                <w:sz w:val="17"/>
+              </w:rPr>
+              <w:t>Commit, push, and PR creation are in progress.</w:t>
+            </w:r>
+          </w:p>
+        </w:tc>
+      </w:tr>
+      <w:tr>
+        <w:tc>
+          <w:tcPr>
+            <w:tcW w:type="dxa" w:w="2376"/>
+            <w:tcMar>
+              <w:top w:w="120" w:type="dxa"/>
+              <w:start w:w="120" w:type="dxa"/>
+              <w:bottom w:w="120" w:type="dxa"/>
+              <w:end w:w="120" w:type="dxa"/>
+            </w:tcMar>
+            <w:vAlign w:val="center"/>
+          </w:tcPr>
+          <w:p>
+            <w:r>
+              <w:rPr>
+                <w:sz w:val="17"/>
+              </w:rPr>
+              <w:t>delivered</w:t>
+            </w:r>
+          </w:p>
+        </w:tc>
+        <w:tc>
+          <w:tcPr>
+            <w:tcW w:type="dxa" w:w="2376"/>
+            <w:tcMar>
+              <w:top w:w="120" w:type="dxa"/>
+              <w:start w:w="120" w:type="dxa"/>
+              <w:bottom w:w="120" w:type="dxa"/>
+              <w:end w:w="120" w:type="dxa"/>
+            </w:tcMar>
+            <w:vAlign w:val="center"/>
+          </w:tcPr>
+          <w:p>
+            <w:r>
+              <w:rPr>
+                <w:sz w:val="17"/>
+              </w:rPr>
+              <w:t>PR creation complete</w:t>
+            </w:r>
+          </w:p>
+        </w:tc>
+        <w:tc>
+          <w:tcPr>
+            <w:tcW w:type="dxa" w:w="5184"/>
+            <w:tcMar>
+              <w:top w:w="120" w:type="dxa"/>
+              <w:start w:w="120" w:type="dxa"/>
+              <w:bottom w:w="120" w:type="dxa"/>
+              <w:end w:w="120" w:type="dxa"/>
+            </w:tcMar>
+            <w:vAlign w:val="center"/>
+          </w:tcPr>
+          <w:p>
+            <w:r>
+              <w:rPr>
+                <w:sz w:val="17"/>
+              </w:rPr>
+              <w:t>PR URL is persisted and safe cleanup is attempted.</w:t>
+            </w:r>
+          </w:p>
+        </w:tc>
+      </w:tr>
+      <w:tr>
+        <w:tc>
+          <w:tcPr>
+            <w:tcW w:type="dxa" w:w="2376"/>
+            <w:tcMar>
+              <w:top w:w="120" w:type="dxa"/>
+              <w:start w:w="120" w:type="dxa"/>
+              <w:bottom w:w="120" w:type="dxa"/>
+              <w:end w:w="120" w:type="dxa"/>
+            </w:tcMar>
+            <w:vAlign w:val="center"/>
+            <w:shd w:fill="F2F2F2"/>
+          </w:tcPr>
+          <w:p>
+            <w:r>
+              <w:rPr>
+                <w:sz w:val="17"/>
+              </w:rPr>
+              <w:t>needs_input / failed</w:t>
+            </w:r>
+          </w:p>
+        </w:tc>
+        <w:tc>
+          <w:tcPr>
+            <w:tcW w:type="dxa" w:w="2376"/>
+            <w:tcMar>
+              <w:top w:w="120" w:type="dxa"/>
+              <w:start w:w="120" w:type="dxa"/>
+              <w:bottom w:w="120" w:type="dxa"/>
+              <w:end w:w="120" w:type="dxa"/>
+            </w:tcMar>
+            <w:vAlign w:val="center"/>
+            <w:shd w:fill="F2F2F2"/>
+          </w:tcPr>
+          <w:p>
+            <w:r>
+              <w:rPr>
+                <w:sz w:val="17"/>
+              </w:rPr>
+              <w:t>NEEDS_INPUT / FAILED</w:t>
+            </w:r>
+          </w:p>
+        </w:tc>
+        <w:tc>
+          <w:tcPr>
+            <w:tcW w:type="dxa" w:w="5184"/>
+            <w:tcMar>
+              <w:top w:w="120" w:type="dxa"/>
+              <w:start w:w="120" w:type="dxa"/>
+              <w:bottom w:w="120" w:type="dxa"/>
+              <w:end w:w="120" w:type="dxa"/>
+            </w:tcMar>
+            <w:vAlign w:val="center"/>
+            <w:shd w:fill="F2F2F2"/>
+          </w:tcPr>
+          <w:p>
+            <w:r>
+              <w:rPr>
+                <w:sz w:val="17"/>
+              </w:rPr>
+              <w:t>Human decision or failure handling is required.</w:t>
+            </w:r>
+          </w:p>
+        </w:tc>
+      </w:tr>
+    </w:tbl>
+    <w:p>
+      <w:pPr>
+        <w:spacing w:after="0"/>
+      </w:pPr>
+    </w:p>
+    <w:p>
+      <w:pPr>
+        <w:pStyle w:val="Heading1"/>
+      </w:pPr>
+      <w:r>
+        <w:t>5. Agent Communication</w:t>
       </w:r>
     </w:p>
     <w:p>
       <w:r>
-        <w:rPr>
-          <w:rFonts w:ascii="Courier New" w:hAnsi="Courier New"/>
-          <w:sz w:val="19"/>
-        </w:rPr>
-        <w:t>[agents.implementer]</w:t>
-        <w:br/>
-        <w:t>harness = "acp:gemini-cli"</w:t>
-        <w:br/>
-        <w:t>model = "configured-gemini-model"</w:t>
-        <w:br/>
-        <w:br/>
-        <w:t>[agents.reviewer]</w:t>
-        <w:br/>
-        <w:t>harness = "codex"</w:t>
-        <w:br/>
-        <w:t>model = "configured-codex-model"</w:t>
-        <w:br/>
-        <w:br/>
-        <w:t>[workflow]</w:t>
-        <w:br/>
-        <w:t>max_iterations = 5</w:t>
+        <w:t>Sub-agents do not communicate directly. Python builds a role request from centralized ExecutionMemory. Agent results are appended to memory; the next Supervisor invocation sees the updated evidence. Review findings and test failures therefore reach the Implementer through a deterministic handoff rather than a hidden agent conversation.</w:t>
       </w:r>
+    </w:p>
+    <w:tbl>
+      <w:tblPr>
+        <w:tblW w:type="auto" w:w="0"/>
+        <w:jc w:val="center"/>
+        <w:tblLayout w:type="fixed"/>
+        <w:tblLook w:firstColumn="1" w:firstRow="1" w:lastColumn="0" w:lastRow="0" w:noHBand="0" w:noVBand="1" w:val="04A0"/>
+      </w:tblPr>
+      <w:tblGrid>
+        <w:gridCol w:w="4968"/>
+        <w:gridCol w:w="4968"/>
+      </w:tblGrid>
+      <w:tr>
+        <w:trPr>
+          <w:tblHeader w:val="true"/>
+        </w:trPr>
+        <w:tc>
+          <w:tcPr>
+            <w:tcW w:type="dxa" w:w="2880"/>
+            <w:shd w:fill="17365D"/>
+            <w:tcMar>
+              <w:top w:w="120" w:type="dxa"/>
+              <w:start w:w="120" w:type="dxa"/>
+              <w:bottom w:w="120" w:type="dxa"/>
+              <w:end w:w="120" w:type="dxa"/>
+            </w:tcMar>
+            <w:vAlign w:val="center"/>
+          </w:tcPr>
+          <w:p>
+            <w:pPr>
+              <w:jc w:val="center"/>
+            </w:pPr>
+            <w:r>
+              <w:rPr>
+                <w:b/>
+                <w:color w:val="FFFFFF"/>
+                <w:sz w:val="18"/>
+              </w:rPr>
+              <w:t>Handoff</w:t>
+            </w:r>
+          </w:p>
+        </w:tc>
+        <w:tc>
+          <w:tcPr>
+            <w:tcW w:type="dxa" w:w="7056"/>
+            <w:shd w:fill="17365D"/>
+            <w:tcMar>
+              <w:top w:w="120" w:type="dxa"/>
+              <w:start w:w="120" w:type="dxa"/>
+              <w:bottom w:w="120" w:type="dxa"/>
+              <w:end w:w="120" w:type="dxa"/>
+            </w:tcMar>
+            <w:vAlign w:val="center"/>
+          </w:tcPr>
+          <w:p>
+            <w:pPr>
+              <w:jc w:val="center"/>
+            </w:pPr>
+            <w:r>
+              <w:rPr>
+                <w:b/>
+                <w:color w:val="FFFFFF"/>
+                <w:sz w:val="18"/>
+              </w:rPr>
+              <w:t>Key content</w:t>
+            </w:r>
+          </w:p>
+        </w:tc>
+      </w:tr>
+      <w:tr>
+        <w:tc>
+          <w:tcPr>
+            <w:tcW w:type="dxa" w:w="2880"/>
+            <w:tcMar>
+              <w:top w:w="120" w:type="dxa"/>
+              <w:start w:w="120" w:type="dxa"/>
+              <w:bottom w:w="120" w:type="dxa"/>
+              <w:end w:w="120" w:type="dxa"/>
+            </w:tcMar>
+            <w:vAlign w:val="center"/>
+          </w:tcPr>
+          <w:p>
+            <w:r>
+              <w:rPr>
+                <w:sz w:val="17"/>
+              </w:rPr>
+              <w:t>Python -&gt; Supervisor</w:t>
+            </w:r>
+          </w:p>
+        </w:tc>
+        <w:tc>
+          <w:tcPr>
+            <w:tcW w:type="dxa" w:w="7056"/>
+            <w:tcMar>
+              <w:top w:w="120" w:type="dxa"/>
+              <w:start w:w="120" w:type="dxa"/>
+              <w:bottom w:w="120" w:type="dxa"/>
+              <w:end w:w="120" w:type="dxa"/>
+            </w:tcMar>
+            <w:vAlign w:val="center"/>
+          </w:tcPr>
+          <w:p>
+            <w:r>
+              <w:rPr>
+                <w:sz w:val="17"/>
+              </w:rPr>
+              <w:t>ExecutionMemory plus current legal actions.</w:t>
+            </w:r>
+          </w:p>
+        </w:tc>
+      </w:tr>
+      <w:tr>
+        <w:tc>
+          <w:tcPr>
+            <w:tcW w:type="dxa" w:w="2880"/>
+            <w:tcMar>
+              <w:top w:w="120" w:type="dxa"/>
+              <w:start w:w="120" w:type="dxa"/>
+              <w:bottom w:w="120" w:type="dxa"/>
+              <w:end w:w="120" w:type="dxa"/>
+            </w:tcMar>
+            <w:vAlign w:val="center"/>
+            <w:shd w:fill="F2F2F2"/>
+          </w:tcPr>
+          <w:p>
+            <w:r>
+              <w:rPr>
+                <w:sz w:val="17"/>
+              </w:rPr>
+              <w:t>Supervisor -&gt; Python</w:t>
+            </w:r>
+          </w:p>
+        </w:tc>
+        <w:tc>
+          <w:tcPr>
+            <w:tcW w:type="dxa" w:w="7056"/>
+            <w:tcMar>
+              <w:top w:w="120" w:type="dxa"/>
+              <w:start w:w="120" w:type="dxa"/>
+              <w:bottom w:w="120" w:type="dxa"/>
+              <w:end w:w="120" w:type="dxa"/>
+            </w:tcMar>
+            <w:vAlign w:val="center"/>
+            <w:shd w:fill="F2F2F2"/>
+          </w:tcPr>
+          <w:p>
+            <w:r>
+              <w:rPr>
+                <w:sz w:val="17"/>
+              </w:rPr>
+              <w:t>One action and rationale; Python derives the role.</w:t>
+            </w:r>
+          </w:p>
+        </w:tc>
+      </w:tr>
+      <w:tr>
+        <w:tc>
+          <w:tcPr>
+            <w:tcW w:type="dxa" w:w="2880"/>
+            <w:tcMar>
+              <w:top w:w="120" w:type="dxa"/>
+              <w:start w:w="120" w:type="dxa"/>
+              <w:bottom w:w="120" w:type="dxa"/>
+              <w:end w:w="120" w:type="dxa"/>
+            </w:tcMar>
+            <w:vAlign w:val="center"/>
+          </w:tcPr>
+          <w:p>
+            <w:r>
+              <w:rPr>
+                <w:sz w:val="17"/>
+              </w:rPr>
+              <w:t>Python -&gt; Implementer</w:t>
+            </w:r>
+          </w:p>
+        </w:tc>
+        <w:tc>
+          <w:tcPr>
+            <w:tcW w:type="dxa" w:w="7056"/>
+            <w:tcMar>
+              <w:top w:w="120" w:type="dxa"/>
+              <w:start w:w="120" w:type="dxa"/>
+              <w:bottom w:w="120" w:type="dxa"/>
+              <w:end w:w="120" w:type="dxa"/>
+            </w:tcMar>
+            <w:vAlign w:val="center"/>
+          </w:tcPr>
+          <w:p>
+            <w:r>
+              <w:rPr>
+                <w:sz w:val="17"/>
+              </w:rPr>
+              <w:t>TaskSpec, mode, worktree, latest tests, review findings, and current fingerprint.</w:t>
+            </w:r>
+          </w:p>
+        </w:tc>
+      </w:tr>
+      <w:tr>
+        <w:tc>
+          <w:tcPr>
+            <w:tcW w:type="dxa" w:w="2880"/>
+            <w:tcMar>
+              <w:top w:w="120" w:type="dxa"/>
+              <w:start w:w="120" w:type="dxa"/>
+              <w:bottom w:w="120" w:type="dxa"/>
+              <w:end w:w="120" w:type="dxa"/>
+            </w:tcMar>
+            <w:vAlign w:val="center"/>
+            <w:shd w:fill="F2F2F2"/>
+          </w:tcPr>
+          <w:p>
+            <w:r>
+              <w:rPr>
+                <w:sz w:val="17"/>
+              </w:rPr>
+              <w:t>Python -&gt; Reviewer</w:t>
+            </w:r>
+          </w:p>
+        </w:tc>
+        <w:tc>
+          <w:tcPr>
+            <w:tcW w:type="dxa" w:w="7056"/>
+            <w:tcMar>
+              <w:top w:w="120" w:type="dxa"/>
+              <w:start w:w="120" w:type="dxa"/>
+              <w:bottom w:w="120" w:type="dxa"/>
+              <w:end w:w="120" w:type="dxa"/>
+            </w:tcMar>
+            <w:vAlign w:val="center"/>
+            <w:shd w:fill="F2F2F2"/>
+          </w:tcPr>
+          <w:p>
+            <w:r>
+              <w:rPr>
+                <w:sz w:val="17"/>
+              </w:rPr>
+              <w:t>TaskSpec, tracked diff, new-file contents, test evidence, and fingerprint.</w:t>
+            </w:r>
+          </w:p>
+        </w:tc>
+      </w:tr>
+      <w:tr>
+        <w:tc>
+          <w:tcPr>
+            <w:tcW w:type="dxa" w:w="2880"/>
+            <w:tcMar>
+              <w:top w:w="120" w:type="dxa"/>
+              <w:start w:w="120" w:type="dxa"/>
+              <w:bottom w:w="120" w:type="dxa"/>
+              <w:end w:w="120" w:type="dxa"/>
+            </w:tcMar>
+            <w:vAlign w:val="center"/>
+          </w:tcPr>
+          <w:p>
+            <w:r>
+              <w:rPr>
+                <w:sz w:val="17"/>
+              </w:rPr>
+              <w:t>Role -&gt; Python</w:t>
+            </w:r>
+          </w:p>
+        </w:tc>
+        <w:tc>
+          <w:tcPr>
+            <w:tcW w:type="dxa" w:w="7056"/>
+            <w:tcMar>
+              <w:top w:w="120" w:type="dxa"/>
+              <w:start w:w="120" w:type="dxa"/>
+              <w:bottom w:w="120" w:type="dxa"/>
+              <w:end w:w="120" w:type="dxa"/>
+            </w:tcMar>
+            <w:vAlign w:val="center"/>
+          </w:tcPr>
+          <w:p>
+            <w:r>
+              <w:rPr>
+                <w:sz w:val="17"/>
+              </w:rPr>
+              <w:t>Summary/raw output; Python persists evidence and applies deterministic gates.</w:t>
+            </w:r>
+          </w:p>
+        </w:tc>
+      </w:tr>
+    </w:tbl>
+    <w:p>
+      <w:pPr>
+        <w:spacing w:after="0"/>
+      </w:pPr>
     </w:p>
     <w:p>
       <w:pPr>
-        <w:pStyle w:val="Heading2"/>
+        <w:pStyle w:val="Heading1"/>
       </w:pPr>
       <w:r>
-        <w:t>13.4 Updated termination rules</w:t>
+        <w:t>6. Workspace, Validation, and Testing</w:t>
       </w:r>
     </w:p>
     <w:p>
       <w:pPr>
         <w:pStyle w:val="ListBullet"/>
-        <w:spacing w:after="80"/>
       </w:pPr>
       <w:r>
-        <w:t>APPROVED + deterministic gates passed + delivery authorized: create PR and terminate delivered.</w:t>
+        <w:t>Task worktrees are created under ../CodedWorkspace/&lt;repository&gt;/&lt;task-id&gt;/ on feature/&lt;task-id&gt;.</w:t>
       </w:r>
     </w:p>
     <w:p>
       <w:pPr>
         <w:pStyle w:val="ListBullet"/>
-        <w:spacing w:after="80"/>
       </w:pPr>
       <w:r>
-        <w:t>CHANGES_REQUESTED + iteration budget remains: route findings to implementation, retest, and rereview.</w:t>
+        <w:t>Source and test writes are constrained by the TaskSpec workspace boundary and required-file inventory.</w:t>
       </w:r>
     </w:p>
     <w:p>
       <w:pPr>
         <w:pStyle w:val="ListBullet"/>
-        <w:spacing w:after="80"/>
       </w:pPr>
       <w:r>
-        <w:t>CHANGES_REQUESTED at iteration 5: preserve evidence and terminate needs_input/failed; do not create PR.</w:t>
+        <w:t>The authoritative test command is Python -m pytest &lt;task-test-dir&gt; -q -p no:cacheprovider with a 300-second test timeout.</w:t>
       </w:r>
     </w:p>
     <w:p>
       <w:pPr>
         <w:pStyle w:val="ListBullet"/>
-        <w:spacing w:after="80"/>
       </w:pPr>
       <w:r>
-        <w:t>Provider/harness failure classified retryable: retry only if iteration budget remains and policy permits.</w:t>
+        <w:t>Every validation/test result records a SHA-256 fingerprint of the changed files.</w:t>
       </w:r>
     </w:p>
     <w:p>
       <w:pPr>
         <w:pStyle w:val="ListBullet"/>
-        <w:spacing w:after="80"/>
       </w:pPr>
       <w:r>
-        <w:t>Provider/harness unavailable or result schema repeatedly invalid: terminate safely with traceable diagnostics.</w:t>
+        <w:t>Agent invocations use the configured Omnigent executable, harness/model, one transient retry, and a default 600-second timeout.</w:t>
       </w:r>
     </w:p>
     <w:p>
       <w:pPr>
-        <w:pStyle w:val="Heading2"/>
+        <w:pStyle w:val="Heading1"/>
       </w:pPr>
       <w:r>
-        <w:t>13.5 Final review, approval, and PR handoff</w:t>
+        <w:t>7. Delivery and Cleanup</w:t>
       </w:r>
     </w:p>
     <w:p>
+      <w:pPr>
+        <w:ind w:left="360" w:hanging="288"/>
+      </w:pPr>
       <w:r>
-        <w:rPr>
-          <w:b/>
-        </w:rPr>
-        <w:t xml:space="preserve">Agent model: </w:t>
+        <w:t>1.</w:t>
+        <w:tab/>
+        <w:t>Require final review approval and explicit --deliver authorization.</w:t>
       </w:r>
+    </w:p>
+    <w:p>
+      <w:pPr>
+        <w:ind w:left="360" w:hanging="288"/>
+      </w:pPr>
       <w:r>
-        <w:t>Explorer, Implementer, Test Writer, and Reviewer are the only specialized agents. The Implementer performs both the initial implementation and all remediation.</w:t>
+        <w:t>2.</w:t>
+        <w:tab/>
+        <w:t>Revalidate scope and require the current fingerprint to equal the tested/reviewed fingerprint.</w:t>
+      </w:r>
+    </w:p>
+    <w:p>
+      <w:pPr>
+        <w:ind w:left="360" w:hanging="288"/>
+      </w:pPr>
+      <w:r>
+        <w:t>3.</w:t>
+        <w:tab/>
+        <w:t>Verify the task repository matches origin.</w:t>
+      </w:r>
+    </w:p>
+    <w:p>
+      <w:pPr>
+        <w:ind w:left="360" w:hanging="288"/>
+      </w:pPr>
+      <w:r>
+        <w:t>4.</w:t>
+        <w:tab/>
+        <w:t>Stage task paths, commit when necessary, push feature/&lt;task-id&gt;, and run gh pr create.</w:t>
+      </w:r>
+    </w:p>
+    <w:p>
+      <w:pPr>
+        <w:ind w:left="360" w:hanging="288"/>
+      </w:pPr>
+      <w:r>
+        <w:t>5.</w:t>
+        <w:tab/>
+        <w:t>Persist the returned PR URL, write PR creation complete to TODO.md, and mark the run delivered.</w:t>
+      </w:r>
+    </w:p>
+    <w:p>
+      <w:pPr>
+        <w:ind w:left="360" w:hanging="288"/>
+      </w:pPr>
+      <w:r>
+        <w:t>6.</w:t>
+        <w:tab/>
+        <w:t>Remove the registered worktree only when no unexpected residue remains; otherwise log worktree.retained.</w:t>
+      </w:r>
+    </w:p>
+    <w:tbl>
+      <w:tblPr>
+        <w:tblW w:type="auto" w:w="0"/>
+        <w:jc w:val="center"/>
+        <w:tblLayout w:type="fixed"/>
+        <w:tblLook w:firstColumn="1" w:firstRow="1" w:lastColumn="0" w:lastRow="0" w:noHBand="0" w:noVBand="1" w:val="04A0"/>
+      </w:tblPr>
+      <w:tblGrid>
+        <w:gridCol w:w="9936"/>
+      </w:tblGrid>
+      <w:tr>
+        <w:tc>
+          <w:tcPr>
+            <w:tcW w:type="dxa" w:w="9936"/>
+            <w:shd w:fill="E2F0D9"/>
+            <w:tcMar>
+              <w:top w:w="180" w:type="dxa"/>
+              <w:start w:w="180" w:type="dxa"/>
+              <w:bottom w:w="180" w:type="dxa"/>
+              <w:end w:w="180" w:type="dxa"/>
+            </w:tcMar>
+          </w:tcPr>
+          <w:p>
+            <w:r>
+              <w:rPr>
+                <w:b/>
+                <w:color w:val="17365D"/>
+              </w:rPr>
+              <w:t xml:space="preserve">Human gate: </w:t>
+            </w:r>
+            <w:r>
+              <w:t>MyCodeAgent creates a pull request but never merges it. Repository review and branch-protection rules remain the human approval boundary.</w:t>
+            </w:r>
+          </w:p>
+        </w:tc>
+      </w:tr>
+    </w:tbl>
+    <w:p>
+      <w:pPr>
+        <w:spacing w:after="0"/>
+      </w:pPr>
+    </w:p>
+    <w:p>
+      <w:pPr>
+        <w:pStyle w:val="Heading1"/>
+      </w:pPr>
+      <w:r>
+        <w:t>8. Logs and Audit Evidence</w:t>
+      </w:r>
+    </w:p>
+    <w:tbl>
+      <w:tblPr>
+        <w:tblW w:type="auto" w:w="0"/>
+        <w:jc w:val="center"/>
+        <w:tblLayout w:type="fixed"/>
+        <w:tblLook w:firstColumn="1" w:firstRow="1" w:lastColumn="0" w:lastRow="0" w:noHBand="0" w:noVBand="1" w:val="04A0"/>
+      </w:tblPr>
+      <w:tblGrid>
+        <w:gridCol w:w="4968"/>
+        <w:gridCol w:w="4968"/>
+      </w:tblGrid>
+      <w:tr>
+        <w:trPr>
+          <w:tblHeader w:val="true"/>
+        </w:trPr>
+        <w:tc>
+          <w:tcPr>
+            <w:tcW w:type="dxa" w:w="3816"/>
+            <w:shd w:fill="17365D"/>
+            <w:tcMar>
+              <w:top w:w="120" w:type="dxa"/>
+              <w:start w:w="120" w:type="dxa"/>
+              <w:bottom w:w="120" w:type="dxa"/>
+              <w:end w:w="120" w:type="dxa"/>
+            </w:tcMar>
+            <w:vAlign w:val="center"/>
+          </w:tcPr>
+          <w:p>
+            <w:pPr>
+              <w:jc w:val="center"/>
+            </w:pPr>
+            <w:r>
+              <w:rPr>
+                <w:b/>
+                <w:color w:val="FFFFFF"/>
+                <w:sz w:val="18"/>
+              </w:rPr>
+              <w:t>Location</w:t>
+            </w:r>
+          </w:p>
+        </w:tc>
+        <w:tc>
+          <w:tcPr>
+            <w:tcW w:type="dxa" w:w="6120"/>
+            <w:shd w:fill="17365D"/>
+            <w:tcMar>
+              <w:top w:w="120" w:type="dxa"/>
+              <w:start w:w="120" w:type="dxa"/>
+              <w:bottom w:w="120" w:type="dxa"/>
+              <w:end w:w="120" w:type="dxa"/>
+            </w:tcMar>
+            <w:vAlign w:val="center"/>
+          </w:tcPr>
+          <w:p>
+            <w:pPr>
+              <w:jc w:val="center"/>
+            </w:pPr>
+            <w:r>
+              <w:rPr>
+                <w:b/>
+                <w:color w:val="FFFFFF"/>
+                <w:sz w:val="18"/>
+              </w:rPr>
+              <w:t>Purpose</w:t>
+            </w:r>
+          </w:p>
+        </w:tc>
+      </w:tr>
+      <w:tr>
+        <w:tc>
+          <w:tcPr>
+            <w:tcW w:type="dxa" w:w="3816"/>
+            <w:tcMar>
+              <w:top w:w="120" w:type="dxa"/>
+              <w:start w:w="120" w:type="dxa"/>
+              <w:bottom w:w="120" w:type="dxa"/>
+              <w:end w:w="120" w:type="dxa"/>
+            </w:tcMar>
+            <w:vAlign w:val="center"/>
+          </w:tcPr>
+          <w:p>
+            <w:r>
+              <w:rPr>
+                <w:sz w:val="17"/>
+              </w:rPr>
+              <w:t>logs/&lt;TASK-ID&gt;.logs</w:t>
+            </w:r>
+          </w:p>
+        </w:tc>
+        <w:tc>
+          <w:tcPr>
+            <w:tcW w:type="dxa" w:w="6120"/>
+            <w:tcMar>
+              <w:top w:w="120" w:type="dxa"/>
+              <w:start w:w="120" w:type="dxa"/>
+              <w:bottom w:w="120" w:type="dxa"/>
+              <w:end w:w="120" w:type="dxa"/>
+            </w:tcMar>
+            <w:vAlign w:val="center"/>
+          </w:tcPr>
+          <w:p>
+            <w:r>
+              <w:rPr>
+                <w:sz w:val="17"/>
+              </w:rPr>
+              <w:t>Append-only cross-run task trace for live tailing.</w:t>
+            </w:r>
+          </w:p>
+        </w:tc>
+      </w:tr>
+      <w:tr>
+        <w:tc>
+          <w:tcPr>
+            <w:tcW w:type="dxa" w:w="3816"/>
+            <w:tcMar>
+              <w:top w:w="120" w:type="dxa"/>
+              <w:start w:w="120" w:type="dxa"/>
+              <w:bottom w:w="120" w:type="dxa"/>
+              <w:end w:w="120" w:type="dxa"/>
+            </w:tcMar>
+            <w:vAlign w:val="center"/>
+            <w:shd w:fill="F2F2F2"/>
+          </w:tcPr>
+          <w:p>
+            <w:r>
+              <w:rPr>
+                <w:sz w:val="17"/>
+              </w:rPr>
+              <w:t>.mycodeagent/runs/&lt;run-id&gt;/events.jsonl</w:t>
+            </w:r>
+          </w:p>
+        </w:tc>
+        <w:tc>
+          <w:tcPr>
+            <w:tcW w:type="dxa" w:w="6120"/>
+            <w:tcMar>
+              <w:top w:w="120" w:type="dxa"/>
+              <w:start w:w="120" w:type="dxa"/>
+              <w:bottom w:w="120" w:type="dxa"/>
+              <w:end w:w="120" w:type="dxa"/>
+            </w:tcMar>
+            <w:vAlign w:val="center"/>
+            <w:shd w:fill="F2F2F2"/>
+          </w:tcPr>
+          <w:p>
+            <w:r>
+              <w:rPr>
+                <w:sz w:val="17"/>
+              </w:rPr>
+              <w:t>Machine-readable run events using schema mycodeagent.event.v1.</w:t>
+            </w:r>
+          </w:p>
+        </w:tc>
+      </w:tr>
+      <w:tr>
+        <w:tc>
+          <w:tcPr>
+            <w:tcW w:type="dxa" w:w="3816"/>
+            <w:tcMar>
+              <w:top w:w="120" w:type="dxa"/>
+              <w:start w:w="120" w:type="dxa"/>
+              <w:bottom w:w="120" w:type="dxa"/>
+              <w:end w:w="120" w:type="dxa"/>
+            </w:tcMar>
+            <w:vAlign w:val="center"/>
+          </w:tcPr>
+          <w:p>
+            <w:r>
+              <w:rPr>
+                <w:sz w:val="17"/>
+              </w:rPr>
+              <w:t>.mycodeagent/runs/&lt;run-id&gt;/memory.json</w:t>
+            </w:r>
+          </w:p>
+        </w:tc>
+        <w:tc>
+          <w:tcPr>
+            <w:tcW w:type="dxa" w:w="6120"/>
+            <w:tcMar>
+              <w:top w:w="120" w:type="dxa"/>
+              <w:start w:w="120" w:type="dxa"/>
+              <w:bottom w:w="120" w:type="dxa"/>
+              <w:end w:w="120" w:type="dxa"/>
+            </w:tcMar>
+            <w:vAlign w:val="center"/>
+          </w:tcPr>
+          <w:p>
+            <w:r>
+              <w:rPr>
+                <w:sz w:val="17"/>
+              </w:rPr>
+              <w:t>Atomic centralized execution memory and evidence.</w:t>
+            </w:r>
+          </w:p>
+        </w:tc>
+      </w:tr>
+      <w:tr>
+        <w:tc>
+          <w:tcPr>
+            <w:tcW w:type="dxa" w:w="3816"/>
+            <w:tcMar>
+              <w:top w:w="120" w:type="dxa"/>
+              <w:start w:w="120" w:type="dxa"/>
+              <w:bottom w:w="120" w:type="dxa"/>
+              <w:end w:w="120" w:type="dxa"/>
+            </w:tcMar>
+            <w:vAlign w:val="center"/>
+            <w:shd w:fill="F2F2F2"/>
+          </w:tcPr>
+          <w:p>
+            <w:r>
+              <w:rPr>
+                <w:sz w:val="17"/>
+              </w:rPr>
+              <w:t>.mycodeagent/tasks/&lt;TASK-ID&gt;/latest.json</w:t>
+            </w:r>
+          </w:p>
+        </w:tc>
+        <w:tc>
+          <w:tcPr>
+            <w:tcW w:type="dxa" w:w="6120"/>
+            <w:tcMar>
+              <w:top w:w="120" w:type="dxa"/>
+              <w:start w:w="120" w:type="dxa"/>
+              <w:bottom w:w="120" w:type="dxa"/>
+              <w:end w:w="120" w:type="dxa"/>
+            </w:tcMar>
+            <w:vAlign w:val="center"/>
+            <w:shd w:fill="F2F2F2"/>
+          </w:tcPr>
+          <w:p>
+            <w:r>
+              <w:rPr>
+                <w:sz w:val="17"/>
+              </w:rPr>
+              <w:t>Latest run ID, state, cycle, and memory path.</w:t>
+            </w:r>
+          </w:p>
+        </w:tc>
+      </w:tr>
+    </w:tbl>
+    <w:p>
+      <w:pPr>
+        <w:spacing w:after="0"/>
+      </w:pPr>
+    </w:p>
+    <w:p>
+      <w:r>
+        <w:t>Log files use owner-only permissions and recursively redact recognized secret keys and inline credentials.</w:t>
+      </w:r>
+    </w:p>
+    <w:p>
+      <w:pPr>
+        <w:pStyle w:val="Heading1"/>
+      </w:pPr>
+      <w:r>
+        <w:t>9. Current Limitations and Hardening Priorities</w:t>
+      </w:r>
+    </w:p>
+    <w:tbl>
+      <w:tblPr>
+        <w:tblW w:type="auto" w:w="0"/>
+        <w:jc w:val="center"/>
+        <w:tblLayout w:type="fixed"/>
+        <w:tblLook w:firstColumn="1" w:firstRow="1" w:lastColumn="0" w:lastRow="0" w:noHBand="0" w:noVBand="1" w:val="04A0"/>
+      </w:tblPr>
+      <w:tblGrid>
+        <w:gridCol w:w="3312"/>
+        <w:gridCol w:w="3312"/>
+        <w:gridCol w:w="3312"/>
+      </w:tblGrid>
+      <w:tr>
+        <w:trPr>
+          <w:tblHeader w:val="true"/>
+        </w:trPr>
+        <w:tc>
+          <w:tcPr>
+            <w:tcW w:type="dxa" w:w="864"/>
+            <w:shd w:fill="17365D"/>
+            <w:tcMar>
+              <w:top w:w="120" w:type="dxa"/>
+              <w:start w:w="120" w:type="dxa"/>
+              <w:bottom w:w="120" w:type="dxa"/>
+              <w:end w:w="120" w:type="dxa"/>
+            </w:tcMar>
+            <w:vAlign w:val="center"/>
+          </w:tcPr>
+          <w:p>
+            <w:pPr>
+              <w:jc w:val="center"/>
+            </w:pPr>
+            <w:r>
+              <w:rPr>
+                <w:b/>
+                <w:color w:val="FFFFFF"/>
+                <w:sz w:val="18"/>
+              </w:rPr>
+              <w:t>Priority</w:t>
+            </w:r>
+          </w:p>
+        </w:tc>
+        <w:tc>
+          <w:tcPr>
+            <w:tcW w:type="dxa" w:w="4320"/>
+            <w:shd w:fill="17365D"/>
+            <w:tcMar>
+              <w:top w:w="120" w:type="dxa"/>
+              <w:start w:w="120" w:type="dxa"/>
+              <w:bottom w:w="120" w:type="dxa"/>
+              <w:end w:w="120" w:type="dxa"/>
+            </w:tcMar>
+            <w:vAlign w:val="center"/>
+          </w:tcPr>
+          <w:p>
+            <w:pPr>
+              <w:jc w:val="center"/>
+            </w:pPr>
+            <w:r>
+              <w:rPr>
+                <w:b/>
+                <w:color w:val="FFFFFF"/>
+                <w:sz w:val="18"/>
+              </w:rPr>
+              <w:t>Gap</w:t>
+            </w:r>
+          </w:p>
+        </w:tc>
+        <w:tc>
+          <w:tcPr>
+            <w:tcW w:type="dxa" w:w="4752"/>
+            <w:shd w:fill="17365D"/>
+            <w:tcMar>
+              <w:top w:w="120" w:type="dxa"/>
+              <w:start w:w="120" w:type="dxa"/>
+              <w:bottom w:w="120" w:type="dxa"/>
+              <w:end w:w="120" w:type="dxa"/>
+            </w:tcMar>
+            <w:vAlign w:val="center"/>
+          </w:tcPr>
+          <w:p>
+            <w:pPr>
+              <w:jc w:val="center"/>
+            </w:pPr>
+            <w:r>
+              <w:rPr>
+                <w:b/>
+                <w:color w:val="FFFFFF"/>
+                <w:sz w:val="18"/>
+              </w:rPr>
+              <w:t>Required hardening</w:t>
+            </w:r>
+          </w:p>
+        </w:tc>
+      </w:tr>
+      <w:tr>
+        <w:tc>
+          <w:tcPr>
+            <w:tcW w:type="dxa" w:w="864"/>
+            <w:tcMar>
+              <w:top w:w="120" w:type="dxa"/>
+              <w:start w:w="120" w:type="dxa"/>
+              <w:bottom w:w="120" w:type="dxa"/>
+              <w:end w:w="120" w:type="dxa"/>
+            </w:tcMar>
+            <w:vAlign w:val="center"/>
+          </w:tcPr>
+          <w:p>
+            <w:r>
+              <w:rPr>
+                <w:sz w:val="17"/>
+              </w:rPr>
+              <w:t>P0</w:t>
+            </w:r>
+          </w:p>
+        </w:tc>
+        <w:tc>
+          <w:tcPr>
+            <w:tcW w:type="dxa" w:w="4320"/>
+            <w:tcMar>
+              <w:top w:w="120" w:type="dxa"/>
+              <w:start w:w="120" w:type="dxa"/>
+              <w:bottom w:w="120" w:type="dxa"/>
+              <w:end w:w="120" w:type="dxa"/>
+            </w:tcMar>
+            <w:vAlign w:val="center"/>
+          </w:tcPr>
+          <w:p>
+            <w:r>
+              <w:rPr>
+                <w:sz w:val="17"/>
+              </w:rPr>
+              <w:t>Reviewer output does not yet return its own fingerprint.</w:t>
+            </w:r>
+          </w:p>
+        </w:tc>
+        <w:tc>
+          <w:tcPr>
+            <w:tcW w:type="dxa" w:w="4752"/>
+            <w:tcMar>
+              <w:top w:w="120" w:type="dxa"/>
+              <w:start w:w="120" w:type="dxa"/>
+              <w:bottom w:w="120" w:type="dxa"/>
+              <w:end w:w="120" w:type="dxa"/>
+            </w:tcMar>
+            <w:vAlign w:val="center"/>
+          </w:tcPr>
+          <w:p>
+            <w:r>
+              <w:rPr>
+                <w:sz w:val="17"/>
+              </w:rPr>
+              <w:t>Require strict reviewed_fingerprint JSON and remove plain-text approval fallback.</w:t>
+            </w:r>
+          </w:p>
+        </w:tc>
+      </w:tr>
+      <w:tr>
+        <w:tc>
+          <w:tcPr>
+            <w:tcW w:type="dxa" w:w="864"/>
+            <w:tcMar>
+              <w:top w:w="120" w:type="dxa"/>
+              <w:start w:w="120" w:type="dxa"/>
+              <w:bottom w:w="120" w:type="dxa"/>
+              <w:end w:w="120" w:type="dxa"/>
+            </w:tcMar>
+            <w:vAlign w:val="center"/>
+            <w:shd w:fill="F2F2F2"/>
+          </w:tcPr>
+          <w:p>
+            <w:r>
+              <w:rPr>
+                <w:sz w:val="17"/>
+              </w:rPr>
+              <w:t>P0</w:t>
+            </w:r>
+          </w:p>
+        </w:tc>
+        <w:tc>
+          <w:tcPr>
+            <w:tcW w:type="dxa" w:w="4320"/>
+            <w:tcMar>
+              <w:top w:w="120" w:type="dxa"/>
+              <w:start w:w="120" w:type="dxa"/>
+              <w:bottom w:w="120" w:type="dxa"/>
+              <w:end w:w="120" w:type="dxa"/>
+            </w:tcMar>
+            <w:vAlign w:val="center"/>
+            <w:shd w:fill="F2F2F2"/>
+          </w:tcPr>
+          <w:p>
+            <w:r>
+              <w:rPr>
+                <w:sz w:val="17"/>
+              </w:rPr>
+              <w:t>Role write_scope/read_only configuration is not enforced around invocation.</w:t>
+            </w:r>
+          </w:p>
+        </w:tc>
+        <w:tc>
+          <w:tcPr>
+            <w:tcW w:type="dxa" w:w="4752"/>
+            <w:tcMar>
+              <w:top w:w="120" w:type="dxa"/>
+              <w:start w:w="120" w:type="dxa"/>
+              <w:bottom w:w="120" w:type="dxa"/>
+              <w:end w:w="120" w:type="dxa"/>
+            </w:tcMar>
+            <w:vAlign w:val="center"/>
+            <w:shd w:fill="F2F2F2"/>
+          </w:tcPr>
+          <w:p>
+            <w:r>
+              <w:rPr>
+                <w:sz w:val="17"/>
+              </w:rPr>
+              <w:t>Capture pre/post snapshots and reject out-of-policy changes.</w:t>
+            </w:r>
+          </w:p>
+        </w:tc>
+      </w:tr>
+      <w:tr>
+        <w:tc>
+          <w:tcPr>
+            <w:tcW w:type="dxa" w:w="864"/>
+            <w:tcMar>
+              <w:top w:w="120" w:type="dxa"/>
+              <w:start w:w="120" w:type="dxa"/>
+              <w:bottom w:w="120" w:type="dxa"/>
+              <w:end w:w="120" w:type="dxa"/>
+            </w:tcMar>
+            <w:vAlign w:val="center"/>
+          </w:tcPr>
+          <w:p>
+            <w:r>
+              <w:rPr>
+                <w:sz w:val="17"/>
+              </w:rPr>
+              <w:t>P0</w:t>
+            </w:r>
+          </w:p>
+        </w:tc>
+        <w:tc>
+          <w:tcPr>
+            <w:tcW w:type="dxa" w:w="4320"/>
+            <w:tcMar>
+              <w:top w:w="120" w:type="dxa"/>
+              <w:start w:w="120" w:type="dxa"/>
+              <w:bottom w:w="120" w:type="dxa"/>
+              <w:end w:w="120" w:type="dxa"/>
+            </w:tcMar>
+            <w:vAlign w:val="center"/>
+          </w:tcPr>
+          <w:p>
+            <w:r>
+              <w:rPr>
+                <w:sz w:val="17"/>
+              </w:rPr>
+              <w:t>Generated artifacts can be filtered from inventory before rejection.</w:t>
+            </w:r>
+          </w:p>
+        </w:tc>
+        <w:tc>
+          <w:tcPr>
+            <w:tcW w:type="dxa" w:w="4752"/>
+            <w:tcMar>
+              <w:top w:w="120" w:type="dxa"/>
+              <w:start w:w="120" w:type="dxa"/>
+              <w:bottom w:w="120" w:type="dxa"/>
+              <w:end w:w="120" w:type="dxa"/>
+            </w:tcMar>
+            <w:vAlign w:val="center"/>
+          </w:tcPr>
+          <w:p>
+            <w:r>
+              <w:rPr>
+                <w:sz w:val="17"/>
+              </w:rPr>
+              <w:t>Inspect all Git changes first; fail on caches/bytecode and stage only approved files.</w:t>
+            </w:r>
+          </w:p>
+        </w:tc>
+      </w:tr>
+      <w:tr>
+        <w:tc>
+          <w:tcPr>
+            <w:tcW w:type="dxa" w:w="864"/>
+            <w:tcMar>
+              <w:top w:w="120" w:type="dxa"/>
+              <w:start w:w="120" w:type="dxa"/>
+              <w:bottom w:w="120" w:type="dxa"/>
+              <w:end w:w="120" w:type="dxa"/>
+            </w:tcMar>
+            <w:vAlign w:val="center"/>
+            <w:shd w:fill="F2F2F2"/>
+          </w:tcPr>
+          <w:p>
+            <w:r>
+              <w:rPr>
+                <w:sz w:val="17"/>
+              </w:rPr>
+              <w:t>P1</w:t>
+            </w:r>
+          </w:p>
+        </w:tc>
+        <w:tc>
+          <w:tcPr>
+            <w:tcW w:type="dxa" w:w="4320"/>
+            <w:tcMar>
+              <w:top w:w="120" w:type="dxa"/>
+              <w:start w:w="120" w:type="dxa"/>
+              <w:bottom w:w="120" w:type="dxa"/>
+              <w:end w:w="120" w:type="dxa"/>
+            </w:tcMar>
+            <w:vAlign w:val="center"/>
+            <w:shd w:fill="F2F2F2"/>
+          </w:tcPr>
+          <w:p>
+            <w:r>
+              <w:rPr>
+                <w:sz w:val="17"/>
+              </w:rPr>
+              <w:t>Successful delivery path lacks a complete local integration fixture.</w:t>
+            </w:r>
+          </w:p>
+        </w:tc>
+        <w:tc>
+          <w:tcPr>
+            <w:tcW w:type="dxa" w:w="4752"/>
+            <w:tcMar>
+              <w:top w:w="120" w:type="dxa"/>
+              <w:start w:w="120" w:type="dxa"/>
+              <w:bottom w:w="120" w:type="dxa"/>
+              <w:end w:w="120" w:type="dxa"/>
+            </w:tcMar>
+            <w:vAlign w:val="center"/>
+            <w:shd w:fill="F2F2F2"/>
+          </w:tcPr>
+          <w:p>
+            <w:r>
+              <w:rPr>
+                <w:sz w:val="17"/>
+              </w:rPr>
+              <w:t>Test real local commit/push plus mocked gh PR creation and cleanup.</w:t>
+            </w:r>
+          </w:p>
+        </w:tc>
+      </w:tr>
+      <w:tr>
+        <w:tc>
+          <w:tcPr>
+            <w:tcW w:type="dxa" w:w="864"/>
+            <w:tcMar>
+              <w:top w:w="120" w:type="dxa"/>
+              <w:start w:w="120" w:type="dxa"/>
+              <w:bottom w:w="120" w:type="dxa"/>
+              <w:end w:w="120" w:type="dxa"/>
+            </w:tcMar>
+            <w:vAlign w:val="center"/>
+          </w:tcPr>
+          <w:p>
+            <w:r>
+              <w:rPr>
+                <w:sz w:val="17"/>
+              </w:rPr>
+              <w:t>P1</w:t>
+            </w:r>
+          </w:p>
+        </w:tc>
+        <w:tc>
+          <w:tcPr>
+            <w:tcW w:type="dxa" w:w="4320"/>
+            <w:tcMar>
+              <w:top w:w="120" w:type="dxa"/>
+              <w:start w:w="120" w:type="dxa"/>
+              <w:bottom w:w="120" w:type="dxa"/>
+              <w:end w:w="120" w:type="dxa"/>
+            </w:tcMar>
+            <w:vAlign w:val="center"/>
+          </w:tcPr>
+          <w:p>
+            <w:r>
+              <w:rPr>
+                <w:sz w:val="17"/>
+              </w:rPr>
+              <w:t>GitHub/direct TaskSource adapters and resume are not implemented.</w:t>
+            </w:r>
+          </w:p>
+        </w:tc>
+        <w:tc>
+          <w:tcPr>
+            <w:tcW w:type="dxa" w:w="4752"/>
+            <w:tcMar>
+              <w:top w:w="120" w:type="dxa"/>
+              <w:start w:w="120" w:type="dxa"/>
+              <w:bottom w:w="120" w:type="dxa"/>
+              <w:end w:w="120" w:type="dxa"/>
+            </w:tcMar>
+            <w:vAlign w:val="center"/>
+          </w:tcPr>
+          <w:p>
+            <w:r>
+              <w:rPr>
+                <w:sz w:val="17"/>
+              </w:rPr>
+              <w:t>Retain as planned extensions, not current claims.</w:t>
+            </w:r>
+          </w:p>
+        </w:tc>
+      </w:tr>
+    </w:tbl>
+    <w:p>
+      <w:pPr>
+        <w:spacing w:after="0"/>
+      </w:pPr>
+    </w:p>
+    <w:p>
+      <w:pPr>
+        <w:pStyle w:val="Heading1"/>
+      </w:pPr>
+      <w:r>
+        <w:t>10. Current CLI Contract</w:t>
       </w:r>
     </w:p>
     <w:p>
       <w:pPr>
         <w:pStyle w:val="ListBullet"/>
-        <w:spacing w:after="80"/>
       </w:pPr>
       <w:r>
-        <w:t>When tests fail, the Supervisor stores TestFailureContext and routes it to the Implementer.</w:t>
+        <w:t>mycodeagent show-task TASK-ID - print the normalized TaskSpec.</w:t>
       </w:r>
     </w:p>
     <w:p>
       <w:pPr>
         <w:pStyle w:val="ListBullet"/>
-        <w:spacing w:after="80"/>
       </w:pPr>
       <w:r>
-        <w:t>When review returns CHANGES_REQUESTED, the Reviewer supplies structured ReviewContext; the Supervisor stores it in execution memory and routes it to the Implementer.</w:t>
+        <w:t>mycodeagent run TASK-ID - implement, test, and review locally; finish at APPROVED.</w:t>
       </w:r>
     </w:p>
     <w:p>
       <w:pPr>
         <w:pStyle w:val="ListBullet"/>
-        <w:spacing w:after="80"/>
       </w:pPr>
       <w:r>
-        <w:t>After any Implementer change, scope validation and the full applicable test suite run again. Previous test and review evidence becomes stale.</w:t>
+        <w:t>mycodeagent run TASK-ID --deliver - execute through PR creation and safe cleanup.</w:t>
       </w:r>
     </w:p>
     <w:p>
       <w:pPr>
         <w:pStyle w:val="ListBullet"/>
-        <w:spacing w:after="80"/>
       </w:pPr>
       <w:r>
-        <w:t>Only after tests pass does the Supervisor invoke the Reviewer for final review of the current change fingerprint.</w:t>
+        <w:t>mycodeagent submit --deliver - select the first ready/received TODO task and deliver it.</w:t>
       </w:r>
     </w:p>
     <w:p>
       <w:pPr>
         <w:pStyle w:val="ListBullet"/>
-        <w:spacing w:after="80"/>
       </w:pPr>
       <w:r>
-        <w:t>The Reviewer returns APPROVED only when acceptance criteria, test evidence, architecture, security, and the exact fingerprint pass review.</w:t>
+        <w:t>mycodeagent status TASK-ID - print the latest persisted run reference.</w:t>
       </w:r>
     </w:p>
     <w:p>
       <w:pPr>
         <w:pStyle w:val="ListBullet"/>
-        <w:spacing w:after="80"/>
       </w:pPr>
       <w:r>
-        <w:t>The deterministic Status Manager validates the result and persists state APPROVED. The Reviewer does not directly modify workflow state.</w:t>
-      </w:r>
-    </w:p>
-    <w:p>
-      <w:pPr>
-        <w:pStyle w:val="ListBullet"/>
-        <w:spacing w:after="80"/>
-      </w:pPr>
-      <w:r>
-        <w:t>APPROVED is passed to the deterministic PR-creation gate. CHANGES_REQUESTED never proceeds to PR creation.</w:t>
+        <w:t>mycodeagent verify TASK-ID --worktree PATH - run deterministic workspace validation.</w:t>
       </w:r>
     </w:p>
     <w:sectPr>
       <w:headerReference w:type="default" r:id="rId9"/>
       <w:footerReference w:type="default" r:id="rId10"/>
       <w:pgSz w:w="12240" w:h="15840"/>
-      <w:pgMar w:top="1440" w:right="1440" w:bottom="1440" w:left="1440" w:header="708" w:footer="708" w:gutter="0"/>
+      <w:pgMar w:top="1080" w:right="1152" w:bottom="1008" w:left="1152" w:header="720" w:footer="720" w:gutter="0"/>
       <w:cols w:space="720"/>
       <w:docGrid w:linePitch="360"/>
     </w:sectPr>
@@ -6468,10 +2966,11 @@
     </w:pPr>
     <w:r>
       <w:rPr>
+        <w:rFonts w:ascii="Aptos" w:hAnsi="Aptos"/>
         <w:color w:val="666666"/>
-        <w:sz w:val="18"/>
-      </w:rPr>
-      <w:t>Architecture design • Pre-coding baseline • 6 August 2026</w:t>
+        <w:sz w:val="16"/>
+      </w:rPr>
+      <w:t>Implementation-aligned documentation  |  Updated 7 August 2026</w:t>
     </w:r>
   </w:p>
 </w:ftr>
@@ -6486,10 +2985,11 @@
     </w:pPr>
     <w:r>
       <w:rPr>
-        <w:color w:val="666666"/>
-        <w:sz w:val="18"/>
-      </w:rPr>
-      <w:t>MyCodeAgent | Agentic Architecture V3</w:t>
+        <w:rFonts w:ascii="Aptos" w:hAnsi="Aptos"/>
+        <w:color w:val="2F75B5"/>
+        <w:sz w:val="16"/>
+      </w:rPr>
+      <w:t>MYCODEAGENT  |  Architecture V3.1</w:t>
     </w:r>
   </w:p>
 </w:hdr>
@@ -6859,11 +3359,11 @@
     <w:qFormat/>
     <w:rsid w:val="00FC693F"/>
     <w:pPr>
-      <w:spacing w:after="120" w:line="264" w:lineRule="auto"/>
+      <w:spacing w:after="100" w:line="259" w:lineRule="auto"/>
     </w:pPr>
     <w:rPr>
-      <w:rFonts w:ascii="Calibri" w:hAnsi="Calibri"/>
-      <w:sz w:val="22"/>
+      <w:rFonts w:ascii="Aptos" w:hAnsi="Aptos"/>
+      <w:sz w:val="20"/>
     </w:rPr>
   </w:style>
   <w:style w:type="paragraph" w:styleId="Header">
@@ -6921,15 +3421,15 @@
     <w:pPr>
       <w:keepNext/>
       <w:keepLines/>
-      <w:spacing w:before="320" w:after="160"/>
+      <w:spacing w:before="200" w:after="80"/>
       <w:outlineLvl w:val="0"/>
     </w:pPr>
     <w:rPr>
-      <w:rFonts w:asciiTheme="majorHAnsi" w:eastAsiaTheme="majorEastAsia" w:hAnsiTheme="majorHAnsi" w:cstheme="majorBidi" w:ascii="Calibri" w:hAnsi="Calibri"/>
+      <w:rFonts w:asciiTheme="majorHAnsi" w:eastAsiaTheme="majorEastAsia" w:hAnsiTheme="majorHAnsi" w:cstheme="majorBidi" w:ascii="Aptos Display" w:hAnsi="Aptos Display"/>
       <w:b/>
       <w:bCs/>
-      <w:color w:val="2E74B5"/>
-      <w:sz w:val="32"/>
+      <w:color w:val="17365D"/>
+      <w:sz w:val="34"/>
       <w:szCs w:val="28"/>
     </w:rPr>
   </w:style>
@@ -6945,14 +3445,14 @@
     <w:pPr>
       <w:keepNext/>
       <w:keepLines/>
-      <w:spacing w:before="240" w:after="120"/>
+      <w:spacing w:before="200" w:after="80"/>
       <w:outlineLvl w:val="1"/>
     </w:pPr>
     <w:rPr>
-      <w:rFonts w:asciiTheme="majorHAnsi" w:eastAsiaTheme="majorEastAsia" w:hAnsiTheme="majorHAnsi" w:cstheme="majorBidi" w:ascii="Calibri" w:hAnsi="Calibri"/>
+      <w:rFonts w:asciiTheme="majorHAnsi" w:eastAsiaTheme="majorEastAsia" w:hAnsiTheme="majorHAnsi" w:cstheme="majorBidi" w:ascii="Aptos Display" w:hAnsi="Aptos Display"/>
       <w:b/>
       <w:bCs/>
-      <w:color w:val="2E74B5"/>
+      <w:color w:val="2F75B5"/>
       <w:sz w:val="26"/>
       <w:szCs w:val="26"/>
     </w:rPr>
@@ -6969,15 +3469,15 @@
     <w:pPr>
       <w:keepNext/>
       <w:keepLines/>
-      <w:spacing w:before="160" w:after="80"/>
+      <w:spacing w:before="200" w:after="80"/>
       <w:outlineLvl w:val="2"/>
     </w:pPr>
     <w:rPr>
-      <w:rFonts w:asciiTheme="majorHAnsi" w:eastAsiaTheme="majorEastAsia" w:hAnsiTheme="majorHAnsi" w:cstheme="majorBidi" w:ascii="Calibri" w:hAnsi="Calibri"/>
+      <w:rFonts w:asciiTheme="majorHAnsi" w:eastAsiaTheme="majorEastAsia" w:hAnsiTheme="majorHAnsi" w:cstheme="majorBidi" w:ascii="Aptos Display" w:hAnsi="Aptos Display"/>
       <w:b/>
       <w:bCs/>
-      <w:color w:val="17365D"/>
-      <w:sz w:val="24"/>
+      <w:color w:val="548235"/>
+      <w:sz w:val="22"/>
     </w:rPr>
   </w:style>
   <w:style w:type="paragraph" w:styleId="Heading4">
@@ -7215,11 +3715,11 @@
       <w:contextualSpacing/>
     </w:pPr>
     <w:rPr>
-      <w:rFonts w:asciiTheme="majorHAnsi" w:eastAsiaTheme="majorEastAsia" w:hAnsiTheme="majorHAnsi" w:cstheme="majorBidi"/>
-      <w:color w:val="17365D" w:themeColor="text2" w:themeShade="BF"/>
+      <w:rFonts w:asciiTheme="majorHAnsi" w:eastAsiaTheme="majorEastAsia" w:hAnsiTheme="majorHAnsi" w:cstheme="majorBidi" w:ascii="Aptos Display" w:hAnsi="Aptos Display"/>
+      <w:color w:val="17365D"/>
       <w:spacing w:val="5"/>
       <w:kern w:val="28"/>
-      <w:sz w:val="52"/>
+      <w:sz w:val="56"/>
       <w:szCs w:val="52"/>
     </w:rPr>
   </w:style>
@@ -7252,12 +3752,12 @@
       </w:numPr>
     </w:pPr>
     <w:rPr>
-      <w:rFonts w:asciiTheme="majorHAnsi" w:eastAsiaTheme="majorEastAsia" w:hAnsiTheme="majorHAnsi" w:cstheme="majorBidi"/>
+      <w:rFonts w:asciiTheme="majorHAnsi" w:eastAsiaTheme="majorEastAsia" w:hAnsiTheme="majorHAnsi" w:cstheme="majorBidi" w:ascii="Aptos" w:hAnsi="Aptos"/>
       <w:i/>
       <w:iCs/>
-      <w:color w:val="4F81BD" w:themeColor="accent1"/>
+      <w:color w:val="2F75B5"/>
       <w:spacing w:val="15"/>
-      <w:sz w:val="24"/>
+      <w:sz w:val="26"/>
       <w:szCs w:val="24"/>
     </w:rPr>
   </w:style>
